--- a/Документация_Гармония.docx
+++ b/Документация_Гармония.docx
@@ -40,7 +40,6 @@
     <w:p>
       <w:pPr>
         <w:jc w:val="center"/>
-        <w:spacing w:after="40"/>
       </w:pPr>
       <w:r>
         <w:rPr>
@@ -93,7 +92,7 @@
           <w:szCs w:val="26"/>
           <w:lang w:val="ru-RU"/>
         </w:rPr>
-        <w:t xml:space="preserve">Веб-приложение «Гармония — помощник»</w:t>
+        <w:t xml:space="preserve">Веб-приложение «Гармония — помощник »</w:t>
       </w:r>
       <w:r/>
     </w:p>
@@ -106,46 +105,36 @@
         <w:rPr>
           <w:rFonts w:ascii="Arial" w:hAnsi="Arial" w:eastAsia="Arial" w:cs="Arial"/>
           <w:color w:val="666666"/>
-          <w:sz w:val="21"/>
-          <w:szCs w:val="21"/>
+          <w:sz w:val="20"/>
+          <w:szCs w:val="20"/>
           <w:lang w:val="ru-RU"/>
         </w:rPr>
-        <w:t xml:space="preserve">Виртуальный помощник для граждан: прейскурант социальных услуг,</w:t>
+        <w:t xml:space="preserve">Виртуальный помощник для граждан: прейскурант социальных услуг, запись к специалисту,</w:t>
       </w:r>
       <w:r/>
     </w:p>
     <w:p>
       <w:pPr>
         <w:jc w:val="center"/>
-        <w:spacing w:after="60"/>
+        <w:spacing w:after="200"/>
       </w:pPr>
       <w:r>
         <w:rPr>
           <w:rFonts w:ascii="Arial" w:hAnsi="Arial" w:eastAsia="Arial" w:cs="Arial"/>
           <w:color w:val="666666"/>
-          <w:sz w:val="21"/>
-          <w:szCs w:val="21"/>
+          <w:sz w:val="20"/>
+          <w:szCs w:val="20"/>
           <w:lang w:val="ru-RU"/>
         </w:rPr>
-        <w:t xml:space="preserve">запись к специалисту, калькулятор льгот, личный кабинет,</w:t>
+        <w:t xml:space="preserve">калькулятор льгот, личный кабинет, админпанель и мультиязычный интерфейс</w:t>
       </w:r>
       <w:r/>
     </w:p>
     <w:p>
       <w:pPr>
-        <w:jc w:val="center"/>
-        <w:spacing w:after="200"/>
-      </w:pPr>
-      <w:r>
-        <w:rPr>
-          <w:rFonts w:ascii="Arial" w:hAnsi="Arial" w:eastAsia="Arial" w:cs="Arial"/>
-          <w:color w:val="666666"/>
-          <w:sz w:val="21"/>
-          <w:szCs w:val="21"/>
-          <w:lang w:val="ru-RU"/>
-        </w:rPr>
-        <w:t xml:space="preserve">админпанель и мультиязычный интерфейс</w:t>
-      </w:r>
+        <w:spacing w:after="40"/>
+      </w:pPr>
+      <w:r/>
       <w:r/>
     </w:p>
     <w:p>
@@ -185,15 +174,8 @@
     </w:p>
     <w:p>
       <w:pPr>
-        <w:spacing w:after="40"/>
-      </w:pPr>
-      <w:r/>
-      <w:r/>
-    </w:p>
-    <w:p>
-      <w:pPr>
         <w:jc w:val="center"/>
-        <w:spacing w:after="80"/>
+        <w:spacing w:after="60"/>
       </w:pPr>
       <w:r>
         <w:rPr>
@@ -234,7 +216,7 @@
     </w:p>
     <w:p>
       <w:pPr>
-        <w:pStyle w:val="709"/>
+        <w:pStyle w:val="712"/>
         <w:spacing w:before="360" w:after="200"/>
       </w:pPr>
       <w:r>
@@ -247,47 +229,13 @@
           <w:szCs w:val="28"/>
           <w:lang w:val="ru-RU"/>
         </w:rPr>
-        <w:t xml:space="preserve">1. О проекте</w:t>
+        <w:t xml:space="preserve">1. Описание процесса разработки</w:t>
       </w:r>
       <w:r/>
     </w:p>
     <w:p>
       <w:pPr>
-        <w:jc w:val="left"/>
-        <w:spacing w:after="120" w:line="276" w:lineRule="auto"/>
-      </w:pPr>
-      <w:r>
-        <w:rPr>
-          <w:rFonts w:ascii="Arial" w:hAnsi="Arial" w:eastAsia="Arial" w:cs="Arial"/>
-          <w:color w:val="333333"/>
-          <w:sz w:val="21"/>
-          <w:szCs w:val="21"/>
-          <w:lang w:val="ru-RU"/>
-        </w:rPr>
-        <w:t xml:space="preserve">Веб-приложение «Гармония — помощник ЦСОН» — интерактивный виртуальный помощник для граждан, обращающихся за социальными услугами в ГБУ ЯНАО «ЦСОН Гармония».</w:t>
-      </w:r>
-      <w:r/>
-    </w:p>
-    <w:p>
-      <w:pPr>
-        <w:jc w:val="left"/>
-        <w:spacing w:after="120" w:line="276" w:lineRule="auto"/>
-      </w:pPr>
-      <w:r>
-        <w:rPr>
-          <w:rFonts w:ascii="Arial" w:hAnsi="Arial" w:eastAsia="Arial" w:cs="Arial"/>
-          <w:color w:val="333333"/>
-          <w:sz w:val="21"/>
-          <w:szCs w:val="21"/>
-          <w:lang w:val="ru-RU"/>
-        </w:rPr>
-        <w:t xml:space="preserve">Приложение реализовано в формате чат-бота и обеспечивает удобный доступ к прейскуранту, записи к специалистам, справочной информации и личному кабинету получателя услуг.</w:t>
-      </w:r>
-      <w:r/>
-    </w:p>
-    <w:p>
-      <w:pPr>
-        <w:pStyle w:val="710"/>
+        <w:pStyle w:val="713"/>
         <w:spacing w:before="280" w:after="160"/>
       </w:pPr>
       <w:r>
@@ -300,18 +248,14 @@
           <w:szCs w:val="24"/>
           <w:lang w:val="ru-RU"/>
         </w:rPr>
-        <w:t xml:space="preserve">1.1. Поддерживаемые филиалы</w:t>
+        <w:t xml:space="preserve">1.1. Предпосылки и постановка задачи</w:t>
       </w:r>
       <w:r/>
     </w:p>
     <w:p>
       <w:pPr>
-        <w:pStyle w:val="701"/>
-        <w:numPr>
-          <w:ilvl w:val="0"/>
-          <w:numId w:val="2"/>
-        </w:numPr>
-        <w:spacing w:after="80" w:line="276" w:lineRule="auto"/>
+        <w:jc w:val="both"/>
+        <w:spacing w:after="120" w:line="276" w:lineRule="auto"/>
       </w:pPr>
       <w:r>
         <w:rPr>
@@ -321,19 +265,8 @@
           <w:szCs w:val="21"/>
           <w:lang w:val="ru-RU"/>
         </w:rPr>
-        <w:t xml:space="preserve">г. Губкинский (полностью заполнен: 19 категорий услуг, 57 сотрудников)</w:t>
+        <w:t xml:space="preserve">В рамках работы филиала ГБУ ЯНАО «ЦСОН Гармония» в г. Губкинский была выявлена потребность в цифровом инструменте, который бы упростил взаи</w:t>
       </w:r>
-      <w:r/>
-    </w:p>
-    <w:p>
-      <w:pPr>
-        <w:pStyle w:val="701"/>
-        <w:numPr>
-          <w:ilvl w:val="0"/>
-          <w:numId w:val="2"/>
-        </w:numPr>
-        <w:spacing w:after="80" w:line="276" w:lineRule="auto"/>
-      </w:pPr>
       <w:r>
         <w:rPr>
           <w:rFonts w:ascii="Arial" w:hAnsi="Arial" w:eastAsia="Arial" w:cs="Arial"/>
@@ -342,18 +275,14 @@
           <w:szCs w:val="21"/>
           <w:lang w:val="ru-RU"/>
         </w:rPr>
-        <w:t xml:space="preserve">г. Муравленко (заготовка для заполнения)</w:t>
+        <w:t xml:space="preserve">модействие граждан с центром социального обслуживания. Основная аудитория центра — граждане пожилого возраста, люди с инвалидностью и семьи с детьми .</w:t>
       </w:r>
       <w:r/>
     </w:p>
     <w:p>
       <w:pPr>
-        <w:pStyle w:val="701"/>
-        <w:numPr>
-          <w:ilvl w:val="0"/>
-          <w:numId w:val="2"/>
-        </w:numPr>
-        <w:spacing w:after="80" w:line="276" w:lineRule="auto"/>
+        <w:jc w:val="both"/>
+        <w:spacing w:after="120" w:line="276" w:lineRule="auto"/>
       </w:pPr>
       <w:r>
         <w:rPr>
@@ -363,19 +292,8 @@
           <w:szCs w:val="21"/>
           <w:lang w:val="ru-RU"/>
         </w:rPr>
-        <w:t xml:space="preserve">г. Ноябрьск (заготовка для заполнения)</w:t>
+        <w:t xml:space="preserve">Поставил себе задачу: разработать веб-приложение в формате виртуального помощника (чат-бота), которое</w:t>
       </w:r>
-      <w:r/>
-    </w:p>
-    <w:p>
-      <w:pPr>
-        <w:pStyle w:val="701"/>
-        <w:numPr>
-          <w:ilvl w:val="0"/>
-          <w:numId w:val="2"/>
-        </w:numPr>
-        <w:spacing w:after="80" w:line="276" w:lineRule="auto"/>
-      </w:pPr>
       <w:r>
         <w:rPr>
           <w:rFonts w:ascii="Arial" w:hAnsi="Arial" w:eastAsia="Arial" w:cs="Arial"/>
@@ -384,76 +302,13 @@
           <w:szCs w:val="21"/>
           <w:lang w:val="ru-RU"/>
         </w:rPr>
-        <w:t xml:space="preserve">г. Тарко-Сале (заготовка для заполнения)</w:t>
+        <w:t xml:space="preserve"> обеспечит удобный доступ к прейскуранту, записи к специалистам, справочной информации и личному кабинету получателя услуг. Приложение должно быть доступно через интернет, работать на любом устройстве (телефон, планшет, компьютер) и не требовать установки.</w:t>
       </w:r>
       <w:r/>
     </w:p>
     <w:p>
       <w:pPr>
-        <w:pStyle w:val="701"/>
-        <w:numPr>
-          <w:ilvl w:val="0"/>
-          <w:numId w:val="2"/>
-        </w:numPr>
-        <w:spacing w:after="80" w:line="276" w:lineRule="auto"/>
-      </w:pPr>
-      <w:r>
-        <w:rPr>
-          <w:rFonts w:ascii="Arial" w:hAnsi="Arial" w:eastAsia="Arial" w:cs="Arial"/>
-          <w:color w:val="333333"/>
-          <w:sz w:val="21"/>
-          <w:szCs w:val="21"/>
-          <w:lang w:val="ru-RU"/>
-        </w:rPr>
-        <w:t xml:space="preserve">пгт. Уренгой (заготовка для заполнения)</w:t>
-      </w:r>
-      <w:r/>
-    </w:p>
-    <w:p>
-      <w:pPr>
-        <w:jc w:val="left"/>
-        <w:spacing w:after="120" w:line="276" w:lineRule="auto"/>
-      </w:pPr>
-      <w:r>
-        <w:rPr>
-          <w:rFonts w:ascii="Arial" w:hAnsi="Arial" w:eastAsia="Arial" w:cs="Arial"/>
-          <w:color w:val="333333"/>
-          <w:sz w:val="21"/>
-          <w:szCs w:val="21"/>
-          <w:lang w:val="ru-RU"/>
-        </w:rPr>
-        <w:t xml:space="preserve">У каждого филиала — индивидуальные данные: услуги, цены, сотрудники, контактная информация. При переключении города интерфейс автоматически отображает данные выбранного филиала.</w:t>
-      </w:r>
-      <w:r/>
-    </w:p>
-    <w:p>
-      <w:r>
-        <w:br w:type="page" w:clear="all"/>
-      </w:r>
-      <w:r/>
-    </w:p>
-    <w:p>
-      <w:pPr>
-        <w:pStyle w:val="709"/>
-        <w:spacing w:before="360" w:after="200"/>
-      </w:pPr>
-      <w:r>
-        <w:rPr>
-          <w:rFonts w:ascii="Arial" w:hAnsi="Arial" w:eastAsia="Arial" w:cs="Arial"/>
-          <w:b/>
-          <w:bCs/>
-          <w:color w:val="1b8585"/>
-          <w:sz w:val="28"/>
-          <w:szCs w:val="28"/>
-          <w:lang w:val="ru-RU"/>
-        </w:rPr>
-        <w:t xml:space="preserve">2. Функциональные возможности</w:t>
-      </w:r>
-      <w:r/>
-    </w:p>
-    <w:p>
-      <w:pPr>
-        <w:pStyle w:val="710"/>
+        <w:pStyle w:val="713"/>
         <w:spacing w:before="280" w:after="160"/>
       </w:pPr>
       <w:r>
@@ -466,18 +321,14 @@
           <w:szCs w:val="24"/>
           <w:lang w:val="ru-RU"/>
         </w:rPr>
-        <w:t xml:space="preserve">2.1. Услуги и заявки</w:t>
+        <w:t xml:space="preserve">1.2. Проектирование архитектуры</w:t>
       </w:r>
       <w:r/>
     </w:p>
     <w:p>
       <w:pPr>
-        <w:pStyle w:val="701"/>
-        <w:numPr>
-          <w:ilvl w:val="0"/>
-          <w:numId w:val="2"/>
-        </w:numPr>
-        <w:spacing w:after="80" w:line="276" w:lineRule="auto"/>
+        <w:jc w:val="both"/>
+        <w:spacing w:after="120" w:line="276" w:lineRule="auto"/>
       </w:pPr>
       <w:r>
         <w:rPr>
@@ -487,13 +338,13 @@
           <w:szCs w:val="21"/>
           <w:lang w:val="ru-RU"/>
         </w:rPr>
-        <w:t xml:space="preserve">Прейскурант: 19 категорий социальных услуг с ценами (обычными и по карте «Морошка»)</w:t>
+        <w:t xml:space="preserve">На этапе проектирования я принял решение реализовать приложение как статический веб-сайт , что обеспечивает:</w:t>
       </w:r>
       <w:r/>
     </w:p>
     <w:p>
       <w:pPr>
-        <w:pStyle w:val="701"/>
+        <w:pStyle w:val="704"/>
         <w:numPr>
           <w:ilvl w:val="0"/>
           <w:numId w:val="2"/>
@@ -508,13 +359,13 @@
           <w:szCs w:val="21"/>
           <w:lang w:val="ru-RU"/>
         </w:rPr>
-        <w:t xml:space="preserve">Поиск услуг по названию</w:t>
+        <w:t xml:space="preserve">Мгновенную загрузку </w:t>
       </w:r>
       <w:r/>
     </w:p>
     <w:p>
       <w:pPr>
-        <w:pStyle w:val="701"/>
+        <w:pStyle w:val="704"/>
         <w:numPr>
           <w:ilvl w:val="0"/>
           <w:numId w:val="2"/>
@@ -529,13 +380,13 @@
           <w:szCs w:val="21"/>
           <w:lang w:val="ru-RU"/>
         </w:rPr>
-        <w:t xml:space="preserve">Корзина с подсчётом суммы и отображением экономии по карте «Морошка»</w:t>
+        <w:t xml:space="preserve">Работоспособность при нестабильном интернете</w:t>
       </w:r>
       <w:r/>
     </w:p>
     <w:p>
       <w:pPr>
-        <w:pStyle w:val="701"/>
+        <w:pStyle w:val="704"/>
         <w:numPr>
           <w:ilvl w:val="0"/>
           <w:numId w:val="2"/>
@@ -550,18 +401,14 @@
           <w:szCs w:val="21"/>
           <w:lang w:val="ru-RU"/>
         </w:rPr>
-        <w:t xml:space="preserve">Отправка заявки на услуги по email (cson-gub@yanao.ru)</w:t>
+        <w:t xml:space="preserve">Простоту развёртывания и обновления</w:t>
       </w:r>
       <w:r/>
     </w:p>
     <w:p>
       <w:pPr>
-        <w:pStyle w:val="701"/>
-        <w:numPr>
-          <w:ilvl w:val="0"/>
-          <w:numId w:val="2"/>
-        </w:numPr>
-        <w:spacing w:after="80" w:line="276" w:lineRule="auto"/>
+        <w:jc w:val="both"/>
+        <w:spacing w:after="120" w:line="276" w:lineRule="auto"/>
       </w:pPr>
       <w:r>
         <w:rPr>
@@ -571,19 +418,8 @@
           <w:szCs w:val="21"/>
           <w:lang w:val="ru-RU"/>
         </w:rPr>
-        <w:t xml:space="preserve">Повторная заявка из истории одним нажатием</w:t>
+        <w:t xml:space="preserve">Данные (услуги, ц</w:t>
       </w:r>
-      <w:r/>
-    </w:p>
-    <w:p>
-      <w:pPr>
-        <w:pStyle w:val="701"/>
-        <w:numPr>
-          <w:ilvl w:val="0"/>
-          <w:numId w:val="2"/>
-        </w:numPr>
-        <w:spacing w:after="80" w:line="276" w:lineRule="auto"/>
-      </w:pPr>
       <w:r>
         <w:rPr>
           <w:rFonts w:ascii="Arial" w:hAnsi="Arial" w:eastAsia="Arial" w:cs="Arial"/>
@@ -592,13 +428,530 @@
           <w:szCs w:val="21"/>
           <w:lang w:val="ru-RU"/>
         </w:rPr>
-        <w:t xml:space="preserve">Избранные услуги (★) с быстрым добавлением в корзину</w:t>
+        <w:t xml:space="preserve">ены, сотрудники, контакты) хранятся в структурированном виде непосредственно в JavaScript-файлах. Это позволяет легко редактировать информацию, а также даёт возможность наполнять филиалы данными через встроенную админпанель.</w:t>
       </w:r>
       <w:r/>
     </w:p>
     <w:p>
       <w:pPr>
-        <w:pStyle w:val="710"/>
+        <w:jc w:val="both"/>
+        <w:spacing w:after="120" w:line="276" w:lineRule="auto"/>
+      </w:pPr>
+      <w:r>
+        <w:rPr>
+          <w:rFonts w:ascii="Arial" w:hAnsi="Arial" w:eastAsia="Arial" w:cs="Arial"/>
+          <w:color w:val="333333"/>
+          <w:sz w:val="21"/>
+          <w:szCs w:val="21"/>
+          <w:lang w:val="ru-RU"/>
+        </w:rPr>
+        <w:t xml:space="preserve">Архитектура проекта была выстроена модульно — каждый функциональный блок вынесен в отдельный файл:</w:t>
+      </w:r>
+      <w:r/>
+    </w:p>
+    <w:tbl>
+      <w:tblPr>
+        <w:tblW w:w="9300" w:type="dxa"/>
+        <w:tblBorders>
+          <w:top w:val="single" w:color="auto" w:sz="4" w:space="0"/>
+          <w:left w:val="single" w:color="auto" w:sz="4" w:space="0"/>
+          <w:bottom w:val="single" w:color="auto" w:sz="4" w:space="0"/>
+          <w:right w:val="single" w:color="auto" w:sz="4" w:space="0"/>
+          <w:insideH w:val="single" w:color="auto" w:sz="4" w:space="0"/>
+          <w:insideV w:val="single" w:color="auto" w:sz="4" w:space="0"/>
+        </w:tblBorders>
+        <w:tblLook w:val="04A0" w:firstRow="1" w:lastRow="0" w:firstColumn="1" w:lastColumn="0" w:noHBand="0" w:noVBand="1"/>
+      </w:tblPr>
+      <w:tblGrid>
+        <w:gridCol w:w="2600"/>
+        <w:gridCol w:w="6700"/>
+      </w:tblGrid>
+      <w:tr>
+        <w:tblPrEx/>
+        <w:trPr/>
+        <w:tc>
+          <w:tcPr>
+            <w:shd w:val="clear" w:color="auto" w:fill="eaf4f4"/>
+            <w:tcBorders>
+              <w:top w:val="single" w:color="BBBBBB" w:sz="1" w:space="0"/>
+              <w:left w:val="single" w:color="BBBBBB" w:sz="1" w:space="0"/>
+              <w:bottom w:val="single" w:color="BBBBBB" w:sz="1" w:space="0"/>
+              <w:right w:val="single" w:color="BBBBBB" w:sz="1" w:space="0"/>
+            </w:tcBorders>
+            <w:tcMar>
+              <w:left w:w="100" w:type="dxa"/>
+              <w:top w:w="60" w:type="dxa"/>
+              <w:right w:w="100" w:type="dxa"/>
+              <w:bottom w:w="60" w:type="dxa"/>
+            </w:tcMar>
+            <w:tcW w:w="2600" w:type="dxa"/>
+            <w:textDirection w:val="lrTb"/>
+            <w:noWrap w:val="false"/>
+          </w:tcPr>
+          <w:p>
+            <w:r>
+              <w:rPr>
+                <w:rFonts w:ascii="Arial" w:hAnsi="Arial" w:eastAsia="Arial" w:cs="Arial"/>
+                <w:b/>
+                <w:bCs/>
+                <w:color w:val="1b8585"/>
+                <w:sz w:val="20"/>
+                <w:szCs w:val="20"/>
+                <w:lang w:val="ru-RU"/>
+              </w:rPr>
+              <w:t xml:space="preserve">Файл</w:t>
+            </w:r>
+            <w:r/>
+          </w:p>
+        </w:tc>
+        <w:tc>
+          <w:tcPr>
+            <w:shd w:val="clear" w:color="auto" w:fill="eaf4f4"/>
+            <w:tcBorders>
+              <w:top w:val="single" w:color="BBBBBB" w:sz="1" w:space="0"/>
+              <w:left w:val="single" w:color="BBBBBB" w:sz="1" w:space="0"/>
+              <w:bottom w:val="single" w:color="BBBBBB" w:sz="1" w:space="0"/>
+              <w:right w:val="single" w:color="BBBBBB" w:sz="1" w:space="0"/>
+            </w:tcBorders>
+            <w:tcMar>
+              <w:left w:w="100" w:type="dxa"/>
+              <w:top w:w="60" w:type="dxa"/>
+              <w:right w:w="100" w:type="dxa"/>
+              <w:bottom w:w="60" w:type="dxa"/>
+            </w:tcMar>
+            <w:tcW w:w="6700" w:type="dxa"/>
+            <w:textDirection w:val="lrTb"/>
+            <w:noWrap w:val="false"/>
+          </w:tcPr>
+          <w:p>
+            <w:r>
+              <w:rPr>
+                <w:rFonts w:ascii="Arial" w:hAnsi="Arial" w:eastAsia="Arial" w:cs="Arial"/>
+                <w:b/>
+                <w:bCs/>
+                <w:color w:val="1b8585"/>
+                <w:sz w:val="20"/>
+                <w:szCs w:val="20"/>
+                <w:lang w:val="ru-RU"/>
+              </w:rPr>
+              <w:t xml:space="preserve">Ответственность</w:t>
+            </w:r>
+            <w:r/>
+          </w:p>
+        </w:tc>
+      </w:tr>
+      <w:tr>
+        <w:tblPrEx/>
+        <w:trPr/>
+        <w:tc>
+          <w:tcPr>
+            <w:tcBorders>
+              <w:top w:val="single" w:color="BBBBBB" w:sz="1" w:space="0"/>
+              <w:left w:val="single" w:color="BBBBBB" w:sz="1" w:space="0"/>
+              <w:bottom w:val="single" w:color="BBBBBB" w:sz="1" w:space="0"/>
+              <w:right w:val="single" w:color="BBBBBB" w:sz="1" w:space="0"/>
+            </w:tcBorders>
+            <w:tcMar>
+              <w:left w:w="100" w:type="dxa"/>
+              <w:top w:w="60" w:type="dxa"/>
+              <w:right w:w="100" w:type="dxa"/>
+              <w:bottom w:w="60" w:type="dxa"/>
+            </w:tcMar>
+            <w:tcW w:w="2600" w:type="dxa"/>
+            <w:textDirection w:val="lrTb"/>
+            <w:noWrap w:val="false"/>
+          </w:tcPr>
+          <w:p>
+            <w:r>
+              <w:rPr>
+                <w:rFonts w:ascii="Arial" w:hAnsi="Arial" w:eastAsia="Arial" w:cs="Arial"/>
+                <w:color w:val="333333"/>
+                <w:sz w:val="20"/>
+                <w:szCs w:val="20"/>
+                <w:lang w:val="en-US"/>
+              </w:rPr>
+              <w:t xml:space="preserve">data.js</w:t>
+            </w:r>
+            <w:r/>
+          </w:p>
+        </w:tc>
+        <w:tc>
+          <w:tcPr>
+            <w:tcBorders>
+              <w:top w:val="single" w:color="BBBBBB" w:sz="1" w:space="0"/>
+              <w:left w:val="single" w:color="BBBBBB" w:sz="1" w:space="0"/>
+              <w:bottom w:val="single" w:color="BBBBBB" w:sz="1" w:space="0"/>
+              <w:right w:val="single" w:color="BBBBBB" w:sz="1" w:space="0"/>
+            </w:tcBorders>
+            <w:tcMar>
+              <w:left w:w="100" w:type="dxa"/>
+              <w:top w:w="60" w:type="dxa"/>
+              <w:right w:w="100" w:type="dxa"/>
+              <w:bottom w:w="60" w:type="dxa"/>
+            </w:tcMar>
+            <w:tcW w:w="6700" w:type="dxa"/>
+            <w:textDirection w:val="lrTb"/>
+            <w:noWrap w:val="false"/>
+          </w:tcPr>
+          <w:p>
+            <w:r>
+              <w:rPr>
+                <w:rFonts w:ascii="Arial" w:hAnsi="Arial" w:eastAsia="Arial" w:cs="Arial"/>
+                <w:color w:val="333333"/>
+                <w:sz w:val="20"/>
+                <w:szCs w:val="20"/>
+                <w:lang w:val="ru-RU"/>
+              </w:rPr>
+              <w:t xml:space="preserve">Справочные данные всех филиалов: услуги, сотрудники, контакты, новости, мероприятия, FAQ</w:t>
+            </w:r>
+            <w:r/>
+          </w:p>
+        </w:tc>
+      </w:tr>
+      <w:tr>
+        <w:tblPrEx/>
+        <w:trPr/>
+        <w:tc>
+          <w:tcPr>
+            <w:tcBorders>
+              <w:top w:val="single" w:color="BBBBBB" w:sz="1" w:space="0"/>
+              <w:left w:val="single" w:color="BBBBBB" w:sz="1" w:space="0"/>
+              <w:bottom w:val="single" w:color="BBBBBB" w:sz="1" w:space="0"/>
+              <w:right w:val="single" w:color="BBBBBB" w:sz="1" w:space="0"/>
+            </w:tcBorders>
+            <w:tcMar>
+              <w:left w:w="100" w:type="dxa"/>
+              <w:top w:w="60" w:type="dxa"/>
+              <w:right w:w="100" w:type="dxa"/>
+              <w:bottom w:w="60" w:type="dxa"/>
+            </w:tcMar>
+            <w:tcW w:w="2600" w:type="dxa"/>
+            <w:textDirection w:val="lrTb"/>
+            <w:noWrap w:val="false"/>
+          </w:tcPr>
+          <w:p>
+            <w:r>
+              <w:rPr>
+                <w:rFonts w:ascii="Arial" w:hAnsi="Arial" w:eastAsia="Arial" w:cs="Arial"/>
+                <w:color w:val="333333"/>
+                <w:sz w:val="20"/>
+                <w:szCs w:val="20"/>
+                <w:lang w:val="en-US"/>
+              </w:rPr>
+              <w:t xml:space="preserve">app.js</w:t>
+            </w:r>
+            <w:r/>
+          </w:p>
+        </w:tc>
+        <w:tc>
+          <w:tcPr>
+            <w:tcBorders>
+              <w:top w:val="single" w:color="BBBBBB" w:sz="1" w:space="0"/>
+              <w:left w:val="single" w:color="BBBBBB" w:sz="1" w:space="0"/>
+              <w:bottom w:val="single" w:color="BBBBBB" w:sz="1" w:space="0"/>
+              <w:right w:val="single" w:color="BBBBBB" w:sz="1" w:space="0"/>
+            </w:tcBorders>
+            <w:tcMar>
+              <w:left w:w="100" w:type="dxa"/>
+              <w:top w:w="60" w:type="dxa"/>
+              <w:right w:w="100" w:type="dxa"/>
+              <w:bottom w:w="60" w:type="dxa"/>
+            </w:tcMar>
+            <w:tcW w:w="6700" w:type="dxa"/>
+            <w:textDirection w:val="lrTb"/>
+            <w:noWrap w:val="false"/>
+          </w:tcPr>
+          <w:p>
+            <w:r>
+              <w:rPr>
+                <w:rFonts w:ascii="Arial" w:hAnsi="Arial" w:eastAsia="Arial" w:cs="Arial"/>
+                <w:color w:val="333333"/>
+                <w:sz w:val="20"/>
+                <w:szCs w:val="20"/>
+                <w:lang w:val="ru-RU"/>
+              </w:rPr>
+              <w:t xml:space="preserve">Ядро приложения: навигация, корзина, запись, личный кабинет, избранное, поиск</w:t>
+            </w:r>
+            <w:r/>
+          </w:p>
+        </w:tc>
+      </w:tr>
+      <w:tr>
+        <w:tblPrEx/>
+        <w:trPr/>
+        <w:tc>
+          <w:tcPr>
+            <w:tcBorders>
+              <w:top w:val="single" w:color="BBBBBB" w:sz="1" w:space="0"/>
+              <w:left w:val="single" w:color="BBBBBB" w:sz="1" w:space="0"/>
+              <w:bottom w:val="single" w:color="BBBBBB" w:sz="1" w:space="0"/>
+              <w:right w:val="single" w:color="BBBBBB" w:sz="1" w:space="0"/>
+            </w:tcBorders>
+            <w:tcMar>
+              <w:left w:w="100" w:type="dxa"/>
+              <w:top w:w="60" w:type="dxa"/>
+              <w:right w:w="100" w:type="dxa"/>
+              <w:bottom w:w="60" w:type="dxa"/>
+            </w:tcMar>
+            <w:tcW w:w="2600" w:type="dxa"/>
+            <w:textDirection w:val="lrTb"/>
+            <w:noWrap w:val="false"/>
+          </w:tcPr>
+          <w:p>
+            <w:r>
+              <w:rPr>
+                <w:rFonts w:ascii="Arial" w:hAnsi="Arial" w:eastAsia="Arial" w:cs="Arial"/>
+                <w:color w:val="333333"/>
+                <w:sz w:val="20"/>
+                <w:szCs w:val="20"/>
+                <w:lang w:val="en-US"/>
+              </w:rPr>
+              <w:t xml:space="preserve">features.js</w:t>
+            </w:r>
+            <w:r/>
+          </w:p>
+        </w:tc>
+        <w:tc>
+          <w:tcPr>
+            <w:tcBorders>
+              <w:top w:val="single" w:color="BBBBBB" w:sz="1" w:space="0"/>
+              <w:left w:val="single" w:color="BBBBBB" w:sz="1" w:space="0"/>
+              <w:bottom w:val="single" w:color="BBBBBB" w:sz="1" w:space="0"/>
+              <w:right w:val="single" w:color="BBBBBB" w:sz="1" w:space="0"/>
+            </w:tcBorders>
+            <w:tcMar>
+              <w:left w:w="100" w:type="dxa"/>
+              <w:top w:w="60" w:type="dxa"/>
+              <w:right w:w="100" w:type="dxa"/>
+              <w:bottom w:w="60" w:type="dxa"/>
+            </w:tcMar>
+            <w:tcW w:w="6700" w:type="dxa"/>
+            <w:textDirection w:val="lrTb"/>
+            <w:noWrap w:val="false"/>
+          </w:tcPr>
+          <w:p>
+            <w:r>
+              <w:rPr>
+                <w:rFonts w:ascii="Arial" w:hAnsi="Arial" w:eastAsia="Arial" w:cs="Arial"/>
+                <w:color w:val="333333"/>
+                <w:sz w:val="20"/>
+                <w:szCs w:val="20"/>
+                <w:lang w:val="ru-RU"/>
+              </w:rPr>
+              <w:t xml:space="preserve">Умный помощник, калькулятор льгот, обратный звонок, соцработник на дом, мероприятия</w:t>
+            </w:r>
+            <w:r/>
+          </w:p>
+        </w:tc>
+      </w:tr>
+      <w:tr>
+        <w:tblPrEx/>
+        <w:trPr/>
+        <w:tc>
+          <w:tcPr>
+            <w:tcBorders>
+              <w:top w:val="single" w:color="BBBBBB" w:sz="1" w:space="0"/>
+              <w:left w:val="single" w:color="BBBBBB" w:sz="1" w:space="0"/>
+              <w:bottom w:val="single" w:color="BBBBBB" w:sz="1" w:space="0"/>
+              <w:right w:val="single" w:color="BBBBBB" w:sz="1" w:space="0"/>
+            </w:tcBorders>
+            <w:tcMar>
+              <w:left w:w="100" w:type="dxa"/>
+              <w:top w:w="60" w:type="dxa"/>
+              <w:right w:w="100" w:type="dxa"/>
+              <w:bottom w:w="60" w:type="dxa"/>
+            </w:tcMar>
+            <w:tcW w:w="2600" w:type="dxa"/>
+            <w:textDirection w:val="lrTb"/>
+            <w:noWrap w:val="false"/>
+          </w:tcPr>
+          <w:p>
+            <w:r>
+              <w:rPr>
+                <w:rFonts w:ascii="Arial" w:hAnsi="Arial" w:eastAsia="Arial" w:cs="Arial"/>
+                <w:color w:val="333333"/>
+                <w:sz w:val="20"/>
+                <w:szCs w:val="20"/>
+                <w:lang w:val="en-US"/>
+              </w:rPr>
+              <w:t xml:space="preserve">extras.js</w:t>
+            </w:r>
+            <w:r/>
+          </w:p>
+        </w:tc>
+        <w:tc>
+          <w:tcPr>
+            <w:tcBorders>
+              <w:top w:val="single" w:color="BBBBBB" w:sz="1" w:space="0"/>
+              <w:left w:val="single" w:color="BBBBBB" w:sz="1" w:space="0"/>
+              <w:bottom w:val="single" w:color="BBBBBB" w:sz="1" w:space="0"/>
+              <w:right w:val="single" w:color="BBBBBB" w:sz="1" w:space="0"/>
+            </w:tcBorders>
+            <w:tcMar>
+              <w:left w:w="100" w:type="dxa"/>
+              <w:top w:w="60" w:type="dxa"/>
+              <w:right w:w="100" w:type="dxa"/>
+              <w:bottom w:w="60" w:type="dxa"/>
+            </w:tcMar>
+            <w:tcW w:w="6700" w:type="dxa"/>
+            <w:textDirection w:val="lrTb"/>
+            <w:noWrap w:val="false"/>
+          </w:tcPr>
+          <w:p>
+            <w:r>
+              <w:rPr>
+                <w:rFonts w:ascii="Arial" w:hAnsi="Arial" w:eastAsia="Arial" w:cs="Arial"/>
+                <w:color w:val="333333"/>
+                <w:sz w:val="20"/>
+                <w:szCs w:val="20"/>
+                <w:lang w:val="ru-RU"/>
+              </w:rPr>
+              <w:t xml:space="preserve">Доступность (шрифт, тема, языки), профили, календарь, статистика, оценка, поздравления, онбординг, связь с оператором</w:t>
+            </w:r>
+            <w:r/>
+          </w:p>
+        </w:tc>
+      </w:tr>
+      <w:tr>
+        <w:tblPrEx/>
+        <w:trPr/>
+        <w:tc>
+          <w:tcPr>
+            <w:tcBorders>
+              <w:top w:val="single" w:color="BBBBBB" w:sz="1" w:space="0"/>
+              <w:left w:val="single" w:color="BBBBBB" w:sz="1" w:space="0"/>
+              <w:bottom w:val="single" w:color="BBBBBB" w:sz="1" w:space="0"/>
+              <w:right w:val="single" w:color="BBBBBB" w:sz="1" w:space="0"/>
+            </w:tcBorders>
+            <w:tcMar>
+              <w:left w:w="100" w:type="dxa"/>
+              <w:top w:w="60" w:type="dxa"/>
+              <w:right w:w="100" w:type="dxa"/>
+              <w:bottom w:w="60" w:type="dxa"/>
+            </w:tcMar>
+            <w:tcW w:w="2600" w:type="dxa"/>
+            <w:textDirection w:val="lrTb"/>
+            <w:noWrap w:val="false"/>
+          </w:tcPr>
+          <w:p>
+            <w:r>
+              <w:rPr>
+                <w:rFonts w:ascii="Arial" w:hAnsi="Arial" w:eastAsia="Arial" w:cs="Arial"/>
+                <w:color w:val="333333"/>
+                <w:sz w:val="20"/>
+                <w:szCs w:val="20"/>
+                <w:lang w:val="en-US"/>
+              </w:rPr>
+              <w:t xml:space="preserve">admin.js</w:t>
+            </w:r>
+            <w:r/>
+          </w:p>
+        </w:tc>
+        <w:tc>
+          <w:tcPr>
+            <w:tcBorders>
+              <w:top w:val="single" w:color="BBBBBB" w:sz="1" w:space="0"/>
+              <w:left w:val="single" w:color="BBBBBB" w:sz="1" w:space="0"/>
+              <w:bottom w:val="single" w:color="BBBBBB" w:sz="1" w:space="0"/>
+              <w:right w:val="single" w:color="BBBBBB" w:sz="1" w:space="0"/>
+            </w:tcBorders>
+            <w:tcMar>
+              <w:left w:w="100" w:type="dxa"/>
+              <w:top w:w="60" w:type="dxa"/>
+              <w:right w:w="100" w:type="dxa"/>
+              <w:bottom w:w="60" w:type="dxa"/>
+            </w:tcMar>
+            <w:tcW w:w="6700" w:type="dxa"/>
+            <w:textDirection w:val="lrTb"/>
+            <w:noWrap w:val="false"/>
+          </w:tcPr>
+          <w:p>
+            <w:r>
+              <w:rPr>
+                <w:rFonts w:ascii="Arial" w:hAnsi="Arial" w:eastAsia="Arial" w:cs="Arial"/>
+                <w:color w:val="333333"/>
+                <w:sz w:val="20"/>
+                <w:szCs w:val="20"/>
+                <w:lang w:val="ru-RU"/>
+              </w:rPr>
+              <w:t xml:space="preserve">Админпанель: редактирование данных филиалов, экспорт/импорт JSON</w:t>
+            </w:r>
+            <w:r/>
+          </w:p>
+        </w:tc>
+      </w:tr>
+      <w:tr>
+        <w:tblPrEx/>
+        <w:trPr/>
+        <w:tc>
+          <w:tcPr>
+            <w:tcBorders>
+              <w:top w:val="single" w:color="BBBBBB" w:sz="1" w:space="0"/>
+              <w:left w:val="single" w:color="BBBBBB" w:sz="1" w:space="0"/>
+              <w:bottom w:val="single" w:color="BBBBBB" w:sz="1" w:space="0"/>
+              <w:right w:val="single" w:color="BBBBBB" w:sz="1" w:space="0"/>
+            </w:tcBorders>
+            <w:tcMar>
+              <w:left w:w="100" w:type="dxa"/>
+              <w:top w:w="60" w:type="dxa"/>
+              <w:right w:w="100" w:type="dxa"/>
+              <w:bottom w:w="60" w:type="dxa"/>
+            </w:tcMar>
+            <w:tcW w:w="2600" w:type="dxa"/>
+            <w:textDirection w:val="lrTb"/>
+            <w:noWrap w:val="false"/>
+          </w:tcPr>
+          <w:p>
+            <w:r>
+              <w:rPr>
+                <w:rFonts w:ascii="Arial" w:hAnsi="Arial" w:eastAsia="Arial" w:cs="Arial"/>
+                <w:color w:val="333333"/>
+                <w:sz w:val="20"/>
+                <w:szCs w:val="20"/>
+                <w:lang w:val="en-US"/>
+              </w:rPr>
+              <w:t xml:space="preserve">db.js</w:t>
+            </w:r>
+            <w:r/>
+          </w:p>
+        </w:tc>
+        <w:tc>
+          <w:tcPr>
+            <w:tcBorders>
+              <w:top w:val="single" w:color="BBBBBB" w:sz="1" w:space="0"/>
+              <w:left w:val="single" w:color="BBBBBB" w:sz="1" w:space="0"/>
+              <w:bottom w:val="single" w:color="BBBBBB" w:sz="1" w:space="0"/>
+              <w:right w:val="single" w:color="BBBBBB" w:sz="1" w:space="0"/>
+            </w:tcBorders>
+            <w:tcMar>
+              <w:left w:w="100" w:type="dxa"/>
+              <w:top w:w="60" w:type="dxa"/>
+              <w:right w:w="100" w:type="dxa"/>
+              <w:bottom w:w="60" w:type="dxa"/>
+            </w:tcMar>
+            <w:tcW w:w="6700" w:type="dxa"/>
+            <w:textDirection w:val="lrTb"/>
+            <w:noWrap w:val="false"/>
+          </w:tcPr>
+          <w:p>
+            <w:r>
+              <w:rPr>
+                <w:rFonts w:ascii="Arial" w:hAnsi="Arial" w:eastAsia="Arial" w:cs="Arial"/>
+                <w:color w:val="333333"/>
+                <w:sz w:val="20"/>
+                <w:szCs w:val="20"/>
+                <w:lang w:val="ru-RU"/>
+              </w:rPr>
+              <w:t xml:space="preserve">Слой сохранения данных с возможностью расширения</w:t>
+            </w:r>
+            <w:r/>
+          </w:p>
+        </w:tc>
+      </w:tr>
+    </w:tbl>
+    <w:p>
+      <w:pPr>
+        <w:pStyle w:val="713"/>
         <w:spacing w:before="280" w:after="160"/>
       </w:pPr>
       <w:r>
@@ -611,18 +964,14 @@
           <w:szCs w:val="24"/>
           <w:lang w:val="ru-RU"/>
         </w:rPr>
-        <w:t xml:space="preserve">2.2. Запись к специалисту</w:t>
+        <w:t xml:space="preserve">1.3. Этапы разработки</w:t>
       </w:r>
       <w:r/>
     </w:p>
     <w:p>
       <w:pPr>
-        <w:pStyle w:val="701"/>
-        <w:numPr>
-          <w:ilvl w:val="0"/>
-          <w:numId w:val="2"/>
-        </w:numPr>
-        <w:spacing w:after="80" w:line="276" w:lineRule="auto"/>
+        <w:jc w:val="both"/>
+        <w:spacing w:after="120" w:line="276" w:lineRule="auto"/>
       </w:pPr>
       <w:r>
         <w:rPr>
@@ -632,18 +981,40 @@
           <w:szCs w:val="21"/>
           <w:lang w:val="ru-RU"/>
         </w:rPr>
-        <w:t xml:space="preserve">Выбор отделения, специалиста, даты и времени</w:t>
+        <w:t xml:space="preserve">Разработка велась поэтапно. На каждом этапе приложение оставалось работоспособным — новые функции добавлялись без нарушения существующих.</w:t>
       </w:r>
       <w:r/>
     </w:p>
     <w:p>
       <w:pPr>
-        <w:pStyle w:val="701"/>
-        <w:numPr>
-          <w:ilvl w:val="0"/>
-          <w:numId w:val="2"/>
-        </w:numPr>
-        <w:spacing w:after="80" w:line="276" w:lineRule="auto"/>
+        <w:spacing w:after="40"/>
+      </w:pPr>
+      <w:r/>
+      <w:r/>
+    </w:p>
+    <w:p>
+      <w:pPr>
+        <w:jc w:val="both"/>
+        <w:spacing w:after="120" w:line="276" w:lineRule="auto"/>
+      </w:pPr>
+      <w:r>
+        <w:rPr>
+          <w:rFonts w:ascii="Arial" w:hAnsi="Arial" w:eastAsia="Arial" w:cs="Arial"/>
+          <w:b/>
+          <w:bCs/>
+          <w:color w:val="333333"/>
+          <w:sz w:val="21"/>
+          <w:szCs w:val="21"/>
+          <w:lang w:val="ru-RU"/>
+        </w:rPr>
+        <w:t xml:space="preserve">Этап 1. Базовая структура и прейскурант</w:t>
+      </w:r>
+      <w:r/>
+    </w:p>
+    <w:p>
+      <w:pPr>
+        <w:jc w:val="both"/>
+        <w:spacing w:after="120" w:line="276" w:lineRule="auto"/>
       </w:pPr>
       <w:r>
         <w:rPr>
@@ -653,18 +1024,40 @@
           <w:szCs w:val="21"/>
           <w:lang w:val="ru-RU"/>
         </w:rPr>
-        <w:t xml:space="preserve">Автоматическая генерация номера талона</w:t>
+        <w:t xml:space="preserve">Создан интерфейс чат-бота с выбором филиала, прейскурантом услуг из 19 категорий, корзиной заявок и отправкой на email центра. Реализован поиск услуг по названию, переключатель скидки «Морошка» и экран авторизации с вводом ФИО, телефона и СНИЛС.</w:t>
       </w:r>
       <w:r/>
     </w:p>
     <w:p>
       <w:pPr>
-        <w:pStyle w:val="701"/>
-        <w:numPr>
-          <w:ilvl w:val="0"/>
-          <w:numId w:val="2"/>
-        </w:numPr>
-        <w:spacing w:after="80" w:line="276" w:lineRule="auto"/>
+        <w:spacing w:after="40"/>
+      </w:pPr>
+      <w:r/>
+      <w:r/>
+    </w:p>
+    <w:p>
+      <w:pPr>
+        <w:jc w:val="both"/>
+        <w:spacing w:after="120" w:line="276" w:lineRule="auto"/>
+      </w:pPr>
+      <w:r>
+        <w:rPr>
+          <w:rFonts w:ascii="Arial" w:hAnsi="Arial" w:eastAsia="Arial" w:cs="Arial"/>
+          <w:b/>
+          <w:bCs/>
+          <w:color w:val="333333"/>
+          <w:sz w:val="21"/>
+          <w:szCs w:val="21"/>
+          <w:lang w:val="ru-RU"/>
+        </w:rPr>
+        <w:t xml:space="preserve">Этап 2. Запись к специалисту и личный кабинет</w:t>
+      </w:r>
+      <w:r/>
+    </w:p>
+    <w:p>
+      <w:pPr>
+        <w:jc w:val="both"/>
+        <w:spacing w:after="120" w:line="276" w:lineRule="auto"/>
       </w:pPr>
       <w:r>
         <w:rPr>
@@ -674,18 +1067,40 @@
           <w:szCs w:val="21"/>
           <w:lang w:val="ru-RU"/>
         </w:rPr>
-        <w:t xml:space="preserve">Экспорт записи в календарь телефона (.ics файл с напоминанием за 1 час)</w:t>
+        <w:t xml:space="preserve">Добавлена форма записи с выбором отделения, специалиста, даты и времени. Реализован личный кабинет с историей заявок, записей, избранными услугами и разделом «Мои документы». Внедрены статусы заявок, повтор заявки из истории и отмена записи.</w:t>
       </w:r>
       <w:r/>
     </w:p>
     <w:p>
       <w:pPr>
-        <w:pStyle w:val="701"/>
-        <w:numPr>
-          <w:ilvl w:val="0"/>
-          <w:numId w:val="2"/>
-        </w:numPr>
-        <w:spacing w:after="80" w:line="276" w:lineRule="auto"/>
+        <w:spacing w:after="40"/>
+      </w:pPr>
+      <w:r/>
+      <w:r/>
+    </w:p>
+    <w:p>
+      <w:pPr>
+        <w:jc w:val="both"/>
+        <w:spacing w:after="120" w:line="276" w:lineRule="auto"/>
+      </w:pPr>
+      <w:r>
+        <w:rPr>
+          <w:rFonts w:ascii="Arial" w:hAnsi="Arial" w:eastAsia="Arial" w:cs="Arial"/>
+          <w:b/>
+          <w:bCs/>
+          <w:color w:val="333333"/>
+          <w:sz w:val="21"/>
+          <w:szCs w:val="21"/>
+          <w:lang w:val="ru-RU"/>
+        </w:rPr>
+        <w:t xml:space="preserve">Этап 3. Умный помощник и дополнительные сценарии</w:t>
+      </w:r>
+      <w:r/>
+    </w:p>
+    <w:p>
+      <w:pPr>
+        <w:jc w:val="both"/>
+        <w:spacing w:after="120" w:line="276" w:lineRule="auto"/>
       </w:pPr>
       <w:r>
         <w:rPr>
@@ -695,18 +1110,40 @@
           <w:szCs w:val="21"/>
           <w:lang w:val="ru-RU"/>
         </w:rPr>
-        <w:t xml:space="preserve">Отмена записи из личного кабинета с уведомлением на email центра</w:t>
+        <w:t xml:space="preserve">Разработан виртуальный помощник-маршрутизатор, понимающий вопросы на естественном языке. Добавлены сценарии: обратный звонок, вызов соцработника на дом, каталог мероприятий с записью, калькулятор права на бесплатное обслуживание.</w:t>
       </w:r>
       <w:r/>
     </w:p>
     <w:p>
       <w:pPr>
-        <w:pStyle w:val="701"/>
-        <w:numPr>
-          <w:ilvl w:val="0"/>
-          <w:numId w:val="2"/>
-        </w:numPr>
-        <w:spacing w:after="80" w:line="276" w:lineRule="auto"/>
+        <w:spacing w:after="40"/>
+      </w:pPr>
+      <w:r/>
+      <w:r/>
+    </w:p>
+    <w:p>
+      <w:pPr>
+        <w:jc w:val="both"/>
+        <w:spacing w:after="120" w:line="276" w:lineRule="auto"/>
+      </w:pPr>
+      <w:r>
+        <w:rPr>
+          <w:rFonts w:ascii="Arial" w:hAnsi="Arial" w:eastAsia="Arial" w:cs="Arial"/>
+          <w:b/>
+          <w:bCs/>
+          <w:color w:val="333333"/>
+          <w:sz w:val="21"/>
+          <w:szCs w:val="21"/>
+          <w:lang w:val="ru-RU"/>
+        </w:rPr>
+        <w:t xml:space="preserve">Этап 4. Данные по филиалам и админпанель</w:t>
+      </w:r>
+      <w:r/>
+    </w:p>
+    <w:p>
+      <w:pPr>
+        <w:jc w:val="both"/>
+        <w:spacing w:after="120" w:line="276" w:lineRule="auto"/>
       </w:pPr>
       <w:r>
         <w:rPr>
@@ -716,13 +1153,172 @@
           <w:szCs w:val="21"/>
           <w:lang w:val="ru-RU"/>
         </w:rPr>
-        <w:t xml:space="preserve">Статусы заявок: «Принята» / «В работе» / «Выполнена»</w:t>
+        <w:t xml:space="preserve">Перестроена архитектура данных: кажды</w:t>
+      </w:r>
+      <w:r>
+        <w:rPr>
+          <w:rFonts w:ascii="Arial" w:hAnsi="Arial" w:eastAsia="Arial" w:cs="Arial"/>
+          <w:color w:val="333333"/>
+          <w:sz w:val="21"/>
+          <w:szCs w:val="21"/>
+          <w:lang w:val="ru-RU"/>
+        </w:rPr>
+        <w:t xml:space="preserve">й филиал получил индивидуальные услуги, сотрудников и контакты. Создана админпанель для редактирования данных филиалов через интерфейс бота. Внесён полный список сотрудников филиала г. Губкинский (57 человек, 10 отделений) на основании штатной расстановки.</w:t>
       </w:r>
       <w:r/>
     </w:p>
     <w:p>
       <w:pPr>
-        <w:pStyle w:val="710"/>
+        <w:spacing w:after="40"/>
+      </w:pPr>
+      <w:r/>
+      <w:r/>
+    </w:p>
+    <w:p>
+      <w:pPr>
+        <w:jc w:val="both"/>
+        <w:spacing w:after="120" w:line="276" w:lineRule="auto"/>
+      </w:pPr>
+      <w:r>
+        <w:rPr>
+          <w:rFonts w:ascii="Arial" w:hAnsi="Arial" w:eastAsia="Arial" w:cs="Arial"/>
+          <w:b/>
+          <w:bCs/>
+          <w:color w:val="333333"/>
+          <w:sz w:val="21"/>
+          <w:szCs w:val="21"/>
+          <w:lang w:val="ru-RU"/>
+        </w:rPr>
+        <w:t xml:space="preserve">Этап 5. Доступность и мультиязычность</w:t>
+      </w:r>
+      <w:r/>
+    </w:p>
+    <w:p>
+      <w:pPr>
+        <w:jc w:val="both"/>
+        <w:spacing w:after="120" w:line="276" w:lineRule="auto"/>
+      </w:pPr>
+      <w:r>
+        <w:rPr>
+          <w:rFonts w:ascii="Arial" w:hAnsi="Arial" w:eastAsia="Arial" w:cs="Arial"/>
+          <w:color w:val="333333"/>
+          <w:sz w:val="21"/>
+          <w:szCs w:val="21"/>
+          <w:lang w:val="ru-RU"/>
+        </w:rPr>
+        <w:t xml:space="preserve">Реализованы: регулятор размера шрифта (5 ступеней), тёмная тема, мультиязычный интерфейс (русский, английский). Добавлены профили получателей для оформления заявок за родственников.</w:t>
+      </w:r>
+      <w:r/>
+    </w:p>
+    <w:p>
+      <w:pPr>
+        <w:spacing w:after="40"/>
+      </w:pPr>
+      <w:r/>
+      <w:r/>
+    </w:p>
+    <w:p>
+      <w:pPr>
+        <w:jc w:val="both"/>
+        <w:spacing w:after="120" w:line="276" w:lineRule="auto"/>
+      </w:pPr>
+      <w:r>
+        <w:rPr>
+          <w:rFonts w:ascii="Arial" w:hAnsi="Arial" w:eastAsia="Arial" w:cs="Arial"/>
+          <w:b/>
+          <w:bCs/>
+          <w:color w:val="333333"/>
+          <w:sz w:val="21"/>
+          <w:szCs w:val="21"/>
+          <w:lang w:val="ru-RU"/>
+        </w:rPr>
+        <w:t xml:space="preserve">Этап 6. Обратная связь и вовлечение</w:t>
+      </w:r>
+      <w:r/>
+    </w:p>
+    <w:p>
+      <w:pPr>
+        <w:jc w:val="both"/>
+        <w:spacing w:after="120" w:line="276" w:lineRule="auto"/>
+      </w:pPr>
+      <w:r>
+        <w:rPr>
+          <w:rFonts w:ascii="Arial" w:hAnsi="Arial" w:eastAsia="Arial" w:cs="Arial"/>
+          <w:color w:val="333333"/>
+          <w:sz w:val="21"/>
+          <w:szCs w:val="21"/>
+          <w:lang w:val="ru-RU"/>
+        </w:rPr>
+        <w:t xml:space="preserve">Внедрены: система оценки качест</w:t>
+      </w:r>
+      <w:r>
+        <w:rPr>
+          <w:rFonts w:ascii="Arial" w:hAnsi="Arial" w:eastAsia="Arial" w:cs="Arial"/>
+          <w:color w:val="333333"/>
+          <w:sz w:val="21"/>
+          <w:szCs w:val="21"/>
+          <w:lang w:val="ru-RU"/>
+        </w:rPr>
+        <w:t xml:space="preserve">ва обслуживания (1–5 звёзд с комментарием), сезонные поздравления с 8 государственными и профессиональными праздниками, анимированный онбординг-тур для новых пользователей, мультиканальная связь с оператором через мессенджер Макс (max.ru), телефон и email.</w:t>
+      </w:r>
+      <w:r/>
+    </w:p>
+    <w:p>
+      <w:pPr>
+        <w:spacing w:after="40"/>
+      </w:pPr>
+      <w:r/>
+      <w:r/>
+    </w:p>
+    <w:p>
+      <w:pPr>
+        <w:jc w:val="both"/>
+        <w:spacing w:after="120" w:line="276" w:lineRule="auto"/>
+      </w:pPr>
+      <w:r>
+        <w:rPr>
+          <w:rFonts w:ascii="Arial" w:hAnsi="Arial" w:eastAsia="Arial" w:cs="Arial"/>
+          <w:b/>
+          <w:bCs/>
+          <w:color w:val="333333"/>
+          <w:sz w:val="21"/>
+          <w:szCs w:val="21"/>
+          <w:lang w:val="ru-RU"/>
+        </w:rPr>
+        <w:t xml:space="preserve">Этап 7. Интеграция брендинга и полировка</w:t>
+      </w:r>
+      <w:r/>
+    </w:p>
+    <w:p>
+      <w:pPr>
+        <w:jc w:val="both"/>
+        <w:spacing w:after="120" w:line="276" w:lineRule="auto"/>
+      </w:pPr>
+      <w:r>
+        <w:rPr>
+          <w:rFonts w:ascii="Arial" w:hAnsi="Arial" w:eastAsia="Arial" w:cs="Arial"/>
+          <w:color w:val="333333"/>
+          <w:sz w:val="21"/>
+          <w:szCs w:val="21"/>
+          <w:lang w:val="ru-RU"/>
+        </w:rPr>
+        <w:t xml:space="preserve">Интегрированы оф</w:t>
+      </w:r>
+      <w:r>
+        <w:rPr>
+          <w:rFonts w:ascii="Arial" w:hAnsi="Arial" w:eastAsia="Arial" w:cs="Arial"/>
+          <w:color w:val="333333"/>
+          <w:sz w:val="21"/>
+          <w:szCs w:val="21"/>
+          <w:lang w:val="ru-RU"/>
+        </w:rPr>
+        <w:t xml:space="preserve">ициальные логотипы: «Морошка» (Единая карта жителя ЯНАО), Госуслуги (ЕСИА). Выполнен редизайн карточек меню с уникальными градиентами и анимацией. Устранены ошибки масштабирования и горизонтальной прокрутки. Оптимизирован интерфейс для мобильных устройств.</w:t>
+      </w:r>
+      <w:r/>
+    </w:p>
+    <w:p>
+      <w:pPr>
+        <w:pStyle w:val="713"/>
         <w:spacing w:before="280" w:after="160"/>
       </w:pPr>
       <w:r>
@@ -735,692 +1331,7 @@
           <w:szCs w:val="24"/>
           <w:lang w:val="ru-RU"/>
         </w:rPr>
-        <w:t xml:space="preserve">2.3. Дополнительные сценарии</w:t>
-      </w:r>
-      <w:r/>
-    </w:p>
-    <w:p>
-      <w:pPr>
-        <w:pStyle w:val="701"/>
-        <w:numPr>
-          <w:ilvl w:val="0"/>
-          <w:numId w:val="2"/>
-        </w:numPr>
-        <w:spacing w:after="80" w:line="276" w:lineRule="auto"/>
-      </w:pPr>
-      <w:r>
-        <w:rPr>
-          <w:rFonts w:ascii="Arial" w:hAnsi="Arial" w:eastAsia="Arial" w:cs="Arial"/>
-          <w:color w:val="333333"/>
-          <w:sz w:val="21"/>
-          <w:szCs w:val="21"/>
-          <w:lang w:val="ru-RU"/>
-        </w:rPr>
-        <w:t xml:space="preserve">Обратный звонок — заявка с выбором удобного времени</w:t>
-      </w:r>
-      <w:r/>
-    </w:p>
-    <w:p>
-      <w:pPr>
-        <w:pStyle w:val="701"/>
-        <w:numPr>
-          <w:ilvl w:val="0"/>
-          <w:numId w:val="2"/>
-        </w:numPr>
-        <w:spacing w:after="80" w:line="276" w:lineRule="auto"/>
-      </w:pPr>
-      <w:r>
-        <w:rPr>
-          <w:rFonts w:ascii="Arial" w:hAnsi="Arial" w:eastAsia="Arial" w:cs="Arial"/>
-          <w:color w:val="333333"/>
-          <w:sz w:val="21"/>
-          <w:szCs w:val="21"/>
-          <w:lang w:val="ru-RU"/>
-        </w:rPr>
-        <w:t xml:space="preserve">Вызов социального работника на дом — форма с адресом и описанием</w:t>
-      </w:r>
-      <w:r/>
-    </w:p>
-    <w:p>
-      <w:pPr>
-        <w:pStyle w:val="701"/>
-        <w:numPr>
-          <w:ilvl w:val="0"/>
-          <w:numId w:val="2"/>
-        </w:numPr>
-        <w:spacing w:after="80" w:line="276" w:lineRule="auto"/>
-      </w:pPr>
-      <w:r>
-        <w:rPr>
-          <w:rFonts w:ascii="Arial" w:hAnsi="Arial" w:eastAsia="Arial" w:cs="Arial"/>
-          <w:color w:val="333333"/>
-          <w:sz w:val="21"/>
-          <w:szCs w:val="21"/>
-          <w:lang w:val="ru-RU"/>
-        </w:rPr>
-        <w:t xml:space="preserve">Каталог мероприятий с онлайн-записью на участие</w:t>
-      </w:r>
-      <w:r/>
-    </w:p>
-    <w:p>
-      <w:pPr>
-        <w:pStyle w:val="701"/>
-        <w:numPr>
-          <w:ilvl w:val="0"/>
-          <w:numId w:val="2"/>
-        </w:numPr>
-        <w:spacing w:after="80" w:line="276" w:lineRule="auto"/>
-      </w:pPr>
-      <w:r>
-        <w:rPr>
-          <w:rFonts w:ascii="Arial" w:hAnsi="Arial" w:eastAsia="Arial" w:cs="Arial"/>
-          <w:color w:val="333333"/>
-          <w:sz w:val="21"/>
-          <w:szCs w:val="21"/>
-          <w:lang w:val="ru-RU"/>
-        </w:rPr>
-        <w:t xml:space="preserve">Калькулятор права на бесплатное обслуживание (льготы)</w:t>
-      </w:r>
-      <w:r/>
-    </w:p>
-    <w:p>
-      <w:pPr>
-        <w:pStyle w:val="710"/>
-        <w:spacing w:before="280" w:after="160"/>
-      </w:pPr>
-      <w:r>
-        <w:rPr>
-          <w:rFonts w:ascii="Arial" w:hAnsi="Arial" w:eastAsia="Arial" w:cs="Arial"/>
-          <w:b/>
-          <w:bCs/>
-          <w:color w:val="1b5e8c"/>
-          <w:sz w:val="24"/>
-          <w:szCs w:val="24"/>
-          <w:lang w:val="ru-RU"/>
-        </w:rPr>
-        <w:t xml:space="preserve">2.4. Умный помощник</w:t>
-      </w:r>
-      <w:r/>
-    </w:p>
-    <w:p>
-      <w:pPr>
-        <w:jc w:val="left"/>
-        <w:spacing w:after="120" w:line="276" w:lineRule="auto"/>
-      </w:pPr>
-      <w:r>
-        <w:rPr>
-          <w:rFonts w:ascii="Arial" w:hAnsi="Arial" w:eastAsia="Arial" w:cs="Arial"/>
-          <w:color w:val="333333"/>
-          <w:sz w:val="21"/>
-          <w:szCs w:val="21"/>
-          <w:lang w:val="ru-RU"/>
-        </w:rPr>
-        <w:t xml:space="preserve">Виртуальный помощник понимает вопросы на естественном языке и направляет в нужный раздел. Поддерживает приветствия и светскую беседу, обращается по имени-отчеству, отвечает на частые вопросы из базы FAQ.</w:t>
-      </w:r>
-      <w:r/>
-    </w:p>
-    <w:p>
-      <w:pPr>
-        <w:jc w:val="left"/>
-        <w:spacing w:after="120" w:line="276" w:lineRule="auto"/>
-      </w:pPr>
-      <w:r>
-        <w:rPr>
-          <w:rFonts w:ascii="Arial" w:hAnsi="Arial" w:eastAsia="Arial" w:cs="Arial"/>
-          <w:i/>
-          <w:iCs/>
-          <w:color w:val="333333"/>
-          <w:sz w:val="21"/>
-          <w:szCs w:val="21"/>
-          <w:lang w:val="ru-RU"/>
-        </w:rPr>
-        <w:t xml:space="preserve">Примеры запросов: «как записаться к психологу», «сколько стоит уборка», «кому положено бесплатно», «вызвать такси до больницы».</w:t>
-      </w:r>
-      <w:r/>
-    </w:p>
-    <w:p>
-      <w:pPr>
-        <w:pStyle w:val="710"/>
-        <w:spacing w:before="280" w:after="160"/>
-      </w:pPr>
-      <w:r>
-        <w:rPr>
-          <w:rFonts w:ascii="Arial" w:hAnsi="Arial" w:eastAsia="Arial" w:cs="Arial"/>
-          <w:b/>
-          <w:bCs/>
-          <w:color w:val="1b5e8c"/>
-          <w:sz w:val="24"/>
-          <w:szCs w:val="24"/>
-          <w:lang w:val="ru-RU"/>
-        </w:rPr>
-        <w:t xml:space="preserve">2.5. Связь с оператором</w:t>
-      </w:r>
-      <w:r/>
-    </w:p>
-    <w:p>
-      <w:pPr>
-        <w:jc w:val="left"/>
-        <w:spacing w:after="120" w:line="276" w:lineRule="auto"/>
-      </w:pPr>
-      <w:r>
-        <w:rPr>
-          <w:rFonts w:ascii="Arial" w:hAnsi="Arial" w:eastAsia="Arial" w:cs="Arial"/>
-          <w:color w:val="333333"/>
-          <w:sz w:val="21"/>
-          <w:szCs w:val="21"/>
-          <w:lang w:val="ru-RU"/>
-        </w:rPr>
-        <w:t xml:space="preserve">Мультиканальная связь с оператором центра: телефон, мессенджер VK Max, электронная почта. Номер и email подставляются автоматически из контактов текущего филиала.</w:t>
-      </w:r>
-      <w:r/>
-    </w:p>
-    <w:p>
-      <w:pPr>
-        <w:pStyle w:val="710"/>
-        <w:spacing w:before="280" w:after="160"/>
-      </w:pPr>
-      <w:r>
-        <w:rPr>
-          <w:rFonts w:ascii="Arial" w:hAnsi="Arial" w:eastAsia="Arial" w:cs="Arial"/>
-          <w:b/>
-          <w:bCs/>
-          <w:color w:val="1b5e8c"/>
-          <w:sz w:val="24"/>
-          <w:szCs w:val="24"/>
-          <w:lang w:val="ru-RU"/>
-        </w:rPr>
-        <w:t xml:space="preserve">2.6. Личный кабинет</w:t>
-      </w:r>
-      <w:r/>
-    </w:p>
-    <w:p>
-      <w:pPr>
-        <w:pStyle w:val="701"/>
-        <w:numPr>
-          <w:ilvl w:val="0"/>
-          <w:numId w:val="2"/>
-        </w:numPr>
-        <w:spacing w:after="80" w:line="276" w:lineRule="auto"/>
-      </w:pPr>
-      <w:r>
-        <w:rPr>
-          <w:rFonts w:ascii="Arial" w:hAnsi="Arial" w:eastAsia="Arial" w:cs="Arial"/>
-          <w:color w:val="333333"/>
-          <w:sz w:val="21"/>
-          <w:szCs w:val="21"/>
-          <w:lang w:val="ru-RU"/>
-        </w:rPr>
-        <w:t xml:space="preserve">История заявок со статусами и функцией повтора</w:t>
-      </w:r>
-      <w:r/>
-    </w:p>
-    <w:p>
-      <w:pPr>
-        <w:pStyle w:val="701"/>
-        <w:numPr>
-          <w:ilvl w:val="0"/>
-          <w:numId w:val="2"/>
-        </w:numPr>
-        <w:spacing w:after="80" w:line="276" w:lineRule="auto"/>
-      </w:pPr>
-      <w:r>
-        <w:rPr>
-          <w:rFonts w:ascii="Arial" w:hAnsi="Arial" w:eastAsia="Arial" w:cs="Arial"/>
-          <w:color w:val="333333"/>
-          <w:sz w:val="21"/>
-          <w:szCs w:val="21"/>
-          <w:lang w:val="ru-RU"/>
-        </w:rPr>
-        <w:t xml:space="preserve">История записей с отменой и экспортом в календарь</w:t>
-      </w:r>
-      <w:r/>
-    </w:p>
-    <w:p>
-      <w:pPr>
-        <w:pStyle w:val="701"/>
-        <w:numPr>
-          <w:ilvl w:val="0"/>
-          <w:numId w:val="2"/>
-        </w:numPr>
-        <w:spacing w:after="80" w:line="276" w:lineRule="auto"/>
-      </w:pPr>
-      <w:r>
-        <w:rPr>
-          <w:rFonts w:ascii="Arial" w:hAnsi="Arial" w:eastAsia="Arial" w:cs="Arial"/>
-          <w:color w:val="333333"/>
-          <w:sz w:val="21"/>
-          <w:szCs w:val="21"/>
-          <w:lang w:val="ru-RU"/>
-        </w:rPr>
-        <w:t xml:space="preserve">Избранные услуги</w:t>
-      </w:r>
-      <w:r/>
-    </w:p>
-    <w:p>
-      <w:pPr>
-        <w:pStyle w:val="701"/>
-        <w:numPr>
-          <w:ilvl w:val="0"/>
-          <w:numId w:val="2"/>
-        </w:numPr>
-        <w:spacing w:after="80" w:line="276" w:lineRule="auto"/>
-      </w:pPr>
-      <w:r>
-        <w:rPr>
-          <w:rFonts w:ascii="Arial" w:hAnsi="Arial" w:eastAsia="Arial" w:cs="Arial"/>
-          <w:color w:val="333333"/>
-          <w:sz w:val="21"/>
-          <w:szCs w:val="21"/>
-          <w:lang w:val="ru-RU"/>
-        </w:rPr>
-        <w:t xml:space="preserve">Раздел «Мои документы»: заявление на обслуживание, согласие на обработку данных (ФЗ-152), памятка «Морошка», права получателя, бланк жалобы/предложения</w:t>
-      </w:r>
-      <w:r/>
-    </w:p>
-    <w:p>
-      <w:pPr>
-        <w:pStyle w:val="710"/>
-        <w:spacing w:before="280" w:after="160"/>
-      </w:pPr>
-      <w:r>
-        <w:rPr>
-          <w:rFonts w:ascii="Arial" w:hAnsi="Arial" w:eastAsia="Arial" w:cs="Arial"/>
-          <w:b/>
-          <w:bCs/>
-          <w:color w:val="1b5e8c"/>
-          <w:sz w:val="24"/>
-          <w:szCs w:val="24"/>
-          <w:lang w:val="ru-RU"/>
-        </w:rPr>
-        <w:t xml:space="preserve">2.7. Профили получателей</w:t>
-      </w:r>
-      <w:r/>
-    </w:p>
-    <w:p>
-      <w:pPr>
-        <w:jc w:val="left"/>
-        <w:spacing w:after="120" w:line="276" w:lineRule="auto"/>
-      </w:pPr>
-      <w:r>
-        <w:rPr>
-          <w:rFonts w:ascii="Arial" w:hAnsi="Arial" w:eastAsia="Arial" w:cs="Arial"/>
-          <w:color w:val="333333"/>
-          <w:sz w:val="21"/>
-          <w:szCs w:val="21"/>
-          <w:lang w:val="ru-RU"/>
-        </w:rPr>
-        <w:t xml:space="preserve">Возможность добавить нескольких получателей услуг (Мама, Папа, Бабушка и др.) и переключаться между ними. При оформлении заявки используются данные активного профиля.</w:t>
-      </w:r>
-      <w:r/>
-    </w:p>
-    <w:p>
-      <w:pPr>
-        <w:pStyle w:val="710"/>
-        <w:spacing w:before="280" w:after="160"/>
-      </w:pPr>
-      <w:r>
-        <w:rPr>
-          <w:rFonts w:ascii="Arial" w:hAnsi="Arial" w:eastAsia="Arial" w:cs="Arial"/>
-          <w:b/>
-          <w:bCs/>
-          <w:color w:val="1b5e8c"/>
-          <w:sz w:val="24"/>
-          <w:szCs w:val="24"/>
-          <w:lang w:val="ru-RU"/>
-        </w:rPr>
-        <w:t xml:space="preserve">2.8. Оценка качества</w:t>
-      </w:r>
-      <w:r/>
-    </w:p>
-    <w:p>
-      <w:pPr>
-        <w:jc w:val="left"/>
-        <w:spacing w:after="120" w:line="276" w:lineRule="auto"/>
-      </w:pPr>
-      <w:r>
-        <w:rPr>
-          <w:rFonts w:ascii="Arial" w:hAnsi="Arial" w:eastAsia="Arial" w:cs="Arial"/>
-          <w:color w:val="333333"/>
-          <w:sz w:val="21"/>
-          <w:szCs w:val="21"/>
-          <w:lang w:val="ru-RU"/>
-        </w:rPr>
-        <w:t xml:space="preserve">После отправки заявки пользователю предлагается оценить удобство оформления (1–5 звёзд) и оставить комментарий.</w:t>
-      </w:r>
-      <w:r/>
-    </w:p>
-    <w:p>
-      <w:pPr>
-        <w:pStyle w:val="710"/>
-        <w:spacing w:before="280" w:after="160"/>
-      </w:pPr>
-      <w:r>
-        <w:rPr>
-          <w:rFonts w:ascii="Arial" w:hAnsi="Arial" w:eastAsia="Arial" w:cs="Arial"/>
-          <w:b/>
-          <w:bCs/>
-          <w:color w:val="1b5e8c"/>
-          <w:sz w:val="24"/>
-          <w:szCs w:val="24"/>
-          <w:lang w:val="ru-RU"/>
-        </w:rPr>
-        <w:t xml:space="preserve">2.9. Сезонные поздравления</w:t>
-      </w:r>
-      <w:r/>
-    </w:p>
-    <w:p>
-      <w:pPr>
-        <w:jc w:val="left"/>
-        <w:spacing w:after="120" w:line="276" w:lineRule="auto"/>
-      </w:pPr>
-      <w:r>
-        <w:rPr>
-          <w:rFonts w:ascii="Arial" w:hAnsi="Arial" w:eastAsia="Arial" w:cs="Arial"/>
-          <w:color w:val="333333"/>
-          <w:sz w:val="21"/>
-          <w:szCs w:val="21"/>
-          <w:lang w:val="ru-RU"/>
-        </w:rPr>
-        <w:t xml:space="preserve">Бот автоматически поздравляет пользователей с государственными и профессиональными праздниками: Новый год, 23 февраля, 8 Марта, День Победы, День защиты детей, День социального работника, День пожилого человека, Международный день инвалидов.</w:t>
-      </w:r>
-      <w:r/>
-    </w:p>
-    <w:p>
-      <w:pPr>
-        <w:pStyle w:val="710"/>
-        <w:spacing w:before="280" w:after="160"/>
-      </w:pPr>
-      <w:r>
-        <w:rPr>
-          <w:rFonts w:ascii="Arial" w:hAnsi="Arial" w:eastAsia="Arial" w:cs="Arial"/>
-          <w:b/>
-          <w:bCs/>
-          <w:color w:val="1b5e8c"/>
-          <w:sz w:val="24"/>
-          <w:szCs w:val="24"/>
-          <w:lang w:val="ru-RU"/>
-        </w:rPr>
-        <w:t xml:space="preserve">2.10. Обучение при первом входе</w:t>
-      </w:r>
-      <w:r/>
-    </w:p>
-    <w:p>
-      <w:pPr>
-        <w:jc w:val="left"/>
-        <w:spacing w:after="120" w:line="276" w:lineRule="auto"/>
-      </w:pPr>
-      <w:r>
-        <w:rPr>
-          <w:rFonts w:ascii="Arial" w:hAnsi="Arial" w:eastAsia="Arial" w:cs="Arial"/>
-          <w:color w:val="333333"/>
-          <w:sz w:val="21"/>
-          <w:szCs w:val="21"/>
-          <w:lang w:val="ru-RU"/>
-        </w:rPr>
-        <w:t xml:space="preserve">Анимированный онбординг-тур из 8 шагов знакомит нового пользователя с возможностями приложения. Отображается только при первом посещении.</w:t>
-      </w:r>
-      <w:r/>
-    </w:p>
-    <w:p>
-      <w:r>
-        <w:br w:type="page" w:clear="all"/>
-      </w:r>
-      <w:r/>
-    </w:p>
-    <w:p>
-      <w:pPr>
-        <w:pStyle w:val="709"/>
-        <w:spacing w:before="360" w:after="200"/>
-      </w:pPr>
-      <w:r>
-        <w:rPr>
-          <w:rFonts w:ascii="Arial" w:hAnsi="Arial" w:eastAsia="Arial" w:cs="Arial"/>
-          <w:b/>
-          <w:bCs/>
-          <w:color w:val="1b8585"/>
-          <w:sz w:val="28"/>
-          <w:szCs w:val="28"/>
-          <w:lang w:val="ru-RU"/>
-        </w:rPr>
-        <w:t xml:space="preserve">3. Доступность и интерфейс</w:t>
-      </w:r>
-      <w:r/>
-    </w:p>
-    <w:p>
-      <w:pPr>
-        <w:pStyle w:val="710"/>
-        <w:spacing w:before="280" w:after="160"/>
-      </w:pPr>
-      <w:r>
-        <w:rPr>
-          <w:rFonts w:ascii="Arial" w:hAnsi="Arial" w:eastAsia="Arial" w:cs="Arial"/>
-          <w:b/>
-          <w:bCs/>
-          <w:color w:val="1b5e8c"/>
-          <w:sz w:val="24"/>
-          <w:szCs w:val="24"/>
-          <w:lang w:val="ru-RU"/>
-        </w:rPr>
-        <w:t xml:space="preserve">3.1. Панель доступности</w:t>
-      </w:r>
-      <w:r/>
-    </w:p>
-    <w:p>
-      <w:pPr>
-        <w:pStyle w:val="701"/>
-        <w:numPr>
-          <w:ilvl w:val="0"/>
-          <w:numId w:val="2"/>
-        </w:numPr>
-        <w:spacing w:after="80" w:line="276" w:lineRule="auto"/>
-      </w:pPr>
-      <w:r>
-        <w:rPr>
-          <w:rFonts w:ascii="Arial" w:hAnsi="Arial" w:eastAsia="Arial" w:cs="Arial"/>
-          <w:color w:val="333333"/>
-          <w:sz w:val="21"/>
-          <w:szCs w:val="21"/>
-          <w:lang w:val="ru-RU"/>
-        </w:rPr>
-        <w:t xml:space="preserve">Регулятор размера шрифта (А− / А+) — 5 ступеней, от 13px до 20px</w:t>
-      </w:r>
-      <w:r/>
-    </w:p>
-    <w:p>
-      <w:pPr>
-        <w:pStyle w:val="701"/>
-        <w:numPr>
-          <w:ilvl w:val="0"/>
-          <w:numId w:val="2"/>
-        </w:numPr>
-        <w:spacing w:after="80" w:line="276" w:lineRule="auto"/>
-      </w:pPr>
-      <w:r>
-        <w:rPr>
-          <w:rFonts w:ascii="Arial" w:hAnsi="Arial" w:eastAsia="Arial" w:cs="Arial"/>
-          <w:color w:val="333333"/>
-          <w:sz w:val="21"/>
-          <w:szCs w:val="21"/>
-          <w:lang w:val="ru-RU"/>
-        </w:rPr>
-        <w:t xml:space="preserve">Тёмная тема (переключатель 🌙 / ☀️) — полноценная тёмная тема для всех элементов</w:t>
-      </w:r>
-      <w:r/>
-    </w:p>
-    <w:p>
-      <w:pPr>
-        <w:pStyle w:val="701"/>
-        <w:numPr>
-          <w:ilvl w:val="0"/>
-          <w:numId w:val="2"/>
-        </w:numPr>
-        <w:spacing w:after="80" w:line="276" w:lineRule="auto"/>
-      </w:pPr>
-      <w:r>
-        <w:rPr>
-          <w:rFonts w:ascii="Arial" w:hAnsi="Arial" w:eastAsia="Arial" w:cs="Arial"/>
-          <w:color w:val="333333"/>
-          <w:sz w:val="21"/>
-          <w:szCs w:val="21"/>
-          <w:lang w:val="ru-RU"/>
-        </w:rPr>
-        <w:t xml:space="preserve">Выбор языка интерфейса</w:t>
-      </w:r>
-      <w:r/>
-    </w:p>
-    <w:p>
-      <w:pPr>
-        <w:pStyle w:val="710"/>
-        <w:spacing w:before="280" w:after="160"/>
-      </w:pPr>
-      <w:r>
-        <w:rPr>
-          <w:rFonts w:ascii="Arial" w:hAnsi="Arial" w:eastAsia="Arial" w:cs="Arial"/>
-          <w:b/>
-          <w:bCs/>
-          <w:color w:val="1b5e8c"/>
-          <w:sz w:val="24"/>
-          <w:szCs w:val="24"/>
-          <w:lang w:val="ru-RU"/>
-        </w:rPr>
-        <w:t xml:space="preserve">3.2. Мультиязычность</w:t>
-      </w:r>
-      <w:r/>
-    </w:p>
-    <w:p>
-      <w:pPr>
-        <w:jc w:val="left"/>
-        <w:spacing w:after="120" w:line="276" w:lineRule="auto"/>
-      </w:pPr>
-      <w:r>
-        <w:rPr>
-          <w:rFonts w:ascii="Arial" w:hAnsi="Arial" w:eastAsia="Arial" w:cs="Arial"/>
-          <w:color w:val="333333"/>
-          <w:sz w:val="21"/>
-          <w:szCs w:val="21"/>
-          <w:lang w:val="ru-RU"/>
-        </w:rPr>
-        <w:t xml:space="preserve">Поддерживаемые языки:</w:t>
-      </w:r>
-      <w:r/>
-    </w:p>
-    <w:p>
-      <w:pPr>
-        <w:pStyle w:val="701"/>
-        <w:numPr>
-          <w:ilvl w:val="0"/>
-          <w:numId w:val="2"/>
-        </w:numPr>
-        <w:spacing w:after="80" w:line="276" w:lineRule="auto"/>
-      </w:pPr>
-      <w:r>
-        <w:rPr>
-          <w:rFonts w:ascii="Arial" w:hAnsi="Arial" w:eastAsia="Arial" w:cs="Arial"/>
-          <w:color w:val="333333"/>
-          <w:sz w:val="21"/>
-          <w:szCs w:val="21"/>
-          <w:lang w:val="ru-RU"/>
-        </w:rPr>
-        <w:t xml:space="preserve">Русский — полная локализация</w:t>
-      </w:r>
-      <w:r/>
-    </w:p>
-    <w:p>
-      <w:pPr>
-        <w:pStyle w:val="701"/>
-        <w:numPr>
-          <w:ilvl w:val="0"/>
-          <w:numId w:val="2"/>
-        </w:numPr>
-        <w:spacing w:after="80" w:line="276" w:lineRule="auto"/>
-      </w:pPr>
-      <w:r>
-        <w:rPr>
-          <w:rFonts w:ascii="Arial" w:hAnsi="Arial" w:eastAsia="Arial" w:cs="Arial"/>
-          <w:color w:val="333333"/>
-          <w:sz w:val="21"/>
-          <w:szCs w:val="21"/>
-          <w:lang w:val="ru-RU"/>
-        </w:rPr>
-        <w:t xml:space="preserve">English — полная локализация</w:t>
-      </w:r>
-      <w:r/>
-    </w:p>
-    <w:p>
-      <w:pPr>
-        <w:jc w:val="left"/>
-        <w:spacing w:after="120" w:line="276" w:lineRule="auto"/>
-      </w:pPr>
-      <w:r>
-        <w:rPr>
-          <w:rFonts w:ascii="Arial" w:hAnsi="Arial" w:eastAsia="Arial" w:cs="Arial"/>
-          <w:color w:val="333333"/>
-          <w:sz w:val="21"/>
-          <w:szCs w:val="21"/>
-          <w:lang w:val="ru-RU"/>
-        </w:rPr>
-        <w:t xml:space="preserve">Недостающие ключи автоматически подставляются из русского языка.</w:t>
-      </w:r>
-      <w:r/>
-    </w:p>
-    <w:p>
-      <w:pPr>
-        <w:pStyle w:val="710"/>
-        <w:spacing w:before="280" w:after="160"/>
-      </w:pPr>
-      <w:r>
-        <w:rPr>
-          <w:rFonts w:ascii="Arial" w:hAnsi="Arial" w:eastAsia="Arial" w:cs="Arial"/>
-          <w:b/>
-          <w:bCs/>
-          <w:color w:val="1b5e8c"/>
-          <w:sz w:val="24"/>
-          <w:szCs w:val="24"/>
-          <w:lang w:val="ru-RU"/>
-        </w:rPr>
-        <w:t xml:space="preserve">3.3. Адаптивность</w:t>
-      </w:r>
-      <w:r/>
-    </w:p>
-    <w:p>
-      <w:pPr>
-        <w:jc w:val="left"/>
-        <w:spacing w:after="120" w:line="276" w:lineRule="auto"/>
-      </w:pPr>
-      <w:r>
-        <w:rPr>
-          <w:rFonts w:ascii="Arial" w:hAnsi="Arial" w:eastAsia="Arial" w:cs="Arial"/>
-          <w:color w:val="333333"/>
-          <w:sz w:val="21"/>
-          <w:szCs w:val="21"/>
-          <w:lang w:val="ru-RU"/>
-        </w:rPr>
-        <w:t xml:space="preserve">Интерфейс оптимизирован для мобильных устройств. Масштабирование заблокировано для стабильности. Горизонтальная прокрутка отключена. Сворачиваемые секции меню экономят пространство экрана.</w:t>
-      </w:r>
-      <w:r/>
-    </w:p>
-    <w:p>
-      <w:r>
-        <w:br w:type="page" w:clear="all"/>
-      </w:r>
-      <w:r/>
-    </w:p>
-    <w:p>
-      <w:pPr>
-        <w:pStyle w:val="709"/>
-        <w:spacing w:before="360" w:after="200"/>
-      </w:pPr>
-      <w:r>
-        <w:rPr>
-          <w:rFonts w:ascii="Arial" w:hAnsi="Arial" w:eastAsia="Arial" w:cs="Arial"/>
-          <w:b/>
-          <w:bCs/>
-          <w:color w:val="1b8585"/>
-          <w:sz w:val="28"/>
-          <w:szCs w:val="28"/>
-          <w:lang w:val="ru-RU"/>
-        </w:rPr>
-        <w:t xml:space="preserve">4. Структура проекта</w:t>
+        <w:t xml:space="preserve">1.4. Используемые технологии</w:t>
       </w:r>
       <w:r/>
     </w:p>
@@ -1474,7 +1385,7 @@
                 <w:szCs w:val="20"/>
                 <w:lang w:val="ru-RU"/>
               </w:rPr>
-              <w:t xml:space="preserve">Файл</w:t>
+              <w:t xml:space="preserve">Технология</w:t>
             </w:r>
             <w:r/>
           </w:p>
@@ -1509,7 +1420,7 @@
                 <w:szCs w:val="20"/>
                 <w:lang w:val="ru-RU"/>
               </w:rPr>
-              <w:t xml:space="preserve">Назначение</w:t>
+              <w:t xml:space="preserve">Применение</w:t>
             </w:r>
             <w:r/>
           </w:p>
@@ -1545,7 +1456,7 @@
                 <w:szCs w:val="20"/>
                 <w:lang w:val="en-US"/>
               </w:rPr>
-              <w:t xml:space="preserve">index.html</w:t>
+              <w:t xml:space="preserve">HTML5</w:t>
             </w:r>
             <w:r/>
           </w:p>
@@ -1577,7 +1488,7 @@
                 <w:szCs w:val="20"/>
                 <w:lang w:val="ru-RU"/>
               </w:rPr>
-              <w:t xml:space="preserve">Разметка, подключение стилей и скриптов</w:t>
+              <w:t xml:space="preserve">Семантическая разметка интерфейса</w:t>
             </w:r>
             <w:r/>
           </w:p>
@@ -1613,7 +1524,7 @@
                 <w:szCs w:val="20"/>
                 <w:lang w:val="en-US"/>
               </w:rPr>
-              <w:t xml:space="preserve">css/styles.css</w:t>
+              <w:t xml:space="preserve">CSS3</w:t>
             </w:r>
             <w:r/>
           </w:p>
@@ -1645,7 +1556,7 @@
                 <w:szCs w:val="20"/>
                 <w:lang w:val="ru-RU"/>
               </w:rPr>
-              <w:t xml:space="preserve">Все стили: светлая и тёмная темы, адаптивность</w:t>
+              <w:t xml:space="preserve">Стилизация, анимации, тёмная тема, адаптивность, CSS-переменные</w:t>
             </w:r>
             <w:r/>
           </w:p>
@@ -1681,7 +1592,7 @@
                 <w:szCs w:val="20"/>
                 <w:lang w:val="en-US"/>
               </w:rPr>
-              <w:t xml:space="preserve">js/data.js</w:t>
+              <w:t xml:space="preserve">JavaScript (ES6+)</w:t>
             </w:r>
             <w:r/>
           </w:p>
@@ -1713,7 +1624,7 @@
                 <w:szCs w:val="20"/>
                 <w:lang w:val="ru-RU"/>
               </w:rPr>
-              <w:t xml:space="preserve">Справочные данные: услуги, сотрудники, контакты, новости, мероприятия, FAQ по филиалам</w:t>
+              <w:t xml:space="preserve">Логика приложения, работа с DOM, localStorage, генерация .ics и .txt файлов</w:t>
             </w:r>
             <w:r/>
           </w:p>
@@ -1749,7 +1660,7 @@
                 <w:szCs w:val="20"/>
                 <w:lang w:val="en-US"/>
               </w:rPr>
-              <w:t xml:space="preserve">js/db.js</w:t>
+              <w:t xml:space="preserve">Web Speech API</w:t>
             </w:r>
             <w:r/>
           </w:p>
@@ -1781,7 +1692,7 @@
                 <w:szCs w:val="20"/>
                 <w:lang w:val="ru-RU"/>
               </w:rPr>
-              <w:t xml:space="preserve">Слой сохранения данных</w:t>
+              <w:t xml:space="preserve">Заготовка для голосового ввода (браузерный API)</w:t>
             </w:r>
             <w:r/>
           </w:p>
@@ -1817,7 +1728,7 @@
                 <w:szCs w:val="20"/>
                 <w:lang w:val="en-US"/>
               </w:rPr>
-              <w:t xml:space="preserve">js/extras.js</w:t>
+              <w:t xml:space="preserve">localStorage</w:t>
             </w:r>
             <w:r/>
           </w:p>
@@ -1849,347 +1760,7 @@
                 <w:szCs w:val="20"/>
                 <w:lang w:val="ru-RU"/>
               </w:rPr>
-              <w:t xml:space="preserve">Размер шрифта, тёмная тема, профили, календарь, статистика, мультиязычность, оценка, поздравления, онбординг, связь с оператором</w:t>
-            </w:r>
-            <w:r/>
-          </w:p>
-        </w:tc>
-      </w:tr>
-      <w:tr>
-        <w:tblPrEx/>
-        <w:trPr/>
-        <w:tc>
-          <w:tcPr>
-            <w:tcBorders>
-              <w:top w:val="single" w:color="BBBBBB" w:sz="1" w:space="0"/>
-              <w:left w:val="single" w:color="BBBBBB" w:sz="1" w:space="0"/>
-              <w:bottom w:val="single" w:color="BBBBBB" w:sz="1" w:space="0"/>
-              <w:right w:val="single" w:color="BBBBBB" w:sz="1" w:space="0"/>
-            </w:tcBorders>
-            <w:tcMar>
-              <w:left w:w="100" w:type="dxa"/>
-              <w:top w:w="60" w:type="dxa"/>
-              <w:right w:w="100" w:type="dxa"/>
-              <w:bottom w:w="60" w:type="dxa"/>
-            </w:tcMar>
-            <w:tcW w:w="2800" w:type="dxa"/>
-            <w:textDirection w:val="lrTb"/>
-            <w:noWrap w:val="false"/>
-          </w:tcPr>
-          <w:p>
-            <w:r>
-              <w:rPr>
-                <w:rFonts w:ascii="Arial" w:hAnsi="Arial" w:eastAsia="Arial" w:cs="Arial"/>
-                <w:color w:val="333333"/>
-                <w:sz w:val="20"/>
-                <w:szCs w:val="20"/>
-                <w:lang w:val="en-US"/>
-              </w:rPr>
-              <w:t xml:space="preserve">js/features.js</w:t>
-            </w:r>
-            <w:r/>
-          </w:p>
-        </w:tc>
-        <w:tc>
-          <w:tcPr>
-            <w:tcBorders>
-              <w:top w:val="single" w:color="BBBBBB" w:sz="1" w:space="0"/>
-              <w:left w:val="single" w:color="BBBBBB" w:sz="1" w:space="0"/>
-              <w:bottom w:val="single" w:color="BBBBBB" w:sz="1" w:space="0"/>
-              <w:right w:val="single" w:color="BBBBBB" w:sz="1" w:space="0"/>
-            </w:tcBorders>
-            <w:tcMar>
-              <w:left w:w="100" w:type="dxa"/>
-              <w:top w:w="60" w:type="dxa"/>
-              <w:right w:w="100" w:type="dxa"/>
-              <w:bottom w:w="60" w:type="dxa"/>
-            </w:tcMar>
-            <w:tcW w:w="6500" w:type="dxa"/>
-            <w:textDirection w:val="lrTb"/>
-            <w:noWrap w:val="false"/>
-          </w:tcPr>
-          <w:p>
-            <w:r>
-              <w:rPr>
-                <w:rFonts w:ascii="Arial" w:hAnsi="Arial" w:eastAsia="Arial" w:cs="Arial"/>
-                <w:color w:val="333333"/>
-                <w:sz w:val="20"/>
-                <w:szCs w:val="20"/>
-                <w:lang w:val="ru-RU"/>
-              </w:rPr>
-              <w:t xml:space="preserve">Умный помощник, калькулятор льгот, новости, мероприятия, обратный звонок, соцработник на дом</w:t>
-            </w:r>
-            <w:r/>
-          </w:p>
-        </w:tc>
-      </w:tr>
-      <w:tr>
-        <w:tblPrEx/>
-        <w:trPr/>
-        <w:tc>
-          <w:tcPr>
-            <w:tcBorders>
-              <w:top w:val="single" w:color="BBBBBB" w:sz="1" w:space="0"/>
-              <w:left w:val="single" w:color="BBBBBB" w:sz="1" w:space="0"/>
-              <w:bottom w:val="single" w:color="BBBBBB" w:sz="1" w:space="0"/>
-              <w:right w:val="single" w:color="BBBBBB" w:sz="1" w:space="0"/>
-            </w:tcBorders>
-            <w:tcMar>
-              <w:left w:w="100" w:type="dxa"/>
-              <w:top w:w="60" w:type="dxa"/>
-              <w:right w:w="100" w:type="dxa"/>
-              <w:bottom w:w="60" w:type="dxa"/>
-            </w:tcMar>
-            <w:tcW w:w="2800" w:type="dxa"/>
-            <w:textDirection w:val="lrTb"/>
-            <w:noWrap w:val="false"/>
-          </w:tcPr>
-          <w:p>
-            <w:r>
-              <w:rPr>
-                <w:rFonts w:ascii="Arial" w:hAnsi="Arial" w:eastAsia="Arial" w:cs="Arial"/>
-                <w:color w:val="333333"/>
-                <w:sz w:val="20"/>
-                <w:szCs w:val="20"/>
-                <w:lang w:val="en-US"/>
-              </w:rPr>
-              <w:t xml:space="preserve">js/admin.js</w:t>
-            </w:r>
-            <w:r/>
-          </w:p>
-        </w:tc>
-        <w:tc>
-          <w:tcPr>
-            <w:tcBorders>
-              <w:top w:val="single" w:color="BBBBBB" w:sz="1" w:space="0"/>
-              <w:left w:val="single" w:color="BBBBBB" w:sz="1" w:space="0"/>
-              <w:bottom w:val="single" w:color="BBBBBB" w:sz="1" w:space="0"/>
-              <w:right w:val="single" w:color="BBBBBB" w:sz="1" w:space="0"/>
-            </w:tcBorders>
-            <w:tcMar>
-              <w:left w:w="100" w:type="dxa"/>
-              <w:top w:w="60" w:type="dxa"/>
-              <w:right w:w="100" w:type="dxa"/>
-              <w:bottom w:w="60" w:type="dxa"/>
-            </w:tcMar>
-            <w:tcW w:w="6500" w:type="dxa"/>
-            <w:textDirection w:val="lrTb"/>
-            <w:noWrap w:val="false"/>
-          </w:tcPr>
-          <w:p>
-            <w:r>
-              <w:rPr>
-                <w:rFonts w:ascii="Arial" w:hAnsi="Arial" w:eastAsia="Arial" w:cs="Arial"/>
-                <w:color w:val="333333"/>
-                <w:sz w:val="20"/>
-                <w:szCs w:val="20"/>
-                <w:lang w:val="ru-RU"/>
-              </w:rPr>
-              <w:t xml:space="preserve">Админпанель: редактирование услуг, сотрудников, контактов и новостей</w:t>
-            </w:r>
-            <w:r/>
-          </w:p>
-        </w:tc>
-      </w:tr>
-      <w:tr>
-        <w:tblPrEx/>
-        <w:trPr/>
-        <w:tc>
-          <w:tcPr>
-            <w:tcBorders>
-              <w:top w:val="single" w:color="BBBBBB" w:sz="1" w:space="0"/>
-              <w:left w:val="single" w:color="BBBBBB" w:sz="1" w:space="0"/>
-              <w:bottom w:val="single" w:color="BBBBBB" w:sz="1" w:space="0"/>
-              <w:right w:val="single" w:color="BBBBBB" w:sz="1" w:space="0"/>
-            </w:tcBorders>
-            <w:tcMar>
-              <w:left w:w="100" w:type="dxa"/>
-              <w:top w:w="60" w:type="dxa"/>
-              <w:right w:w="100" w:type="dxa"/>
-              <w:bottom w:w="60" w:type="dxa"/>
-            </w:tcMar>
-            <w:tcW w:w="2800" w:type="dxa"/>
-            <w:textDirection w:val="lrTb"/>
-            <w:noWrap w:val="false"/>
-          </w:tcPr>
-          <w:p>
-            <w:r>
-              <w:rPr>
-                <w:rFonts w:ascii="Arial" w:hAnsi="Arial" w:eastAsia="Arial" w:cs="Arial"/>
-                <w:color w:val="333333"/>
-                <w:sz w:val="20"/>
-                <w:szCs w:val="20"/>
-                <w:lang w:val="en-US"/>
-              </w:rPr>
-              <w:t xml:space="preserve">js/app.js</w:t>
-            </w:r>
-            <w:r/>
-          </w:p>
-        </w:tc>
-        <w:tc>
-          <w:tcPr>
-            <w:tcBorders>
-              <w:top w:val="single" w:color="BBBBBB" w:sz="1" w:space="0"/>
-              <w:left w:val="single" w:color="BBBBBB" w:sz="1" w:space="0"/>
-              <w:bottom w:val="single" w:color="BBBBBB" w:sz="1" w:space="0"/>
-              <w:right w:val="single" w:color="BBBBBB" w:sz="1" w:space="0"/>
-            </w:tcBorders>
-            <w:tcMar>
-              <w:left w:w="100" w:type="dxa"/>
-              <w:top w:w="60" w:type="dxa"/>
-              <w:right w:w="100" w:type="dxa"/>
-              <w:bottom w:w="60" w:type="dxa"/>
-            </w:tcMar>
-            <w:tcW w:w="6500" w:type="dxa"/>
-            <w:textDirection w:val="lrTb"/>
-            <w:noWrap w:val="false"/>
-          </w:tcPr>
-          <w:p>
-            <w:r>
-              <w:rPr>
-                <w:rFonts w:ascii="Arial" w:hAnsi="Arial" w:eastAsia="Arial" w:cs="Arial"/>
-                <w:color w:val="333333"/>
-                <w:sz w:val="20"/>
-                <w:szCs w:val="20"/>
-                <w:lang w:val="ru-RU"/>
-              </w:rPr>
-              <w:t xml:space="preserve">Основная логика: меню, корзина, запись, поиск, кабинет, избранное</w:t>
-            </w:r>
-            <w:r/>
-          </w:p>
-        </w:tc>
-      </w:tr>
-      <w:tr>
-        <w:tblPrEx/>
-        <w:trPr/>
-        <w:tc>
-          <w:tcPr>
-            <w:tcBorders>
-              <w:top w:val="single" w:color="BBBBBB" w:sz="1" w:space="0"/>
-              <w:left w:val="single" w:color="BBBBBB" w:sz="1" w:space="0"/>
-              <w:bottom w:val="single" w:color="BBBBBB" w:sz="1" w:space="0"/>
-              <w:right w:val="single" w:color="BBBBBB" w:sz="1" w:space="0"/>
-            </w:tcBorders>
-            <w:tcMar>
-              <w:left w:w="100" w:type="dxa"/>
-              <w:top w:w="60" w:type="dxa"/>
-              <w:right w:w="100" w:type="dxa"/>
-              <w:bottom w:w="60" w:type="dxa"/>
-            </w:tcMar>
-            <w:tcW w:w="2800" w:type="dxa"/>
-            <w:textDirection w:val="lrTb"/>
-            <w:noWrap w:val="false"/>
-          </w:tcPr>
-          <w:p>
-            <w:r>
-              <w:rPr>
-                <w:rFonts w:ascii="Arial" w:hAnsi="Arial" w:eastAsia="Arial" w:cs="Arial"/>
-                <w:color w:val="333333"/>
-                <w:sz w:val="20"/>
-                <w:szCs w:val="20"/>
-                <w:lang w:val="en-US"/>
-              </w:rPr>
-              <w:t xml:space="preserve">img/gosuslugi.jpg</w:t>
-            </w:r>
-            <w:r/>
-          </w:p>
-        </w:tc>
-        <w:tc>
-          <w:tcPr>
-            <w:tcBorders>
-              <w:top w:val="single" w:color="BBBBBB" w:sz="1" w:space="0"/>
-              <w:left w:val="single" w:color="BBBBBB" w:sz="1" w:space="0"/>
-              <w:bottom w:val="single" w:color="BBBBBB" w:sz="1" w:space="0"/>
-              <w:right w:val="single" w:color="BBBBBB" w:sz="1" w:space="0"/>
-            </w:tcBorders>
-            <w:tcMar>
-              <w:left w:w="100" w:type="dxa"/>
-              <w:top w:w="60" w:type="dxa"/>
-              <w:right w:w="100" w:type="dxa"/>
-              <w:bottom w:w="60" w:type="dxa"/>
-            </w:tcMar>
-            <w:tcW w:w="6500" w:type="dxa"/>
-            <w:textDirection w:val="lrTb"/>
-            <w:noWrap w:val="false"/>
-          </w:tcPr>
-          <w:p>
-            <w:r>
-              <w:rPr>
-                <w:rFonts w:ascii="Arial" w:hAnsi="Arial" w:eastAsia="Arial" w:cs="Arial"/>
-                <w:color w:val="333333"/>
-                <w:sz w:val="20"/>
-                <w:szCs w:val="20"/>
-                <w:lang w:val="ru-RU"/>
-              </w:rPr>
-              <w:t xml:space="preserve">Логотип Госуслуг для кнопки входа</w:t>
-            </w:r>
-            <w:r/>
-          </w:p>
-        </w:tc>
-      </w:tr>
-      <w:tr>
-        <w:tblPrEx/>
-        <w:trPr/>
-        <w:tc>
-          <w:tcPr>
-            <w:tcBorders>
-              <w:top w:val="single" w:color="BBBBBB" w:sz="1" w:space="0"/>
-              <w:left w:val="single" w:color="BBBBBB" w:sz="1" w:space="0"/>
-              <w:bottom w:val="single" w:color="BBBBBB" w:sz="1" w:space="0"/>
-              <w:right w:val="single" w:color="BBBBBB" w:sz="1" w:space="0"/>
-            </w:tcBorders>
-            <w:tcMar>
-              <w:left w:w="100" w:type="dxa"/>
-              <w:top w:w="60" w:type="dxa"/>
-              <w:right w:w="100" w:type="dxa"/>
-              <w:bottom w:w="60" w:type="dxa"/>
-            </w:tcMar>
-            <w:tcW w:w="2800" w:type="dxa"/>
-            <w:textDirection w:val="lrTb"/>
-            <w:noWrap w:val="false"/>
-          </w:tcPr>
-          <w:p>
-            <w:r>
-              <w:rPr>
-                <w:rFonts w:ascii="Arial" w:hAnsi="Arial" w:eastAsia="Arial" w:cs="Arial"/>
-                <w:color w:val="333333"/>
-                <w:sz w:val="20"/>
-                <w:szCs w:val="20"/>
-                <w:lang w:val="en-US"/>
-              </w:rPr>
-              <w:t xml:space="preserve">data/*.json</w:t>
-            </w:r>
-            <w:r/>
-          </w:p>
-        </w:tc>
-        <w:tc>
-          <w:tcPr>
-            <w:tcBorders>
-              <w:top w:val="single" w:color="BBBBBB" w:sz="1" w:space="0"/>
-              <w:left w:val="single" w:color="BBBBBB" w:sz="1" w:space="0"/>
-              <w:bottom w:val="single" w:color="BBBBBB" w:sz="1" w:space="0"/>
-              <w:right w:val="single" w:color="BBBBBB" w:sz="1" w:space="0"/>
-            </w:tcBorders>
-            <w:tcMar>
-              <w:left w:w="100" w:type="dxa"/>
-              <w:top w:w="60" w:type="dxa"/>
-              <w:right w:w="100" w:type="dxa"/>
-              <w:bottom w:w="60" w:type="dxa"/>
-            </w:tcMar>
-            <w:tcW w:w="6500" w:type="dxa"/>
-            <w:textDirection w:val="lrTb"/>
-            <w:noWrap w:val="false"/>
-          </w:tcPr>
-          <w:p>
-            <w:r>
-              <w:rPr>
-                <w:rFonts w:ascii="Arial" w:hAnsi="Arial" w:eastAsia="Arial" w:cs="Arial"/>
-                <w:color w:val="333333"/>
-                <w:sz w:val="20"/>
-                <w:szCs w:val="20"/>
-                <w:lang w:val="ru-RU"/>
-              </w:rPr>
-              <w:t xml:space="preserve">Копии справочных данных в формате JSON для удобного редактирования</w:t>
+              <w:t xml:space="preserve">Хранение пользовательских данных, настроек, истории заявок</w:t>
             </w:r>
             <w:r/>
           </w:p>
@@ -2198,27 +1769,548 @@
     </w:tbl>
     <w:p>
       <w:pPr>
-        <w:spacing w:after="40"/>
-      </w:pPr>
-      <w:r/>
-      <w:r/>
-    </w:p>
-    <w:p>
-      <w:pPr>
-        <w:jc w:val="left"/>
-        <w:spacing w:after="120" w:line="276" w:lineRule="auto"/>
+        <w:pStyle w:val="713"/>
+        <w:spacing w:before="280" w:after="160"/>
       </w:pPr>
       <w:r>
         <w:rPr>
           <w:rFonts w:ascii="Arial" w:hAnsi="Arial" w:eastAsia="Arial" w:cs="Arial"/>
           <w:b/>
           <w:bCs/>
+          <w:color w:val="1b5e8c"/>
+          <w:sz w:val="24"/>
+          <w:szCs w:val="24"/>
+          <w:highlight w:val="none"/>
+          <w:lang w:val="ru-RU"/>
+        </w:rPr>
+      </w:r>
+      <w:r>
+        <w:rPr>
+          <w:rFonts w:ascii="Arial" w:hAnsi="Arial" w:eastAsia="Arial" w:cs="Arial"/>
+          <w:b/>
+          <w:bCs/>
+          <w:color w:val="1b5e8c"/>
+          <w:sz w:val="24"/>
+          <w:szCs w:val="24"/>
+          <w:highlight w:val="none"/>
+          <w:lang w:val="ru-RU"/>
+        </w:rPr>
+      </w:r>
+    </w:p>
+    <w:p>
+      <w:pPr>
+        <w:pStyle w:val="713"/>
+        <w:spacing w:before="280" w:after="160"/>
+        <w:rPr>
+          <w:rFonts w:ascii="Arial" w:hAnsi="Arial" w:eastAsia="Arial" w:cs="Arial"/>
+          <w:b/>
+          <w:bCs/>
+          <w:color w:val="1b5e8c"/>
+          <w:sz w:val="24"/>
+          <w:szCs w:val="24"/>
+          <w:highlight w:val="none"/>
+          <w:lang w:val="ru-RU"/>
+        </w:rPr>
+      </w:pPr>
+      <w:r>
+        <w:rPr>
+          <w:rFonts w:ascii="Arial" w:hAnsi="Arial" w:eastAsia="Arial" w:cs="Arial"/>
+          <w:b/>
+          <w:bCs/>
+          <w:color w:val="1b5e8c"/>
+          <w:sz w:val="24"/>
+          <w:szCs w:val="24"/>
+          <w:lang w:val="ru-RU"/>
+        </w:rPr>
+        <w:t xml:space="preserve">1.5. Подход к дизайну</w:t>
+      </w:r>
+      <w:r/>
+    </w:p>
+    <w:p>
+      <w:pPr>
+        <w:jc w:val="both"/>
+        <w:spacing w:after="120" w:line="276" w:lineRule="auto"/>
+      </w:pPr>
+      <w:r>
+        <w:rPr>
+          <w:rFonts w:ascii="Arial" w:hAnsi="Arial" w:eastAsia="Arial" w:cs="Arial"/>
           <w:color w:val="333333"/>
           <w:sz w:val="21"/>
           <w:szCs w:val="21"/>
           <w:lang w:val="ru-RU"/>
         </w:rPr>
-        <w:t xml:space="preserve">Порядок подключения скриптов: data.js → db.js → extras.js → features.js → admin.js → app.js.</w:t>
+        <w:t xml:space="preserve">Дизайн интерфейса создавался с учётом основной аудитории — людей старшего возраста и людей с ограниченными возможностями. Ключевые принципы:</w:t>
+      </w:r>
+      <w:r/>
+    </w:p>
+    <w:p>
+      <w:pPr>
+        <w:pStyle w:val="704"/>
+        <w:numPr>
+          <w:ilvl w:val="0"/>
+          <w:numId w:val="2"/>
+        </w:numPr>
+        <w:spacing w:after="80" w:line="276" w:lineRule="auto"/>
+      </w:pPr>
+      <w:r>
+        <w:rPr>
+          <w:rFonts w:ascii="Arial" w:hAnsi="Arial" w:eastAsia="Arial" w:cs="Arial"/>
+          <w:color w:val="333333"/>
+          <w:sz w:val="21"/>
+          <w:szCs w:val="21"/>
+          <w:lang w:val="ru-RU"/>
+        </w:rPr>
+        <w:t xml:space="preserve">Крупные элементы управления (минимум 44×44 пикселя для тач-устройств)</w:t>
+      </w:r>
+      <w:r/>
+    </w:p>
+    <w:p>
+      <w:pPr>
+        <w:pStyle w:val="704"/>
+        <w:numPr>
+          <w:ilvl w:val="0"/>
+          <w:numId w:val="2"/>
+        </w:numPr>
+        <w:spacing w:after="80" w:line="276" w:lineRule="auto"/>
+      </w:pPr>
+      <w:r>
+        <w:rPr>
+          <w:rFonts w:ascii="Arial" w:hAnsi="Arial" w:eastAsia="Arial" w:cs="Arial"/>
+          <w:color w:val="333333"/>
+          <w:sz w:val="21"/>
+          <w:szCs w:val="21"/>
+          <w:lang w:val="ru-RU"/>
+        </w:rPr>
+        <w:t xml:space="preserve">Контрастные цвета и читаемые шрифты с возможностью увеличения</w:t>
+      </w:r>
+      <w:r/>
+    </w:p>
+    <w:p>
+      <w:pPr>
+        <w:pStyle w:val="704"/>
+        <w:numPr>
+          <w:ilvl w:val="0"/>
+          <w:numId w:val="2"/>
+        </w:numPr>
+        <w:spacing w:after="80" w:line="276" w:lineRule="auto"/>
+      </w:pPr>
+      <w:r>
+        <w:rPr>
+          <w:rFonts w:ascii="Arial" w:hAnsi="Arial" w:eastAsia="Arial" w:cs="Arial"/>
+          <w:color w:val="333333"/>
+          <w:sz w:val="21"/>
+          <w:szCs w:val="21"/>
+          <w:lang w:val="ru-RU"/>
+        </w:rPr>
+        <w:t xml:space="preserve">Минимальное количество шагов для основных действий</w:t>
+      </w:r>
+      <w:r/>
+    </w:p>
+    <w:p>
+      <w:pPr>
+        <w:pStyle w:val="704"/>
+        <w:numPr>
+          <w:ilvl w:val="0"/>
+          <w:numId w:val="2"/>
+        </w:numPr>
+        <w:spacing w:after="80" w:line="276" w:lineRule="auto"/>
+      </w:pPr>
+      <w:r>
+        <w:rPr>
+          <w:rFonts w:ascii="Arial" w:hAnsi="Arial" w:eastAsia="Arial" w:cs="Arial"/>
+          <w:color w:val="333333"/>
+          <w:sz w:val="21"/>
+          <w:szCs w:val="21"/>
+          <w:lang w:val="ru-RU"/>
+        </w:rPr>
+        <w:t xml:space="preserve">Подсказки и обучение при первом входе</w:t>
+      </w:r>
+      <w:r/>
+    </w:p>
+    <w:p>
+      <w:pPr>
+        <w:pStyle w:val="704"/>
+        <w:numPr>
+          <w:ilvl w:val="0"/>
+          <w:numId w:val="2"/>
+        </w:numPr>
+        <w:spacing w:after="80" w:line="276" w:lineRule="auto"/>
+      </w:pPr>
+      <w:r>
+        <w:rPr>
+          <w:rFonts w:ascii="Arial" w:hAnsi="Arial" w:eastAsia="Arial" w:cs="Arial"/>
+          <w:color w:val="333333"/>
+          <w:sz w:val="21"/>
+          <w:szCs w:val="21"/>
+          <w:lang w:val="ru-RU"/>
+        </w:rPr>
+        <w:t xml:space="preserve">Поддержка тёмной темы для комфорта в вечернее время</w:t>
+      </w:r>
+      <w:r/>
+    </w:p>
+    <w:p>
+      <w:pPr>
+        <w:pStyle w:val="704"/>
+        <w:numPr>
+          <w:ilvl w:val="0"/>
+          <w:numId w:val="2"/>
+        </w:numPr>
+        <w:spacing w:after="80" w:line="276" w:lineRule="auto"/>
+      </w:pPr>
+      <w:r>
+        <w:rPr>
+          <w:rFonts w:ascii="Arial" w:hAnsi="Arial" w:eastAsia="Arial" w:cs="Arial"/>
+          <w:color w:val="333333"/>
+          <w:sz w:val="21"/>
+          <w:szCs w:val="21"/>
+          <w:lang w:val="ru-RU"/>
+        </w:rPr>
+        <w:t xml:space="preserve">Формат чат-бота — привычный и интуитивно понятный для всех возрастных групп</w:t>
+      </w:r>
+      <w:r/>
+    </w:p>
+    <w:p>
+      <w:pPr>
+        <w:pStyle w:val="713"/>
+        <w:spacing w:before="280" w:after="160"/>
+      </w:pPr>
+      <w:r>
+        <w:rPr>
+          <w:rFonts w:ascii="Arial" w:hAnsi="Arial" w:eastAsia="Arial" w:cs="Arial"/>
+          <w:b/>
+          <w:bCs/>
+          <w:color w:val="1b5e8c"/>
+          <w:sz w:val="24"/>
+          <w:szCs w:val="24"/>
+          <w:lang w:val="ru-RU"/>
+        </w:rPr>
+        <w:t xml:space="preserve">1.6. Тестирование</w:t>
+      </w:r>
+      <w:r/>
+    </w:p>
+    <w:p>
+      <w:pPr>
+        <w:jc w:val="both"/>
+        <w:spacing w:after="120" w:line="276" w:lineRule="auto"/>
+      </w:pPr>
+      <w:r>
+        <w:rPr>
+          <w:rFonts w:ascii="Arial" w:hAnsi="Arial" w:eastAsia="Arial" w:cs="Arial"/>
+          <w:color w:val="333333"/>
+          <w:sz w:val="21"/>
+          <w:szCs w:val="21"/>
+          <w:lang w:val="ru-RU"/>
+        </w:rPr>
+        <w:t xml:space="preserve">Тестирование проводилось на каждом этапе разработки:</w:t>
+      </w:r>
+      <w:r/>
+    </w:p>
+    <w:p>
+      <w:pPr>
+        <w:pStyle w:val="704"/>
+        <w:numPr>
+          <w:ilvl w:val="0"/>
+          <w:numId w:val="2"/>
+        </w:numPr>
+        <w:spacing w:after="80" w:line="276" w:lineRule="auto"/>
+      </w:pPr>
+      <w:r>
+        <w:rPr>
+          <w:rFonts w:ascii="Arial" w:hAnsi="Arial" w:eastAsia="Arial" w:cs="Arial"/>
+          <w:color w:val="333333"/>
+          <w:sz w:val="21"/>
+          <w:szCs w:val="21"/>
+          <w:lang w:val="ru-RU"/>
+        </w:rPr>
+        <w:t xml:space="preserve">Синтаксическая проверка всех JavaScript-файлов (автоматическая)</w:t>
+      </w:r>
+      <w:r/>
+    </w:p>
+    <w:p>
+      <w:pPr>
+        <w:pStyle w:val="704"/>
+        <w:numPr>
+          <w:ilvl w:val="0"/>
+          <w:numId w:val="2"/>
+        </w:numPr>
+        <w:spacing w:after="80" w:line="276" w:lineRule="auto"/>
+      </w:pPr>
+      <w:r>
+        <w:rPr>
+          <w:rFonts w:ascii="Arial" w:hAnsi="Arial" w:eastAsia="Arial" w:cs="Arial"/>
+          <w:color w:val="333333"/>
+          <w:sz w:val="21"/>
+          <w:szCs w:val="21"/>
+          <w:lang w:val="ru-RU"/>
+        </w:rPr>
+        <w:t xml:space="preserve">Функциональное тестирование: навигация, корзина, запись, профили, избранное, админпанель</w:t>
+      </w:r>
+      <w:r/>
+    </w:p>
+    <w:p>
+      <w:pPr>
+        <w:pStyle w:val="704"/>
+        <w:numPr>
+          <w:ilvl w:val="0"/>
+          <w:numId w:val="2"/>
+        </w:numPr>
+        <w:spacing w:after="80" w:line="276" w:lineRule="auto"/>
+      </w:pPr>
+      <w:r>
+        <w:rPr>
+          <w:rFonts w:ascii="Arial" w:hAnsi="Arial" w:eastAsia="Arial" w:cs="Arial"/>
+          <w:color w:val="333333"/>
+          <w:sz w:val="21"/>
+          <w:szCs w:val="21"/>
+          <w:lang w:val="ru-RU"/>
+        </w:rPr>
+        <w:t xml:space="preserve">Тестирование умного помощника на наборе из 20+ типовых запросов</w:t>
+      </w:r>
+      <w:r/>
+    </w:p>
+    <w:p>
+      <w:pPr>
+        <w:pStyle w:val="704"/>
+        <w:numPr>
+          <w:ilvl w:val="0"/>
+          <w:numId w:val="2"/>
+        </w:numPr>
+        <w:spacing w:after="80" w:line="276" w:lineRule="auto"/>
+      </w:pPr>
+      <w:r>
+        <w:rPr>
+          <w:rFonts w:ascii="Arial" w:hAnsi="Arial" w:eastAsia="Arial" w:cs="Arial"/>
+          <w:color w:val="333333"/>
+          <w:sz w:val="21"/>
+          <w:szCs w:val="21"/>
+          <w:lang w:val="ru-RU"/>
+        </w:rPr>
+        <w:t xml:space="preserve">Проверка сезонных поздравлений на все 8 праздничных дат</w:t>
+      </w:r>
+      <w:r/>
+    </w:p>
+    <w:p>
+      <w:pPr>
+        <w:pStyle w:val="704"/>
+        <w:numPr>
+          <w:ilvl w:val="0"/>
+          <w:numId w:val="2"/>
+        </w:numPr>
+        <w:spacing w:after="80" w:line="276" w:lineRule="auto"/>
+      </w:pPr>
+      <w:r>
+        <w:rPr>
+          <w:rFonts w:ascii="Arial" w:hAnsi="Arial" w:eastAsia="Arial" w:cs="Arial"/>
+          <w:color w:val="333333"/>
+          <w:sz w:val="21"/>
+          <w:szCs w:val="21"/>
+          <w:lang w:val="ru-RU"/>
+        </w:rPr>
+        <w:t xml:space="preserve">Тестирование на мобильных устройствах (горизонтальная прокрутка, масштабирование, тач-элементы)</w:t>
+      </w:r>
+      <w:r/>
+    </w:p>
+    <w:p>
+      <w:pPr>
+        <w:pStyle w:val="704"/>
+        <w:numPr>
+          <w:ilvl w:val="0"/>
+          <w:numId w:val="2"/>
+        </w:numPr>
+        <w:spacing w:after="80" w:line="276" w:lineRule="auto"/>
+      </w:pPr>
+      <w:r>
+        <w:rPr>
+          <w:rFonts w:ascii="Arial" w:hAnsi="Arial" w:eastAsia="Arial" w:cs="Arial"/>
+          <w:color w:val="333333"/>
+          <w:sz w:val="21"/>
+          <w:szCs w:val="21"/>
+          <w:lang w:val="ru-RU"/>
+        </w:rPr>
+        <w:t xml:space="preserve">Проверка тёмной темы для всех элементов интерфейса</w:t>
+      </w:r>
+      <w:r/>
+    </w:p>
+    <w:p>
+      <w:pPr>
+        <w:pStyle w:val="704"/>
+        <w:numPr>
+          <w:ilvl w:val="0"/>
+          <w:numId w:val="2"/>
+        </w:numPr>
+        <w:spacing w:after="80" w:line="276" w:lineRule="auto"/>
+      </w:pPr>
+      <w:r>
+        <w:rPr>
+          <w:rFonts w:ascii="Arial" w:hAnsi="Arial" w:eastAsia="Arial" w:cs="Arial"/>
+          <w:color w:val="333333"/>
+          <w:sz w:val="21"/>
+          <w:szCs w:val="21"/>
+          <w:lang w:val="ru-RU"/>
+        </w:rPr>
+        <w:t xml:space="preserve">Тестирование переключения языков и профилей получателей</w:t>
+      </w:r>
+      <w:r/>
+    </w:p>
+    <w:p>
+      <w:pPr>
+        <w:pStyle w:val="713"/>
+        <w:spacing w:before="280" w:after="160"/>
+      </w:pPr>
+      <w:r>
+        <w:rPr>
+          <w:rFonts w:ascii="Arial" w:hAnsi="Arial" w:eastAsia="Arial" w:cs="Arial"/>
+          <w:b/>
+          <w:bCs/>
+          <w:color w:val="1b5e8c"/>
+          <w:sz w:val="24"/>
+          <w:szCs w:val="24"/>
+          <w:lang w:val="ru-RU"/>
+        </w:rPr>
+        <w:t xml:space="preserve">1.7. Перспективы развития</w:t>
+      </w:r>
+      <w:r/>
+    </w:p>
+    <w:p>
+      <w:pPr>
+        <w:jc w:val="both"/>
+        <w:spacing w:after="120" w:line="276" w:lineRule="auto"/>
+      </w:pPr>
+      <w:r>
+        <w:rPr>
+          <w:rFonts w:ascii="Arial" w:hAnsi="Arial" w:eastAsia="Arial" w:cs="Arial"/>
+          <w:color w:val="333333"/>
+          <w:sz w:val="21"/>
+          <w:szCs w:val="21"/>
+          <w:lang w:val="ru-RU"/>
+        </w:rPr>
+        <w:t xml:space="preserve">Приложение спроектировано с заделом на расширение. Запланированные направления:</w:t>
+      </w:r>
+      <w:r/>
+    </w:p>
+    <w:p>
+      <w:pPr>
+        <w:pStyle w:val="704"/>
+        <w:numPr>
+          <w:ilvl w:val="0"/>
+          <w:numId w:val="2"/>
+        </w:numPr>
+        <w:spacing w:after="80" w:line="276" w:lineRule="auto"/>
+      </w:pPr>
+      <w:r>
+        <w:rPr>
+          <w:rFonts w:ascii="Arial" w:hAnsi="Arial" w:eastAsia="Arial" w:cs="Arial"/>
+          <w:color w:val="333333"/>
+          <w:sz w:val="21"/>
+          <w:szCs w:val="21"/>
+          <w:lang w:val="ru-RU"/>
+        </w:rPr>
+        <w:t xml:space="preserve">Подключение серверной части для онлайн-хранения заявок и записей</w:t>
+      </w:r>
+      <w:r/>
+    </w:p>
+    <w:p>
+      <w:pPr>
+        <w:pStyle w:val="704"/>
+        <w:numPr>
+          <w:ilvl w:val="0"/>
+          <w:numId w:val="2"/>
+        </w:numPr>
+        <w:spacing w:after="80" w:line="276" w:lineRule="auto"/>
+      </w:pPr>
+      <w:r>
+        <w:rPr>
+          <w:rFonts w:ascii="Arial" w:hAnsi="Arial" w:eastAsia="Arial" w:cs="Arial"/>
+          <w:color w:val="333333"/>
+          <w:sz w:val="21"/>
+          <w:szCs w:val="21"/>
+          <w:lang w:val="ru-RU"/>
+        </w:rPr>
+        <w:t xml:space="preserve">Интеграция с ЕСИА (Госуслуги) для подтверждённой авторизации</w:t>
+      </w:r>
+      <w:r/>
+    </w:p>
+    <w:p>
+      <w:pPr>
+        <w:pStyle w:val="704"/>
+        <w:numPr>
+          <w:ilvl w:val="0"/>
+          <w:numId w:val="2"/>
+        </w:numPr>
+        <w:spacing w:after="80" w:line="276" w:lineRule="auto"/>
+      </w:pPr>
+      <w:r>
+        <w:rPr>
+          <w:rFonts w:ascii="Arial" w:hAnsi="Arial" w:eastAsia="Arial" w:cs="Arial"/>
+          <w:color w:val="333333"/>
+          <w:sz w:val="21"/>
+          <w:szCs w:val="21"/>
+          <w:lang w:val="ru-RU"/>
+        </w:rPr>
+        <w:t xml:space="preserve">Реальные свободные слоты записи (без двойных записей)</w:t>
+      </w:r>
+      <w:r/>
+    </w:p>
+    <w:p>
+      <w:pPr>
+        <w:pStyle w:val="704"/>
+        <w:numPr>
+          <w:ilvl w:val="0"/>
+          <w:numId w:val="2"/>
+        </w:numPr>
+        <w:spacing w:after="80" w:line="276" w:lineRule="auto"/>
+      </w:pPr>
+      <w:r>
+        <w:rPr>
+          <w:rFonts w:ascii="Arial" w:hAnsi="Arial" w:eastAsia="Arial" w:cs="Arial"/>
+          <w:color w:val="333333"/>
+          <w:sz w:val="21"/>
+          <w:szCs w:val="21"/>
+          <w:lang w:val="ru-RU"/>
+        </w:rPr>
+        <w:t xml:space="preserve">SMS- и push-уведомления о статусе заявки</w:t>
+      </w:r>
+      <w:r/>
+    </w:p>
+    <w:p>
+      <w:pPr>
+        <w:pStyle w:val="704"/>
+        <w:numPr>
+          <w:ilvl w:val="0"/>
+          <w:numId w:val="2"/>
+        </w:numPr>
+        <w:spacing w:after="80" w:line="276" w:lineRule="auto"/>
+      </w:pPr>
+      <w:r>
+        <w:rPr>
+          <w:rFonts w:ascii="Arial" w:hAnsi="Arial" w:eastAsia="Arial" w:cs="Arial"/>
+          <w:color w:val="333333"/>
+          <w:sz w:val="21"/>
+          <w:szCs w:val="21"/>
+          <w:lang w:val="ru-RU"/>
+        </w:rPr>
+        <w:t xml:space="preserve">Установка как мобильное приложение (PWA) </w:t>
+      </w:r>
+      <w:r/>
+    </w:p>
+    <w:p>
+      <w:pPr>
+        <w:pStyle w:val="704"/>
+        <w:numPr>
+          <w:ilvl w:val="0"/>
+          <w:numId w:val="2"/>
+        </w:numPr>
+        <w:spacing w:after="80" w:line="276" w:lineRule="auto"/>
+      </w:pPr>
+      <w:r>
+        <w:rPr>
+          <w:rFonts w:ascii="Arial" w:hAnsi="Arial" w:eastAsia="Arial" w:cs="Arial"/>
+          <w:color w:val="333333"/>
+          <w:sz w:val="21"/>
+          <w:szCs w:val="21"/>
+          <w:lang w:val="ru-RU"/>
+        </w:rPr>
+        <w:t xml:space="preserve">Озвучка интерфейса для слабовидящих пользователей</w:t>
       </w:r>
       <w:r/>
     </w:p>
@@ -2230,7 +2322,7 @@
     </w:p>
     <w:p>
       <w:pPr>
-        <w:pStyle w:val="709"/>
+        <w:pStyle w:val="712"/>
         <w:spacing w:before="360" w:after="200"/>
       </w:pPr>
       <w:r>
@@ -2243,13 +2335,47 @@
           <w:szCs w:val="28"/>
           <w:lang w:val="ru-RU"/>
         </w:rPr>
-        <w:t xml:space="preserve">5. Редактирование данных</w:t>
+        <w:t xml:space="preserve">2. О проекте</w:t>
       </w:r>
       <w:r/>
     </w:p>
     <w:p>
       <w:pPr>
-        <w:pStyle w:val="710"/>
+        <w:jc w:val="both"/>
+        <w:spacing w:after="120" w:line="276" w:lineRule="auto"/>
+      </w:pPr>
+      <w:r>
+        <w:rPr>
+          <w:rFonts w:ascii="Arial" w:hAnsi="Arial" w:eastAsia="Arial" w:cs="Arial"/>
+          <w:color w:val="333333"/>
+          <w:sz w:val="21"/>
+          <w:szCs w:val="21"/>
+          <w:lang w:val="ru-RU"/>
+        </w:rPr>
+        <w:t xml:space="preserve">Веб-приложение «Гармония — помощник» — интерактивный виртуальный помощник для граждан, обращающихся за социальными услугами в ГБУ ЯНАО «ЦСОН «Гармония».</w:t>
+      </w:r>
+      <w:r/>
+    </w:p>
+    <w:p>
+      <w:pPr>
+        <w:jc w:val="both"/>
+        <w:spacing w:after="120" w:line="276" w:lineRule="auto"/>
+      </w:pPr>
+      <w:r>
+        <w:rPr>
+          <w:rFonts w:ascii="Arial" w:hAnsi="Arial" w:eastAsia="Arial" w:cs="Arial"/>
+          <w:color w:val="333333"/>
+          <w:sz w:val="21"/>
+          <w:szCs w:val="21"/>
+          <w:lang w:val="ru-RU"/>
+        </w:rPr>
+        <w:t xml:space="preserve">Приложение реализовано в формате чат-бота и обеспечивает удобный доступ к прейскуранту, записи к специалистам, справочной информации и личному кабинету получателя услуг.</w:t>
+      </w:r>
+      <w:r/>
+    </w:p>
+    <w:p>
+      <w:pPr>
+        <w:pStyle w:val="713"/>
         <w:spacing w:before="280" w:after="160"/>
       </w:pPr>
       <w:r>
@@ -2262,14 +2388,18 @@
           <w:szCs w:val="24"/>
           <w:lang w:val="ru-RU"/>
         </w:rPr>
-        <w:t xml:space="preserve">5.1. Услуги и цены</w:t>
+        <w:t xml:space="preserve">2.1. Поддерживаемые филиалы</w:t>
       </w:r>
       <w:r/>
     </w:p>
     <w:p>
       <w:pPr>
-        <w:jc w:val="left"/>
-        <w:spacing w:after="120" w:line="276" w:lineRule="auto"/>
+        <w:pStyle w:val="704"/>
+        <w:numPr>
+          <w:ilvl w:val="0"/>
+          <w:numId w:val="2"/>
+        </w:numPr>
+        <w:spacing w:after="80" w:line="276" w:lineRule="auto"/>
       </w:pPr>
       <w:r>
         <w:rPr>
@@ -2279,14 +2409,18 @@
           <w:szCs w:val="21"/>
           <w:lang w:val="ru-RU"/>
         </w:rPr>
-        <w:t xml:space="preserve">Файл: js/data.js, массив услуг филиала в branchContent.</w:t>
+        <w:t xml:space="preserve">г. Губкинский (полностью заполнен: 19 категорий услуг, 57 сотрудников)</w:t>
       </w:r>
       <w:r/>
     </w:p>
     <w:p>
       <w:pPr>
-        <w:jc w:val="left"/>
-        <w:spacing w:after="120" w:line="276" w:lineRule="auto"/>
+        <w:pStyle w:val="704"/>
+        <w:numPr>
+          <w:ilvl w:val="0"/>
+          <w:numId w:val="2"/>
+        </w:numPr>
+        <w:spacing w:after="80" w:line="276" w:lineRule="auto"/>
       </w:pPr>
       <w:r>
         <w:rPr>
@@ -2296,13 +2430,118 @@
           <w:szCs w:val="21"/>
           <w:lang w:val="ru-RU"/>
         </w:rPr>
-        <w:t xml:space="preserve">Каждая категория содержит: id, name (название), icon (эмодзи), rating (рейтинг), items — массив услуг. Каждая услуга: n (название), p (цена), m (цена по «Морошке», или null если скидки нет).</w:t>
+        <w:t xml:space="preserve">г. Муравленко (заготовка для заполнения)</w:t>
       </w:r>
       <w:r/>
     </w:p>
     <w:p>
       <w:pPr>
-        <w:pStyle w:val="710"/>
+        <w:pStyle w:val="704"/>
+        <w:numPr>
+          <w:ilvl w:val="0"/>
+          <w:numId w:val="2"/>
+        </w:numPr>
+        <w:spacing w:after="80" w:line="276" w:lineRule="auto"/>
+      </w:pPr>
+      <w:r>
+        <w:rPr>
+          <w:rFonts w:ascii="Arial" w:hAnsi="Arial" w:eastAsia="Arial" w:cs="Arial"/>
+          <w:color w:val="333333"/>
+          <w:sz w:val="21"/>
+          <w:szCs w:val="21"/>
+          <w:lang w:val="ru-RU"/>
+        </w:rPr>
+        <w:t xml:space="preserve">г. Ноябрьск (заготовка для заполнения)</w:t>
+      </w:r>
+      <w:r/>
+    </w:p>
+    <w:p>
+      <w:pPr>
+        <w:pStyle w:val="704"/>
+        <w:numPr>
+          <w:ilvl w:val="0"/>
+          <w:numId w:val="2"/>
+        </w:numPr>
+        <w:spacing w:after="80" w:line="276" w:lineRule="auto"/>
+      </w:pPr>
+      <w:r>
+        <w:rPr>
+          <w:rFonts w:ascii="Arial" w:hAnsi="Arial" w:eastAsia="Arial" w:cs="Arial"/>
+          <w:color w:val="333333"/>
+          <w:sz w:val="21"/>
+          <w:szCs w:val="21"/>
+          <w:lang w:val="ru-RU"/>
+        </w:rPr>
+        <w:t xml:space="preserve">г. Тарко-Сале (заготовка для заполнения)</w:t>
+      </w:r>
+      <w:r/>
+    </w:p>
+    <w:p>
+      <w:pPr>
+        <w:pStyle w:val="704"/>
+        <w:numPr>
+          <w:ilvl w:val="0"/>
+          <w:numId w:val="2"/>
+        </w:numPr>
+        <w:spacing w:after="80" w:line="276" w:lineRule="auto"/>
+      </w:pPr>
+      <w:r>
+        <w:rPr>
+          <w:rFonts w:ascii="Arial" w:hAnsi="Arial" w:eastAsia="Arial" w:cs="Arial"/>
+          <w:color w:val="333333"/>
+          <w:sz w:val="21"/>
+          <w:szCs w:val="21"/>
+          <w:lang w:val="ru-RU"/>
+        </w:rPr>
+        <w:t xml:space="preserve">пгт. Уренгой (заготовка для заполнения)</w:t>
+      </w:r>
+      <w:r/>
+    </w:p>
+    <w:p>
+      <w:pPr>
+        <w:jc w:val="both"/>
+        <w:spacing w:after="120" w:line="276" w:lineRule="auto"/>
+      </w:pPr>
+      <w:r>
+        <w:rPr>
+          <w:rFonts w:ascii="Arial" w:hAnsi="Arial" w:eastAsia="Arial" w:cs="Arial"/>
+          <w:color w:val="333333"/>
+          <w:sz w:val="21"/>
+          <w:szCs w:val="21"/>
+          <w:lang w:val="ru-RU"/>
+        </w:rPr>
+        <w:t xml:space="preserve">У каждого филиала — индивидуальные данные: услуги, цены, сотрудники, контактная информация. При переключении города интерфейс автоматически отображает данные выбранного филиала.</w:t>
+      </w:r>
+      <w:r/>
+    </w:p>
+    <w:p>
+      <w:r>
+        <w:br w:type="page" w:clear="all"/>
+      </w:r>
+      <w:r/>
+    </w:p>
+    <w:p>
+      <w:pPr>
+        <w:pStyle w:val="712"/>
+        <w:spacing w:before="360" w:after="200"/>
+      </w:pPr>
+      <w:r>
+        <w:rPr>
+          <w:rFonts w:ascii="Arial" w:hAnsi="Arial" w:eastAsia="Arial" w:cs="Arial"/>
+          <w:b/>
+          <w:bCs/>
+          <w:color w:val="1b8585"/>
+          <w:sz w:val="28"/>
+          <w:szCs w:val="28"/>
+          <w:lang w:val="ru-RU"/>
+        </w:rPr>
+        <w:t xml:space="preserve">3. Функциональные возможности</w:t>
+      </w:r>
+      <w:r/>
+    </w:p>
+    <w:p>
+      <w:pPr>
+        <w:pStyle w:val="713"/>
         <w:spacing w:before="280" w:after="160"/>
       </w:pPr>
       <w:r>
@@ -2315,14 +2554,18 @@
           <w:szCs w:val="24"/>
           <w:lang w:val="ru-RU"/>
         </w:rPr>
-        <w:t xml:space="preserve">5.2. Сотрудники</w:t>
+        <w:t xml:space="preserve">3.1. Услуги и заявки</w:t>
       </w:r>
       <w:r/>
     </w:p>
     <w:p>
       <w:pPr>
-        <w:jc w:val="left"/>
-        <w:spacing w:after="120" w:line="276" w:lineRule="auto"/>
+        <w:pStyle w:val="704"/>
+        <w:numPr>
+          <w:ilvl w:val="0"/>
+          <w:numId w:val="2"/>
+        </w:numPr>
+        <w:spacing w:after="80" w:line="276" w:lineRule="auto"/>
       </w:pPr>
       <w:r>
         <w:rPr>
@@ -2332,13 +2575,118 @@
           <w:szCs w:val="21"/>
           <w:lang w:val="ru-RU"/>
         </w:rPr>
-        <w:t xml:space="preserve">Массив staff филиала в branchContent. Каждый сотрудник: dept (отделение), name (ФИО), pos (должность), ext (добавочный номер), email.</w:t>
+        <w:t xml:space="preserve">Прейскурант: 19 категорий социальных услуг с ценами (обычными и по карте «Морошка»)</w:t>
       </w:r>
       <w:r/>
     </w:p>
     <w:p>
       <w:pPr>
-        <w:pStyle w:val="710"/>
+        <w:pStyle w:val="704"/>
+        <w:numPr>
+          <w:ilvl w:val="0"/>
+          <w:numId w:val="2"/>
+        </w:numPr>
+        <w:spacing w:after="80" w:line="276" w:lineRule="auto"/>
+      </w:pPr>
+      <w:r>
+        <w:rPr>
+          <w:rFonts w:ascii="Arial" w:hAnsi="Arial" w:eastAsia="Arial" w:cs="Arial"/>
+          <w:color w:val="333333"/>
+          <w:sz w:val="21"/>
+          <w:szCs w:val="21"/>
+          <w:lang w:val="ru-RU"/>
+        </w:rPr>
+        <w:t xml:space="preserve">Поиск услуг по названию</w:t>
+      </w:r>
+      <w:r/>
+    </w:p>
+    <w:p>
+      <w:pPr>
+        <w:pStyle w:val="704"/>
+        <w:numPr>
+          <w:ilvl w:val="0"/>
+          <w:numId w:val="2"/>
+        </w:numPr>
+        <w:spacing w:after="80" w:line="276" w:lineRule="auto"/>
+      </w:pPr>
+      <w:r>
+        <w:rPr>
+          <w:rFonts w:ascii="Arial" w:hAnsi="Arial" w:eastAsia="Arial" w:cs="Arial"/>
+          <w:color w:val="333333"/>
+          <w:sz w:val="21"/>
+          <w:szCs w:val="21"/>
+          <w:lang w:val="ru-RU"/>
+        </w:rPr>
+        <w:t xml:space="preserve">Корзина с подсчётом суммы и отображением экономии по карте «Морошка»</w:t>
+      </w:r>
+      <w:r/>
+    </w:p>
+    <w:p>
+      <w:pPr>
+        <w:pStyle w:val="704"/>
+        <w:numPr>
+          <w:ilvl w:val="0"/>
+          <w:numId w:val="2"/>
+        </w:numPr>
+        <w:spacing w:after="80" w:line="276" w:lineRule="auto"/>
+      </w:pPr>
+      <w:r>
+        <w:rPr>
+          <w:rFonts w:ascii="Arial" w:hAnsi="Arial" w:eastAsia="Arial" w:cs="Arial"/>
+          <w:color w:val="333333"/>
+          <w:sz w:val="21"/>
+          <w:szCs w:val="21"/>
+          <w:lang w:val="ru-RU"/>
+        </w:rPr>
+        <w:t xml:space="preserve">Отправка заявки на услуги по email </w:t>
+      </w:r>
+      <w:r/>
+    </w:p>
+    <w:p>
+      <w:pPr>
+        <w:pStyle w:val="704"/>
+        <w:numPr>
+          <w:ilvl w:val="0"/>
+          <w:numId w:val="2"/>
+        </w:numPr>
+        <w:spacing w:after="80" w:line="276" w:lineRule="auto"/>
+      </w:pPr>
+      <w:r>
+        <w:rPr>
+          <w:rFonts w:ascii="Arial" w:hAnsi="Arial" w:eastAsia="Arial" w:cs="Arial"/>
+          <w:color w:val="333333"/>
+          <w:sz w:val="21"/>
+          <w:szCs w:val="21"/>
+          <w:lang w:val="ru-RU"/>
+        </w:rPr>
+        <w:t xml:space="preserve">Повторная заявка из истории одним нажатием</w:t>
+      </w:r>
+      <w:r/>
+    </w:p>
+    <w:p>
+      <w:pPr>
+        <w:pStyle w:val="704"/>
+        <w:numPr>
+          <w:ilvl w:val="0"/>
+          <w:numId w:val="2"/>
+        </w:numPr>
+        <w:spacing w:after="80" w:line="276" w:lineRule="auto"/>
+      </w:pPr>
+      <w:r>
+        <w:rPr>
+          <w:rFonts w:ascii="Arial" w:hAnsi="Arial" w:eastAsia="Arial" w:cs="Arial"/>
+          <w:color w:val="333333"/>
+          <w:sz w:val="21"/>
+          <w:szCs w:val="21"/>
+          <w:lang w:val="ru-RU"/>
+        </w:rPr>
+        <w:t xml:space="preserve">Избранные услуги (★) с быстрым добавлением в корзину</w:t>
+      </w:r>
+      <w:r/>
+    </w:p>
+    <w:p>
+      <w:pPr>
+        <w:pStyle w:val="713"/>
         <w:spacing w:before="280" w:after="160"/>
       </w:pPr>
       <w:r>
@@ -2351,14 +2699,18 @@
           <w:szCs w:val="24"/>
           <w:lang w:val="ru-RU"/>
         </w:rPr>
-        <w:t xml:space="preserve">5.3. Контакты филиала</w:t>
+        <w:t xml:space="preserve">3.2. Запись к специалисту</w:t>
       </w:r>
       <w:r/>
     </w:p>
     <w:p>
       <w:pPr>
-        <w:jc w:val="left"/>
-        <w:spacing w:after="120" w:line="276" w:lineRule="auto"/>
+        <w:pStyle w:val="704"/>
+        <w:numPr>
+          <w:ilvl w:val="0"/>
+          <w:numId w:val="2"/>
+        </w:numPr>
+        <w:spacing w:after="80" w:line="276" w:lineRule="auto"/>
       </w:pPr>
       <w:r>
         <w:rPr>
@@ -2368,13 +2720,97 @@
           <w:szCs w:val="21"/>
           <w:lang w:val="ru-RU"/>
         </w:rPr>
-        <w:t xml:space="preserve">Объект cityData в js/data.js: address, phone, phoneRaw (только цифры, для кнопки звонка), email, hours, openH, openM, closeH, closeM (для индикатора «открыто/закрыто»).</w:t>
+        <w:t xml:space="preserve">Выбор отделения, специалиста, даты и времени</w:t>
       </w:r>
       <w:r/>
     </w:p>
     <w:p>
       <w:pPr>
-        <w:pStyle w:val="710"/>
+        <w:pStyle w:val="704"/>
+        <w:numPr>
+          <w:ilvl w:val="0"/>
+          <w:numId w:val="2"/>
+        </w:numPr>
+        <w:spacing w:after="80" w:line="276" w:lineRule="auto"/>
+      </w:pPr>
+      <w:r>
+        <w:rPr>
+          <w:rFonts w:ascii="Arial" w:hAnsi="Arial" w:eastAsia="Arial" w:cs="Arial"/>
+          <w:color w:val="333333"/>
+          <w:sz w:val="21"/>
+          <w:szCs w:val="21"/>
+          <w:lang w:val="ru-RU"/>
+        </w:rPr>
+        <w:t xml:space="preserve">Автоматическая генерация номера талона</w:t>
+      </w:r>
+      <w:r/>
+    </w:p>
+    <w:p>
+      <w:pPr>
+        <w:pStyle w:val="704"/>
+        <w:numPr>
+          <w:ilvl w:val="0"/>
+          <w:numId w:val="2"/>
+        </w:numPr>
+        <w:spacing w:after="80" w:line="276" w:lineRule="auto"/>
+      </w:pPr>
+      <w:r>
+        <w:rPr>
+          <w:rFonts w:ascii="Arial" w:hAnsi="Arial" w:eastAsia="Arial" w:cs="Arial"/>
+          <w:color w:val="333333"/>
+          <w:sz w:val="21"/>
+          <w:szCs w:val="21"/>
+          <w:lang w:val="ru-RU"/>
+        </w:rPr>
+        <w:t xml:space="preserve">Экспорт записи в календарь телефона (.ics файл с напоминанием за 1 час)</w:t>
+      </w:r>
+      <w:r/>
+    </w:p>
+    <w:p>
+      <w:pPr>
+        <w:pStyle w:val="704"/>
+        <w:numPr>
+          <w:ilvl w:val="0"/>
+          <w:numId w:val="2"/>
+        </w:numPr>
+        <w:spacing w:after="80" w:line="276" w:lineRule="auto"/>
+      </w:pPr>
+      <w:r>
+        <w:rPr>
+          <w:rFonts w:ascii="Arial" w:hAnsi="Arial" w:eastAsia="Arial" w:cs="Arial"/>
+          <w:color w:val="333333"/>
+          <w:sz w:val="21"/>
+          <w:szCs w:val="21"/>
+          <w:lang w:val="ru-RU"/>
+        </w:rPr>
+        <w:t xml:space="preserve">Отмена записи из личного кабинета с уведомлением на email центра</w:t>
+      </w:r>
+      <w:r/>
+    </w:p>
+    <w:p>
+      <w:pPr>
+        <w:pStyle w:val="704"/>
+        <w:numPr>
+          <w:ilvl w:val="0"/>
+          <w:numId w:val="2"/>
+        </w:numPr>
+        <w:spacing w:after="80" w:line="276" w:lineRule="auto"/>
+      </w:pPr>
+      <w:r>
+        <w:rPr>
+          <w:rFonts w:ascii="Arial" w:hAnsi="Arial" w:eastAsia="Arial" w:cs="Arial"/>
+          <w:color w:val="333333"/>
+          <w:sz w:val="21"/>
+          <w:szCs w:val="21"/>
+          <w:lang w:val="ru-RU"/>
+        </w:rPr>
+        <w:t xml:space="preserve">Статусы заявок: «Принята» / «В работе» / «Выполнена»</w:t>
+      </w:r>
+      <w:r/>
+    </w:p>
+    <w:p>
+      <w:pPr>
+        <w:pStyle w:val="713"/>
         <w:spacing w:before="280" w:after="160"/>
       </w:pPr>
       <w:r>
@@ -2387,13 +2823,13 @@
           <w:szCs w:val="24"/>
           <w:lang w:val="ru-RU"/>
         </w:rPr>
-        <w:t xml:space="preserve">5.4. Новости, мероприятия, FAQ</w:t>
+        <w:t xml:space="preserve">3.3. Дополнительные сценарии</w:t>
       </w:r>
       <w:r/>
     </w:p>
     <w:p>
       <w:pPr>
-        <w:pStyle w:val="701"/>
+        <w:pStyle w:val="704"/>
         <w:numPr>
           <w:ilvl w:val="0"/>
           <w:numId w:val="2"/>
@@ -2408,13 +2844,13 @@
           <w:szCs w:val="21"/>
           <w:lang w:val="ru-RU"/>
         </w:rPr>
-        <w:t xml:space="preserve">Новости — массив newsData: date, tag, title, text</w:t>
+        <w:t xml:space="preserve">Обратный звонок — заявка с выбором удобного времени</w:t>
       </w:r>
       <w:r/>
     </w:p>
     <w:p>
       <w:pPr>
-        <w:pStyle w:val="701"/>
+        <w:pStyle w:val="704"/>
         <w:numPr>
           <w:ilvl w:val="0"/>
           <w:numId w:val="2"/>
@@ -2429,13 +2865,13 @@
           <w:szCs w:val="21"/>
           <w:lang w:val="ru-RU"/>
         </w:rPr>
-        <w:t xml:space="preserve">Мероприятия — массив eventsData: id, date, title, place, desc, seats</w:t>
+        <w:t xml:space="preserve">Вызов социального работника на дом — форма с адресом и описанием</w:t>
       </w:r>
       <w:r/>
     </w:p>
     <w:p>
       <w:pPr>
-        <w:pStyle w:val="701"/>
+        <w:pStyle w:val="704"/>
         <w:numPr>
           <w:ilvl w:val="0"/>
           <w:numId w:val="2"/>
@@ -2450,14 +2886,18 @@
           <w:szCs w:val="21"/>
           <w:lang w:val="ru-RU"/>
         </w:rPr>
-        <w:t xml:space="preserve">Частые вопросы — массив faqData: q (вопрос), a (ответ)</w:t>
+        <w:t xml:space="preserve">Каталог мероприятий с онлайн-записью на участие</w:t>
       </w:r>
       <w:r/>
     </w:p>
     <w:p>
       <w:pPr>
-        <w:jc w:val="left"/>
-        <w:spacing w:after="120" w:line="276" w:lineRule="auto"/>
+        <w:pStyle w:val="704"/>
+        <w:numPr>
+          <w:ilvl w:val="0"/>
+          <w:numId w:val="2"/>
+        </w:numPr>
+        <w:spacing w:after="80" w:line="276" w:lineRule="auto"/>
       </w:pPr>
       <w:r>
         <w:rPr>
@@ -2467,13 +2907,13 @@
           <w:szCs w:val="21"/>
           <w:lang w:val="ru-RU"/>
         </w:rPr>
-        <w:t xml:space="preserve">Все эти данные также можно редактировать через админпанель (раздел 7).</w:t>
+        <w:t xml:space="preserve">Калькулятор права на бесплатное обслуживание </w:t>
       </w:r>
       <w:r/>
     </w:p>
     <w:p>
       <w:pPr>
-        <w:pStyle w:val="710"/>
+        <w:pStyle w:val="713"/>
         <w:spacing w:before="280" w:after="160"/>
       </w:pPr>
       <w:r>
@@ -2486,13 +2926,13 @@
           <w:szCs w:val="24"/>
           <w:lang w:val="ru-RU"/>
         </w:rPr>
-        <w:t xml:space="preserve">5.5. Наполнение филиалов</w:t>
+        <w:t xml:space="preserve">3.4. Умный помощник</w:t>
       </w:r>
       <w:r/>
     </w:p>
     <w:p>
       <w:pPr>
-        <w:jc w:val="left"/>
+        <w:jc w:val="both"/>
         <w:spacing w:after="120" w:line="276" w:lineRule="auto"/>
       </w:pPr>
       <w:r>
@@ -2503,7 +2943,290 @@
           <w:szCs w:val="21"/>
           <w:lang w:val="ru-RU"/>
         </w:rPr>
-        <w:t xml:space="preserve">Данные каждого филиала хранятся в branchContent. Губкинский заполнен полностью. Для наполнения другого филиала: добавить элементы в его массивы services и staff по образцу Губкинского. Образец структуры — в файле data/branches/_TEMPLATE.json.</w:t>
+        <w:t xml:space="preserve">Виртуальный помощник понимает вопросы на естественном языке и направляет в нужный раздел. Поддерживает приветствия и светскую беседу, обращается по имени-отчеству, отвечает на частые вопросы из базы FAQ.</w:t>
+      </w:r>
+      <w:r/>
+    </w:p>
+    <w:p>
+      <w:pPr>
+        <w:pStyle w:val="713"/>
+        <w:spacing w:before="280" w:after="160"/>
+      </w:pPr>
+      <w:r>
+        <w:rPr>
+          <w:rFonts w:ascii="Arial" w:hAnsi="Arial" w:eastAsia="Arial" w:cs="Arial"/>
+          <w:b/>
+          <w:bCs/>
+          <w:color w:val="1b5e8c"/>
+          <w:sz w:val="24"/>
+          <w:szCs w:val="24"/>
+          <w:lang w:val="ru-RU"/>
+        </w:rPr>
+        <w:t xml:space="preserve">3.5. Связь с оператором</w:t>
+      </w:r>
+      <w:r/>
+    </w:p>
+    <w:p>
+      <w:pPr>
+        <w:jc w:val="both"/>
+        <w:spacing w:after="120" w:line="276" w:lineRule="auto"/>
+      </w:pPr>
+      <w:r>
+        <w:rPr>
+          <w:rFonts w:ascii="Arial" w:hAnsi="Arial" w:eastAsia="Arial" w:cs="Arial"/>
+          <w:color w:val="333333"/>
+          <w:sz w:val="21"/>
+          <w:szCs w:val="21"/>
+          <w:lang w:val="ru-RU"/>
+        </w:rPr>
+        <w:t xml:space="preserve">Мультиканальная связь с оператором центра: телефон, мессенджер Макс , электронная почта.</w:t>
+      </w:r>
+      <w:r/>
+    </w:p>
+    <w:p>
+      <w:pPr>
+        <w:pStyle w:val="713"/>
+        <w:spacing w:before="280" w:after="160"/>
+      </w:pPr>
+      <w:r>
+        <w:rPr>
+          <w:rFonts w:ascii="Arial" w:hAnsi="Arial" w:eastAsia="Arial" w:cs="Arial"/>
+          <w:b/>
+          <w:bCs/>
+          <w:color w:val="1b5e8c"/>
+          <w:sz w:val="24"/>
+          <w:szCs w:val="24"/>
+          <w:lang w:val="ru-RU"/>
+        </w:rPr>
+        <w:t xml:space="preserve">3.6. Личный кабинет</w:t>
+      </w:r>
+      <w:r/>
+    </w:p>
+    <w:p>
+      <w:pPr>
+        <w:pStyle w:val="704"/>
+        <w:numPr>
+          <w:ilvl w:val="0"/>
+          <w:numId w:val="2"/>
+        </w:numPr>
+        <w:spacing w:after="80" w:line="276" w:lineRule="auto"/>
+      </w:pPr>
+      <w:r>
+        <w:rPr>
+          <w:rFonts w:ascii="Arial" w:hAnsi="Arial" w:eastAsia="Arial" w:cs="Arial"/>
+          <w:color w:val="333333"/>
+          <w:sz w:val="21"/>
+          <w:szCs w:val="21"/>
+          <w:lang w:val="ru-RU"/>
+        </w:rPr>
+        <w:t xml:space="preserve">История заявок со статусами и функцией повтора</w:t>
+      </w:r>
+      <w:r/>
+    </w:p>
+    <w:p>
+      <w:pPr>
+        <w:pStyle w:val="704"/>
+        <w:numPr>
+          <w:ilvl w:val="0"/>
+          <w:numId w:val="2"/>
+        </w:numPr>
+        <w:spacing w:after="80" w:line="276" w:lineRule="auto"/>
+      </w:pPr>
+      <w:r>
+        <w:rPr>
+          <w:rFonts w:ascii="Arial" w:hAnsi="Arial" w:eastAsia="Arial" w:cs="Arial"/>
+          <w:color w:val="333333"/>
+          <w:sz w:val="21"/>
+          <w:szCs w:val="21"/>
+          <w:lang w:val="ru-RU"/>
+        </w:rPr>
+        <w:t xml:space="preserve">История записей с отменой и экспортом в календарь</w:t>
+      </w:r>
+      <w:r/>
+    </w:p>
+    <w:p>
+      <w:pPr>
+        <w:pStyle w:val="704"/>
+        <w:numPr>
+          <w:ilvl w:val="0"/>
+          <w:numId w:val="2"/>
+        </w:numPr>
+        <w:spacing w:after="80" w:line="276" w:lineRule="auto"/>
+      </w:pPr>
+      <w:r>
+        <w:rPr>
+          <w:rFonts w:ascii="Arial" w:hAnsi="Arial" w:eastAsia="Arial" w:cs="Arial"/>
+          <w:color w:val="333333"/>
+          <w:sz w:val="21"/>
+          <w:szCs w:val="21"/>
+          <w:lang w:val="ru-RU"/>
+        </w:rPr>
+        <w:t xml:space="preserve">Избранные услуги</w:t>
+      </w:r>
+      <w:r/>
+    </w:p>
+    <w:p>
+      <w:pPr>
+        <w:pStyle w:val="704"/>
+        <w:numPr>
+          <w:ilvl w:val="0"/>
+          <w:numId w:val="2"/>
+        </w:numPr>
+        <w:spacing w:after="80" w:line="276" w:lineRule="auto"/>
+      </w:pPr>
+      <w:r>
+        <w:rPr>
+          <w:rFonts w:ascii="Arial" w:hAnsi="Arial" w:eastAsia="Arial" w:cs="Arial"/>
+          <w:color w:val="333333"/>
+          <w:sz w:val="21"/>
+          <w:szCs w:val="21"/>
+          <w:lang w:val="ru-RU"/>
+        </w:rPr>
+        <w:t xml:space="preserve">Раздел «Мои документы»: заявление, согласие ФЗ-152, памятка «Морошка», права получателя, бланк жалобы</w:t>
+      </w:r>
+      <w:r/>
+    </w:p>
+    <w:p>
+      <w:pPr>
+        <w:pStyle w:val="713"/>
+        <w:spacing w:before="280" w:after="160"/>
+      </w:pPr>
+      <w:r>
+        <w:rPr>
+          <w:rFonts w:ascii="Arial" w:hAnsi="Arial" w:eastAsia="Arial" w:cs="Arial"/>
+          <w:b/>
+          <w:bCs/>
+          <w:color w:val="1b5e8c"/>
+          <w:sz w:val="24"/>
+          <w:szCs w:val="24"/>
+          <w:lang w:val="ru-RU"/>
+        </w:rPr>
+        <w:t xml:space="preserve">3.7. Профили получателей</w:t>
+      </w:r>
+      <w:r/>
+    </w:p>
+    <w:p>
+      <w:pPr>
+        <w:jc w:val="both"/>
+        <w:spacing w:after="120" w:line="276" w:lineRule="auto"/>
+      </w:pPr>
+      <w:r>
+        <w:rPr>
+          <w:rFonts w:ascii="Arial" w:hAnsi="Arial" w:eastAsia="Arial" w:cs="Arial"/>
+          <w:color w:val="333333"/>
+          <w:sz w:val="21"/>
+          <w:szCs w:val="21"/>
+          <w:lang w:val="ru-RU"/>
+        </w:rPr>
+        <w:t xml:space="preserve">Возможность добавить нескольких получателей услуг (Мама, Папа, Бабушка и др.) и переключаться между ними.</w:t>
+      </w:r>
+      <w:r/>
+    </w:p>
+    <w:p>
+      <w:pPr>
+        <w:pStyle w:val="713"/>
+        <w:spacing w:before="280" w:after="160"/>
+      </w:pPr>
+      <w:r>
+        <w:rPr>
+          <w:rFonts w:ascii="Arial" w:hAnsi="Arial" w:eastAsia="Arial" w:cs="Arial"/>
+          <w:b/>
+          <w:bCs/>
+          <w:color w:val="1b5e8c"/>
+          <w:sz w:val="24"/>
+          <w:szCs w:val="24"/>
+          <w:lang w:val="ru-RU"/>
+        </w:rPr>
+        <w:t xml:space="preserve">3.8. Оценка качества</w:t>
+      </w:r>
+      <w:r/>
+    </w:p>
+    <w:p>
+      <w:pPr>
+        <w:jc w:val="both"/>
+        <w:spacing w:after="120" w:line="276" w:lineRule="auto"/>
+      </w:pPr>
+      <w:r>
+        <w:rPr>
+          <w:rFonts w:ascii="Arial" w:hAnsi="Arial" w:eastAsia="Arial" w:cs="Arial"/>
+          <w:color w:val="333333"/>
+          <w:sz w:val="21"/>
+          <w:szCs w:val="21"/>
+          <w:lang w:val="ru-RU"/>
+        </w:rPr>
+        <w:t xml:space="preserve">После отправки заявки пользователю предлагается оценить удобство (1–5 звёзд) и оставить комментарий.</w:t>
+      </w:r>
+      <w:r/>
+    </w:p>
+    <w:p>
+      <w:pPr>
+        <w:pStyle w:val="713"/>
+        <w:spacing w:before="280" w:after="160"/>
+      </w:pPr>
+      <w:r>
+        <w:rPr>
+          <w:rFonts w:ascii="Arial" w:hAnsi="Arial" w:eastAsia="Arial" w:cs="Arial"/>
+          <w:b/>
+          <w:bCs/>
+          <w:color w:val="1b5e8c"/>
+          <w:sz w:val="24"/>
+          <w:szCs w:val="24"/>
+          <w:lang w:val="ru-RU"/>
+        </w:rPr>
+        <w:t xml:space="preserve">3.9. Сезонные поздравления</w:t>
+      </w:r>
+      <w:r/>
+    </w:p>
+    <w:p>
+      <w:pPr>
+        <w:jc w:val="both"/>
+        <w:spacing w:after="120" w:line="276" w:lineRule="auto"/>
+      </w:pPr>
+      <w:r>
+        <w:rPr>
+          <w:rFonts w:ascii="Arial" w:hAnsi="Arial" w:eastAsia="Arial" w:cs="Arial"/>
+          <w:color w:val="333333"/>
+          <w:sz w:val="21"/>
+          <w:szCs w:val="21"/>
+          <w:lang w:val="ru-RU"/>
+        </w:rPr>
+        <w:t xml:space="preserve">Бот автоматически поздравляет с праздниками: Новый год, 23 февраля, 8 Марта, День Победы, День защиты детей, День соцработника, День пожилого человека, Международный день инвалидов.</w:t>
+      </w:r>
+      <w:r/>
+    </w:p>
+    <w:p>
+      <w:pPr>
+        <w:pStyle w:val="713"/>
+        <w:spacing w:before="280" w:after="160"/>
+      </w:pPr>
+      <w:r>
+        <w:rPr>
+          <w:rFonts w:ascii="Arial" w:hAnsi="Arial" w:eastAsia="Arial" w:cs="Arial"/>
+          <w:b/>
+          <w:bCs/>
+          <w:color w:val="1b5e8c"/>
+          <w:sz w:val="24"/>
+          <w:szCs w:val="24"/>
+          <w:lang w:val="ru-RU"/>
+        </w:rPr>
+        <w:t xml:space="preserve">3.10. Обучение при первом входе</w:t>
+      </w:r>
+      <w:r/>
+    </w:p>
+    <w:p>
+      <w:pPr>
+        <w:jc w:val="both"/>
+        <w:spacing w:after="120" w:line="276" w:lineRule="auto"/>
+      </w:pPr>
+      <w:r>
+        <w:rPr>
+          <w:rFonts w:ascii="Arial" w:hAnsi="Arial" w:eastAsia="Arial" w:cs="Arial"/>
+          <w:color w:val="333333"/>
+          <w:sz w:val="21"/>
+          <w:szCs w:val="21"/>
+          <w:lang w:val="ru-RU"/>
+        </w:rPr>
+        <w:t xml:space="preserve">Анимированный онбординг-тур из 8 шагов знакомит нового пользователя с возможностями приложения.</w:t>
       </w:r>
       <w:r/>
     </w:p>
@@ -2515,7 +3238,144 @@
     </w:p>
     <w:p>
       <w:pPr>
-        <w:pStyle w:val="709"/>
+        <w:pStyle w:val="712"/>
+        <w:spacing w:before="360" w:after="200"/>
+      </w:pPr>
+      <w:r>
+        <w:rPr>
+          <w:rFonts w:ascii="Arial" w:hAnsi="Arial" w:eastAsia="Arial" w:cs="Arial"/>
+          <w:b/>
+          <w:bCs/>
+          <w:color w:val="1b8585"/>
+          <w:sz w:val="28"/>
+          <w:szCs w:val="28"/>
+          <w:lang w:val="ru-RU"/>
+        </w:rPr>
+        <w:t xml:space="preserve">4. Доступность и интерфейс</w:t>
+      </w:r>
+      <w:r/>
+    </w:p>
+    <w:p>
+      <w:pPr>
+        <w:pStyle w:val="713"/>
+        <w:spacing w:before="280" w:after="160"/>
+      </w:pPr>
+      <w:r>
+        <w:rPr>
+          <w:rFonts w:ascii="Arial" w:hAnsi="Arial" w:eastAsia="Arial" w:cs="Arial"/>
+          <w:b/>
+          <w:bCs/>
+          <w:color w:val="1b5e8c"/>
+          <w:sz w:val="24"/>
+          <w:szCs w:val="24"/>
+          <w:lang w:val="ru-RU"/>
+        </w:rPr>
+        <w:t xml:space="preserve">4.1. Панель доступности</w:t>
+      </w:r>
+      <w:r/>
+    </w:p>
+    <w:p>
+      <w:pPr>
+        <w:pStyle w:val="704"/>
+        <w:numPr>
+          <w:ilvl w:val="0"/>
+          <w:numId w:val="2"/>
+        </w:numPr>
+        <w:spacing w:after="80" w:line="276" w:lineRule="auto"/>
+      </w:pPr>
+      <w:r>
+        <w:rPr>
+          <w:rFonts w:ascii="Arial" w:hAnsi="Arial" w:eastAsia="Arial" w:cs="Arial"/>
+          <w:color w:val="333333"/>
+          <w:sz w:val="21"/>
+          <w:szCs w:val="21"/>
+          <w:lang w:val="ru-RU"/>
+        </w:rPr>
+        <w:t xml:space="preserve">Регулятор размера шрифта (А− / А+) — 5 ступеней, от 13px до 20px</w:t>
+      </w:r>
+      <w:r/>
+    </w:p>
+    <w:p>
+      <w:pPr>
+        <w:pStyle w:val="704"/>
+        <w:numPr>
+          <w:ilvl w:val="0"/>
+          <w:numId w:val="2"/>
+        </w:numPr>
+        <w:spacing w:after="80" w:line="276" w:lineRule="auto"/>
+      </w:pPr>
+      <w:r>
+        <w:rPr>
+          <w:rFonts w:ascii="Arial" w:hAnsi="Arial" w:eastAsia="Arial" w:cs="Arial"/>
+          <w:color w:val="333333"/>
+          <w:sz w:val="21"/>
+          <w:szCs w:val="21"/>
+          <w:lang w:val="ru-RU"/>
+        </w:rPr>
+        <w:t xml:space="preserve">Тёмная тема (переключатель) — полноценная тёмная тема для всех элементов</w:t>
+      </w:r>
+      <w:r/>
+    </w:p>
+    <w:p>
+      <w:pPr>
+        <w:pStyle w:val="704"/>
+        <w:numPr>
+          <w:ilvl w:val="0"/>
+          <w:numId w:val="2"/>
+        </w:numPr>
+        <w:spacing w:after="80" w:line="276" w:lineRule="auto"/>
+      </w:pPr>
+      <w:r>
+        <w:rPr>
+          <w:rFonts w:ascii="Arial" w:hAnsi="Arial" w:eastAsia="Arial" w:cs="Arial"/>
+          <w:color w:val="333333"/>
+          <w:sz w:val="21"/>
+          <w:szCs w:val="21"/>
+          <w:lang w:val="ru-RU"/>
+        </w:rPr>
+        <w:t xml:space="preserve">Выбор языка интерфейса: русский, English.</w:t>
+      </w:r>
+      <w:r/>
+    </w:p>
+    <w:p>
+      <w:pPr>
+        <w:pStyle w:val="713"/>
+        <w:spacing w:before="280" w:after="160"/>
+      </w:pPr>
+      <w:r>
+        <w:rPr>
+          <w:rFonts w:ascii="Arial" w:hAnsi="Arial" w:eastAsia="Arial" w:cs="Arial"/>
+          <w:b/>
+          <w:bCs/>
+          <w:color w:val="1b5e8c"/>
+          <w:sz w:val="24"/>
+          <w:szCs w:val="24"/>
+          <w:lang w:val="ru-RU"/>
+        </w:rPr>
+        <w:t xml:space="preserve">4.2. Адаптивность</w:t>
+      </w:r>
+      <w:r/>
+    </w:p>
+    <w:p>
+      <w:pPr>
+        <w:jc w:val="both"/>
+        <w:spacing w:after="120" w:line="276" w:lineRule="auto"/>
+      </w:pPr>
+      <w:r>
+        <w:rPr>
+          <w:rFonts w:ascii="Arial" w:hAnsi="Arial" w:eastAsia="Arial" w:cs="Arial"/>
+          <w:color w:val="333333"/>
+          <w:sz w:val="21"/>
+          <w:szCs w:val="21"/>
+          <w:lang w:val="ru-RU"/>
+        </w:rPr>
+        <w:t xml:space="preserve">Интерфейс оптимизирован для мобильных устройств. Масштабирование заблокировано. Горизонтальная прокрутка отключена. Меню прокручивается горизонтально для экономии пространства.</w:t>
+      </w:r>
+      <w:r/>
+    </w:p>
+    <w:p>
+      <w:pPr>
+        <w:pStyle w:val="712"/>
         <w:spacing w:before="360" w:after="200"/>
       </w:pPr>
       <w:r>
@@ -2534,7 +3394,7 @@
     </w:p>
     <w:p>
       <w:pPr>
-        <w:pStyle w:val="710"/>
+        <w:pStyle w:val="713"/>
         <w:spacing w:before="280" w:after="160"/>
       </w:pPr>
       <w:r>
@@ -2553,7 +3413,7 @@
     </w:p>
     <w:p>
       <w:pPr>
-        <w:jc w:val="left"/>
+        <w:jc w:val="both"/>
         <w:spacing w:after="120" w:line="276" w:lineRule="auto"/>
       </w:pPr>
       <w:r>
@@ -2564,30 +3424,13 @@
           <w:szCs w:val="21"/>
           <w:lang w:val="ru-RU"/>
         </w:rPr>
-        <w:t xml:space="preserve">Способ 1: ссылка «⚙️ Управление» внизу главного меню.</w:t>
+        <w:t xml:space="preserve">5 быстрых нажатий по логотипу в шапке.</w:t>
       </w:r>
       <w:r/>
     </w:p>
     <w:p>
       <w:pPr>
-        <w:jc w:val="left"/>
-        <w:spacing w:after="120" w:line="276" w:lineRule="auto"/>
-      </w:pPr>
-      <w:r>
-        <w:rPr>
-          <w:rFonts w:ascii="Arial" w:hAnsi="Arial" w:eastAsia="Arial" w:cs="Arial"/>
-          <w:color w:val="333333"/>
-          <w:sz w:val="21"/>
-          <w:szCs w:val="21"/>
-          <w:lang w:val="ru-RU"/>
-        </w:rPr>
-        <w:t xml:space="preserve">Способ 2: 5 быстрых нажатий по логотипу «Г» в левом верхнем углу шапки.</w:t>
-      </w:r>
-      <w:r/>
-    </w:p>
-    <w:p>
-      <w:pPr>
-        <w:pStyle w:val="710"/>
+        <w:pStyle w:val="713"/>
         <w:spacing w:before="280" w:after="160"/>
       </w:pPr>
       <w:r>
@@ -2606,10 +3449,10 @@
     </w:p>
     <w:p>
       <w:pPr>
-        <w:pStyle w:val="701"/>
+        <w:pStyle w:val="704"/>
         <w:numPr>
           <w:ilvl w:val="0"/>
-          <w:numId w:val="4"/>
+          <w:numId w:val="2"/>
         </w:numPr>
         <w:spacing w:after="80" w:line="276" w:lineRule="auto"/>
       </w:pPr>
@@ -2621,16 +3464,16 @@
           <w:szCs w:val="21"/>
           <w:lang w:val="ru-RU"/>
         </w:rPr>
-        <w:t xml:space="preserve">Выбрать филиал для редактирования.</w:t>
+        <w:t xml:space="preserve">Выбор филиала для редактирования</w:t>
       </w:r>
       <w:r/>
     </w:p>
     <w:p>
       <w:pPr>
-        <w:pStyle w:val="701"/>
+        <w:pStyle w:val="704"/>
         <w:numPr>
           <w:ilvl w:val="0"/>
-          <w:numId w:val="4"/>
+          <w:numId w:val="2"/>
         </w:numPr>
         <w:spacing w:after="80" w:line="276" w:lineRule="auto"/>
       </w:pPr>
@@ -2642,16 +3485,16 @@
           <w:szCs w:val="21"/>
           <w:lang w:val="ru-RU"/>
         </w:rPr>
-        <w:t xml:space="preserve">Вкладка «Контакты» — адрес, телефоны, email, часы работы.</w:t>
+        <w:t xml:space="preserve">Контакты: адрес, телефоны, email, часы работы</w:t>
       </w:r>
       <w:r/>
     </w:p>
     <w:p>
       <w:pPr>
-        <w:pStyle w:val="701"/>
+        <w:pStyle w:val="704"/>
         <w:numPr>
           <w:ilvl w:val="0"/>
-          <w:numId w:val="4"/>
+          <w:numId w:val="2"/>
         </w:numPr>
         <w:spacing w:after="80" w:line="276" w:lineRule="auto"/>
       </w:pPr>
@@ -2663,16 +3506,16 @@
           <w:szCs w:val="21"/>
           <w:lang w:val="ru-RU"/>
         </w:rPr>
-        <w:t xml:space="preserve">Вкладка «Услуги» — категории и услуги: название, иконка, цены; добавление и удаление.</w:t>
+        <w:t xml:space="preserve">Услуги: категории, цены, добавление и удаление</w:t>
       </w:r>
       <w:r/>
     </w:p>
     <w:p>
       <w:pPr>
-        <w:pStyle w:val="701"/>
+        <w:pStyle w:val="704"/>
         <w:numPr>
           <w:ilvl w:val="0"/>
-          <w:numId w:val="4"/>
+          <w:numId w:val="2"/>
         </w:numPr>
         <w:spacing w:after="80" w:line="276" w:lineRule="auto"/>
       </w:pPr>
@@ -2684,16 +3527,16 @@
           <w:szCs w:val="21"/>
           <w:lang w:val="ru-RU"/>
         </w:rPr>
-        <w:t xml:space="preserve">Вкладка «Сотрудники» — ФИО, отделение, должность, добавочный, email.</w:t>
+        <w:t xml:space="preserve">Сотрудники: ФИО, отделение, должность, контакты</w:t>
       </w:r>
       <w:r/>
     </w:p>
     <w:p>
       <w:pPr>
-        <w:pStyle w:val="701"/>
+        <w:pStyle w:val="704"/>
         <w:numPr>
           <w:ilvl w:val="0"/>
-          <w:numId w:val="4"/>
+          <w:numId w:val="2"/>
         </w:numPr>
         <w:spacing w:after="80" w:line="276" w:lineRule="auto"/>
       </w:pPr>
@@ -2705,16 +3548,16 @@
           <w:szCs w:val="21"/>
           <w:lang w:val="ru-RU"/>
         </w:rPr>
-        <w:t xml:space="preserve">Вкладка «Новости» — добавление, редактирование и удаление новостей и мероприятий.</w:t>
+        <w:t xml:space="preserve">Новости и мероприятия: добавление, редактирование, удаление</w:t>
       </w:r>
       <w:r/>
     </w:p>
     <w:p>
       <w:pPr>
-        <w:pStyle w:val="701"/>
+        <w:pStyle w:val="704"/>
         <w:numPr>
           <w:ilvl w:val="0"/>
-          <w:numId w:val="4"/>
+          <w:numId w:val="2"/>
         </w:numPr>
         <w:spacing w:after="80" w:line="276" w:lineRule="auto"/>
       </w:pPr>
@@ -2726,175 +3569,13 @@
           <w:szCs w:val="21"/>
           <w:lang w:val="ru-RU"/>
         </w:rPr>
-        <w:t xml:space="preserve">Кнопка «Экспорт JSON» — выгрузить все данные в файл.</w:t>
+        <w:t xml:space="preserve">Экспорт / Импорт JSON, Сброс</w:t>
       </w:r>
       <w:r/>
     </w:p>
     <w:p>
       <w:pPr>
-        <w:pStyle w:val="701"/>
-        <w:numPr>
-          <w:ilvl w:val="0"/>
-          <w:numId w:val="4"/>
-        </w:numPr>
-        <w:spacing w:after="80" w:line="276" w:lineRule="auto"/>
-      </w:pPr>
-      <w:r>
-        <w:rPr>
-          <w:rFonts w:ascii="Arial" w:hAnsi="Arial" w:eastAsia="Arial" w:cs="Arial"/>
-          <w:color w:val="333333"/>
-          <w:sz w:val="21"/>
-          <w:szCs w:val="21"/>
-          <w:lang w:val="ru-RU"/>
-        </w:rPr>
-        <w:t xml:space="preserve">Кнопка «Импорт JSON» — загрузить ранее выгруженный файл.</w:t>
-      </w:r>
-      <w:r/>
-    </w:p>
-    <w:p>
-      <w:pPr>
-        <w:pStyle w:val="701"/>
-        <w:numPr>
-          <w:ilvl w:val="0"/>
-          <w:numId w:val="4"/>
-        </w:numPr>
-        <w:spacing w:after="80" w:line="276" w:lineRule="auto"/>
-      </w:pPr>
-      <w:r>
-        <w:rPr>
-          <w:rFonts w:ascii="Arial" w:hAnsi="Arial" w:eastAsia="Arial" w:cs="Arial"/>
-          <w:color w:val="333333"/>
-          <w:sz w:val="21"/>
-          <w:szCs w:val="21"/>
-          <w:lang w:val="ru-RU"/>
-        </w:rPr>
-        <w:t xml:space="preserve">Кнопка «Сброс» — вернуть исходные данные.</w:t>
-      </w:r>
-      <w:r/>
-    </w:p>
-    <w:p>
-      <w:pPr>
-        <w:pStyle w:val="710"/>
-        <w:spacing w:before="280" w:after="160"/>
-      </w:pPr>
-      <w:r>
-        <w:rPr>
-          <w:rFonts w:ascii="Arial" w:hAnsi="Arial" w:eastAsia="Arial" w:cs="Arial"/>
-          <w:b/>
-          <w:bCs/>
-          <w:color w:val="1b5e8c"/>
-          <w:sz w:val="24"/>
-          <w:szCs w:val="24"/>
-          <w:lang w:val="ru-RU"/>
-        </w:rPr>
-        <w:t xml:space="preserve">6.3. Порядок обновления данных для всех пользователей</w:t>
-      </w:r>
-      <w:r/>
-    </w:p>
-    <w:p>
-      <w:pPr>
-        <w:pStyle w:val="701"/>
-        <w:numPr>
-          <w:ilvl w:val="0"/>
-          <w:numId w:val="5"/>
-        </w:numPr>
-        <w:spacing w:after="80" w:line="276" w:lineRule="auto"/>
-      </w:pPr>
-      <w:r>
-        <w:rPr>
-          <w:rFonts w:ascii="Arial" w:hAnsi="Arial" w:eastAsia="Arial" w:cs="Arial"/>
-          <w:color w:val="333333"/>
-          <w:sz w:val="21"/>
-          <w:szCs w:val="21"/>
-          <w:lang w:val="ru-RU"/>
-        </w:rPr>
-        <w:t xml:space="preserve">Войти в админпанель и внести правки.</w:t>
-      </w:r>
-      <w:r/>
-    </w:p>
-    <w:p>
-      <w:pPr>
-        <w:pStyle w:val="701"/>
-        <w:numPr>
-          <w:ilvl w:val="0"/>
-          <w:numId w:val="5"/>
-        </w:numPr>
-        <w:spacing w:after="80" w:line="276" w:lineRule="auto"/>
-      </w:pPr>
-      <w:r>
-        <w:rPr>
-          <w:rFonts w:ascii="Arial" w:hAnsi="Arial" w:eastAsia="Arial" w:cs="Arial"/>
-          <w:color w:val="333333"/>
-          <w:sz w:val="21"/>
-          <w:szCs w:val="21"/>
-          <w:lang w:val="ru-RU"/>
-        </w:rPr>
-        <w:t xml:space="preserve">Нажать «Экспорт JSON» — скачается файл garmoniya_data.json.</w:t>
-      </w:r>
-      <w:r/>
-    </w:p>
-    <w:p>
-      <w:pPr>
-        <w:pStyle w:val="701"/>
-        <w:numPr>
-          <w:ilvl w:val="0"/>
-          <w:numId w:val="5"/>
-        </w:numPr>
-        <w:spacing w:after="80" w:line="276" w:lineRule="auto"/>
-      </w:pPr>
-      <w:r>
-        <w:rPr>
-          <w:rFonts w:ascii="Arial" w:hAnsi="Arial" w:eastAsia="Arial" w:cs="Arial"/>
-          <w:color w:val="333333"/>
-          <w:sz w:val="21"/>
-          <w:szCs w:val="21"/>
-          <w:lang w:val="ru-RU"/>
-        </w:rPr>
-        <w:t xml:space="preserve">Содержимое файла вставить в branchContent / cityData / newsData в js/data.js.</w:t>
-      </w:r>
-      <w:r/>
-    </w:p>
-    <w:p>
-      <w:pPr>
-        <w:pStyle w:val="701"/>
-        <w:numPr>
-          <w:ilvl w:val="0"/>
-          <w:numId w:val="5"/>
-        </w:numPr>
-        <w:spacing w:after="80" w:line="276" w:lineRule="auto"/>
-      </w:pPr>
-      <w:r>
-        <w:rPr>
-          <w:rFonts w:ascii="Arial" w:hAnsi="Arial" w:eastAsia="Arial" w:cs="Arial"/>
-          <w:color w:val="333333"/>
-          <w:sz w:val="21"/>
-          <w:szCs w:val="21"/>
-          <w:lang w:val="ru-RU"/>
-        </w:rPr>
-        <w:t xml:space="preserve">Обновить файл на GitHub (раздел 5.3).</w:t>
-      </w:r>
-      <w:r/>
-    </w:p>
-    <w:p>
-      <w:pPr>
-        <w:jc w:val="left"/>
-        <w:spacing w:after="120" w:line="276" w:lineRule="auto"/>
-      </w:pPr>
-      <w:r>
-        <w:rPr>
-          <w:rFonts w:ascii="Arial" w:hAnsi="Arial" w:eastAsia="Arial" w:cs="Arial"/>
-          <w:color w:val="333333"/>
-          <w:sz w:val="21"/>
-          <w:szCs w:val="21"/>
-          <w:lang w:val="ru-RU"/>
-        </w:rPr>
-        <w:t xml:space="preserve">После этого изменения увидят все пользователи.</w:t>
-      </w:r>
-      <w:r/>
-    </w:p>
-    <w:p>
-      <w:pPr>
-        <w:pStyle w:val="709"/>
+        <w:pStyle w:val="712"/>
         <w:spacing w:before="360" w:after="200"/>
       </w:pPr>
       <w:r>
@@ -2907,14 +3588,18 @@
           <w:szCs w:val="28"/>
           <w:lang w:val="ru-RU"/>
         </w:rPr>
-        <w:t xml:space="preserve">7. Настройка умного помощника</w:t>
+        <w:t xml:space="preserve">7. Памятка для администратора</w:t>
       </w:r>
       <w:r/>
     </w:p>
     <w:p>
       <w:pPr>
-        <w:jc w:val="left"/>
-        <w:spacing w:after="120" w:line="276" w:lineRule="auto"/>
+        <w:pStyle w:val="704"/>
+        <w:numPr>
+          <w:ilvl w:val="0"/>
+          <w:numId w:val="4"/>
+        </w:numPr>
+        <w:spacing w:after="80" w:line="276" w:lineRule="auto"/>
       </w:pPr>
       <w:r>
         <w:rPr>
@@ -2924,33 +3609,18 @@
           <w:szCs w:val="21"/>
           <w:lang w:val="ru-RU"/>
         </w:rPr>
-        <w:t xml:space="preserve">Помощник работает на основе поиска по ключевым словам (не требует внешних сервисов). Настраивается в файле js/features.js.</w:t>
+        <w:t xml:space="preserve">Откройте бот.</w:t>
       </w:r>
       <w:r/>
     </w:p>
     <w:p>
       <w:pPr>
-        <w:pStyle w:val="710"/>
-        <w:spacing w:before="280" w:after="160"/>
-      </w:pPr>
-      <w:r>
-        <w:rPr>
-          <w:rFonts w:ascii="Arial" w:hAnsi="Arial" w:eastAsia="Arial" w:cs="Arial"/>
-          <w:b/>
-          <w:bCs/>
-          <w:color w:val="1b5e8c"/>
-          <w:sz w:val="24"/>
-          <w:szCs w:val="24"/>
-          <w:lang w:val="ru-RU"/>
-        </w:rPr>
-        <w:t xml:space="preserve">7.1. Добавление нового ответа</w:t>
-      </w:r>
-      <w:r/>
-    </w:p>
-    <w:p>
-      <w:pPr>
-        <w:jc w:val="left"/>
-        <w:spacing w:after="120" w:line="276" w:lineRule="auto"/>
+        <w:pStyle w:val="704"/>
+        <w:numPr>
+          <w:ilvl w:val="0"/>
+          <w:numId w:val="4"/>
+        </w:numPr>
+        <w:spacing w:after="80" w:line="276" w:lineRule="auto"/>
       </w:pPr>
       <w:r>
         <w:rPr>
@@ -2960,91 +3630,8 @@
           <w:szCs w:val="21"/>
           <w:lang w:val="ru-RU"/>
         </w:rPr>
-        <w:t xml:space="preserve">В массиве ASST_INTENTS добавить объект:</w:t>
+        <w:t xml:space="preserve">Сделайте </w:t>
       </w:r>
-      <w:r/>
-    </w:p>
-    <w:p>
-      <w:pPr>
-        <w:jc w:val="left"/>
-        <w:spacing w:after="120" w:line="276" w:lineRule="auto"/>
-      </w:pPr>
-      <w:r>
-        <w:rPr>
-          <w:rFonts w:ascii="Arial" w:hAnsi="Arial" w:eastAsia="Arial" w:cs="Arial"/>
-          <w:i/>
-          <w:iCs/>
-          <w:color w:val="333333"/>
-          <w:sz w:val="21"/>
-          <w:szCs w:val="21"/>
-          <w:lang w:val="ru-RU"/>
-        </w:rPr>
-        <w:t xml:space="preserve">kw: [«ключевое», «слово»] — ищутся как подстроки (ловят формы слов);</w:t>
-      </w:r>
-      <w:r/>
-    </w:p>
-    <w:p>
-      <w:pPr>
-        <w:jc w:val="left"/>
-        <w:spacing w:after="120" w:line="276" w:lineRule="auto"/>
-      </w:pPr>
-      <w:r>
-        <w:rPr>
-          <w:rFonts w:ascii="Arial" w:hAnsi="Arial" w:eastAsia="Arial" w:cs="Arial"/>
-          <w:i/>
-          <w:iCs/>
-          <w:color w:val="333333"/>
-          <w:sz w:val="21"/>
-          <w:szCs w:val="21"/>
-          <w:lang w:val="ru-RU"/>
-        </w:rPr>
-        <w:t xml:space="preserve">answer: «Текст ответа»;</w:t>
-      </w:r>
-      <w:r/>
-    </w:p>
-    <w:p>
-      <w:pPr>
-        <w:jc w:val="left"/>
-        <w:spacing w:after="120" w:line="276" w:lineRule="auto"/>
-      </w:pPr>
-      <w:r>
-        <w:rPr>
-          <w:rFonts w:ascii="Arial" w:hAnsi="Arial" w:eastAsia="Arial" w:cs="Arial"/>
-          <w:i/>
-          <w:iCs/>
-          <w:color w:val="333333"/>
-          <w:sz w:val="21"/>
-          <w:szCs w:val="21"/>
-          <w:lang w:val="ru-RU"/>
-        </w:rPr>
-        <w:t xml:space="preserve">actions: [{label: «Кнопка», fn: «имя_функции»}] — кнопки-переходы.</w:t>
-      </w:r>
-      <w:r/>
-    </w:p>
-    <w:p>
-      <w:pPr>
-        <w:pStyle w:val="710"/>
-        <w:spacing w:before="280" w:after="160"/>
-      </w:pPr>
-      <w:r>
-        <w:rPr>
-          <w:rFonts w:ascii="Arial" w:hAnsi="Arial" w:eastAsia="Arial" w:cs="Arial"/>
-          <w:b/>
-          <w:bCs/>
-          <w:color w:val="1b5e8c"/>
-          <w:sz w:val="24"/>
-          <w:szCs w:val="24"/>
-          <w:lang w:val="ru-RU"/>
-        </w:rPr>
-        <w:t xml:space="preserve">7.2. Добавление переводов</w:t>
-      </w:r>
-      <w:r/>
-    </w:p>
-    <w:p>
-      <w:pPr>
-        <w:jc w:val="left"/>
-        <w:spacing w:after="120" w:line="276" w:lineRule="auto"/>
-      </w:pPr>
       <w:r>
         <w:rPr>
           <w:rFonts w:ascii="Arial" w:hAnsi="Arial" w:eastAsia="Arial" w:cs="Arial"/>
@@ -3053,19 +3640,119 @@
           <w:szCs w:val="21"/>
           <w:lang w:val="ru-RU"/>
         </w:rPr>
-        <w:t xml:space="preserve">В файле js/extras.js объект I18N содержит переводы по ключам. Для добавления языка: создать новый объект по образцу русского (ru). Недостающие ключи подставляются из русского автоматически.</w:t>
+        <w:t xml:space="preserve">5 быстрых нажатий по логотипу в шапке</w:t>
+      </w:r>
+      <w:r/>
+      <w:r>
+        <w:rPr>
+          <w:rFonts w:ascii="Arial" w:hAnsi="Arial" w:eastAsia="Arial" w:cs="Arial"/>
+          <w:color w:val="333333"/>
+          <w:sz w:val="21"/>
+          <w:szCs w:val="21"/>
+          <w:lang w:val="ru-RU"/>
+        </w:rPr>
+        <w:t xml:space="preserve">.</w:t>
       </w:r>
       <w:r/>
     </w:p>
     <w:p>
+      <w:pPr>
+        <w:pStyle w:val="704"/>
+        <w:numPr>
+          <w:ilvl w:val="0"/>
+          <w:numId w:val="4"/>
+        </w:numPr>
+        <w:spacing w:after="80" w:line="276" w:lineRule="auto"/>
+      </w:pPr>
       <w:r>
-        <w:br w:type="page" w:clear="all"/>
+        <w:rPr>
+          <w:rFonts w:ascii="Arial" w:hAnsi="Arial" w:eastAsia="Arial" w:cs="Arial"/>
+          <w:color w:val="333333"/>
+          <w:sz w:val="21"/>
+          <w:szCs w:val="21"/>
+          <w:lang w:val="ru-RU"/>
+        </w:rPr>
+        <w:t xml:space="preserve">Введите логин и пароль.</w:t>
       </w:r>
       <w:r/>
     </w:p>
     <w:p>
       <w:pPr>
-        <w:pStyle w:val="709"/>
+        <w:pStyle w:val="704"/>
+        <w:numPr>
+          <w:ilvl w:val="0"/>
+          <w:numId w:val="4"/>
+        </w:numPr>
+        <w:spacing w:after="80" w:line="276" w:lineRule="auto"/>
+      </w:pPr>
+      <w:r>
+        <w:rPr>
+          <w:rFonts w:ascii="Arial" w:hAnsi="Arial" w:eastAsia="Arial" w:cs="Arial"/>
+          <w:color w:val="333333"/>
+          <w:sz w:val="21"/>
+          <w:szCs w:val="21"/>
+          <w:lang w:val="ru-RU"/>
+        </w:rPr>
+        <w:t xml:space="preserve">Выберите филиал.</w:t>
+      </w:r>
+      <w:r/>
+    </w:p>
+    <w:p>
+      <w:pPr>
+        <w:pStyle w:val="704"/>
+        <w:numPr>
+          <w:ilvl w:val="0"/>
+          <w:numId w:val="4"/>
+        </w:numPr>
+        <w:spacing w:after="80" w:line="276" w:lineRule="auto"/>
+      </w:pPr>
+      <w:r>
+        <w:rPr>
+          <w:rFonts w:ascii="Arial" w:hAnsi="Arial" w:eastAsia="Arial" w:cs="Arial"/>
+          <w:color w:val="333333"/>
+          <w:sz w:val="21"/>
+          <w:szCs w:val="21"/>
+          <w:lang w:val="ru-RU"/>
+        </w:rPr>
+        <w:t xml:space="preserve">Редактируйте: Контакты / Услуги / Сотрудники / Новости.</w:t>
+      </w:r>
+      <w:r/>
+    </w:p>
+    <w:p>
+      <w:pPr>
+        <w:pStyle w:val="704"/>
+        <w:numPr>
+          <w:ilvl w:val="0"/>
+          <w:numId w:val="4"/>
+        </w:numPr>
+        <w:spacing w:after="80" w:line="276" w:lineRule="auto"/>
+      </w:pPr>
+      <w:r>
+        <w:rPr>
+          <w:rFonts w:ascii="Arial" w:hAnsi="Arial" w:eastAsia="Arial" w:cs="Arial"/>
+          <w:color w:val="333333"/>
+          <w:sz w:val="21"/>
+          <w:szCs w:val="21"/>
+          <w:lang w:val="ru-RU"/>
+        </w:rPr>
+        <w:t xml:space="preserve">Нажмите «Сохранить».</w:t>
+      </w:r>
+      <w:r/>
+      <w:r>
+        <w:rPr>
+          <w:rFonts w:ascii="Arial" w:hAnsi="Arial" w:eastAsia="Arial" w:cs="Arial"/>
+          <w:color w:val="333333"/>
+          <w:sz w:val="21"/>
+          <w:szCs w:val="21"/>
+          <w:lang w:val="ru-RU"/>
+        </w:rPr>
+      </w:r>
+      <w:r/>
+      <w:r/>
+    </w:p>
+    <w:p>
+      <w:pPr>
+        <w:pStyle w:val="712"/>
         <w:spacing w:before="360" w:after="200"/>
       </w:pPr>
       <w:r>
@@ -3078,25 +3765,14 @@
           <w:szCs w:val="28"/>
           <w:lang w:val="ru-RU"/>
         </w:rPr>
-        <w:t xml:space="preserve">8. Краткая памятка для сотрудника центра</w:t>
+        <w:t xml:space="preserve">8. Вход через Госуслуги (ЕСИА)</w:t>
       </w:r>
       <w:r/>
     </w:p>
     <w:p>
       <w:pPr>
-        <w:spacing w:after="40"/>
-      </w:pPr>
-      <w:r/>
-      <w:r/>
-    </w:p>
-    <w:p>
-      <w:pPr>
-        <w:pStyle w:val="701"/>
-        <w:numPr>
-          <w:ilvl w:val="0"/>
-          <w:numId w:val="6"/>
-        </w:numPr>
-        <w:spacing w:after="80" w:line="276" w:lineRule="auto"/>
+        <w:jc w:val="both"/>
+        <w:spacing w:after="120" w:line="276" w:lineRule="auto"/>
       </w:pPr>
       <w:r>
         <w:rPr>
@@ -3106,322 +3782,8 @@
           <w:szCs w:val="21"/>
           <w:lang w:val="ru-RU"/>
         </w:rPr>
-        <w:t xml:space="preserve">Откройте сайт центра.</w:t>
+        <w:t xml:space="preserve">Кнопка с официальным логотипом присутствует на экране авторизации. Для полноценного подключения требуется регистрация информационной системы в ЕСИА через Минцифры и серверная часть для хранения секрета OAuth.</w:t>
       </w:r>
-      <w:r/>
-    </w:p>
-    <w:p>
-      <w:pPr>
-        <w:pStyle w:val="701"/>
-        <w:numPr>
-          <w:ilvl w:val="0"/>
-          <w:numId w:val="6"/>
-        </w:numPr>
-        <w:spacing w:after="80" w:line="276" w:lineRule="auto"/>
-      </w:pPr>
-      <w:r>
-        <w:rPr>
-          <w:rFonts w:ascii="Arial" w:hAnsi="Arial" w:eastAsia="Arial" w:cs="Arial"/>
-          <w:color w:val="333333"/>
-          <w:sz w:val="21"/>
-          <w:szCs w:val="21"/>
-          <w:lang w:val="ru-RU"/>
-        </w:rPr>
-        <w:t xml:space="preserve">Внизу главного меню нажмите «⚙️ Управление».</w:t>
-      </w:r>
-      <w:r/>
-    </w:p>
-    <w:p>
-      <w:pPr>
-        <w:pStyle w:val="701"/>
-        <w:numPr>
-          <w:ilvl w:val="0"/>
-          <w:numId w:val="6"/>
-        </w:numPr>
-        <w:spacing w:after="80" w:line="276" w:lineRule="auto"/>
-      </w:pPr>
-      <w:r>
-        <w:rPr>
-          <w:rFonts w:ascii="Arial" w:hAnsi="Arial" w:eastAsia="Arial" w:cs="Arial"/>
-          <w:color w:val="333333"/>
-          <w:sz w:val="21"/>
-          <w:szCs w:val="21"/>
-          <w:lang w:val="ru-RU"/>
-        </w:rPr>
-        <w:t xml:space="preserve">Введите логин и пароль (выдаёт ответственный за сайт).</w:t>
-      </w:r>
-      <w:r/>
-    </w:p>
-    <w:p>
-      <w:pPr>
-        <w:pStyle w:val="701"/>
-        <w:numPr>
-          <w:ilvl w:val="0"/>
-          <w:numId w:val="6"/>
-        </w:numPr>
-        <w:spacing w:after="80" w:line="276" w:lineRule="auto"/>
-      </w:pPr>
-      <w:r>
-        <w:rPr>
-          <w:rFonts w:ascii="Arial" w:hAnsi="Arial" w:eastAsia="Arial" w:cs="Arial"/>
-          <w:color w:val="333333"/>
-          <w:sz w:val="21"/>
-          <w:szCs w:val="21"/>
-          <w:lang w:val="ru-RU"/>
-        </w:rPr>
-        <w:t xml:space="preserve">Вверху выберите филиал, который редактируете.</w:t>
-      </w:r>
-      <w:r/>
-    </w:p>
-    <w:p>
-      <w:pPr>
-        <w:pStyle w:val="701"/>
-        <w:numPr>
-          <w:ilvl w:val="0"/>
-          <w:numId w:val="6"/>
-        </w:numPr>
-        <w:spacing w:after="80" w:line="276" w:lineRule="auto"/>
-      </w:pPr>
-      <w:r>
-        <w:rPr>
-          <w:rFonts w:ascii="Arial" w:hAnsi="Arial" w:eastAsia="Arial" w:cs="Arial"/>
-          <w:color w:val="333333"/>
-          <w:sz w:val="21"/>
-          <w:szCs w:val="21"/>
-          <w:lang w:val="ru-RU"/>
-        </w:rPr>
-        <w:t xml:space="preserve">Переключайте вкладки: Контакты / Услуги / Сотрудники / Новости.</w:t>
-      </w:r>
-      <w:r/>
-    </w:p>
-    <w:p>
-      <w:pPr>
-        <w:pStyle w:val="701"/>
-        <w:numPr>
-          <w:ilvl w:val="0"/>
-          <w:numId w:val="6"/>
-        </w:numPr>
-        <w:spacing w:after="80" w:line="276" w:lineRule="auto"/>
-      </w:pPr>
-      <w:r>
-        <w:rPr>
-          <w:rFonts w:ascii="Arial" w:hAnsi="Arial" w:eastAsia="Arial" w:cs="Arial"/>
-          <w:color w:val="333333"/>
-          <w:sz w:val="21"/>
-          <w:szCs w:val="21"/>
-          <w:lang w:val="ru-RU"/>
-        </w:rPr>
-        <w:t xml:space="preserve">Внесите изменения и нажмите «Сохранить».</w:t>
-      </w:r>
-      <w:r/>
-    </w:p>
-    <w:p>
-      <w:pPr>
-        <w:pStyle w:val="701"/>
-        <w:numPr>
-          <w:ilvl w:val="0"/>
-          <w:numId w:val="6"/>
-        </w:numPr>
-        <w:spacing w:after="80" w:line="276" w:lineRule="auto"/>
-      </w:pPr>
-      <w:r>
-        <w:rPr>
-          <w:rFonts w:ascii="Arial" w:hAnsi="Arial" w:eastAsia="Arial" w:cs="Arial"/>
-          <w:color w:val="333333"/>
-          <w:sz w:val="21"/>
-          <w:szCs w:val="21"/>
-          <w:lang w:val="ru-RU"/>
-        </w:rPr>
-        <w:t xml:space="preserve">Чтобы изменения увидели все: нажмите «Экспорт JSON» и передайте скачанный файл разработчику.</w:t>
-      </w:r>
-      <w:r/>
-    </w:p>
-    <w:p>
-      <w:pPr>
-        <w:spacing w:after="40"/>
-      </w:pPr>
-      <w:r/>
-      <w:r/>
-    </w:p>
-    <w:p>
-      <w:pPr>
-        <w:jc w:val="left"/>
-        <w:spacing w:after="120" w:line="276" w:lineRule="auto"/>
-      </w:pPr>
-      <w:r>
-        <w:rPr>
-          <w:rFonts w:ascii="Arial" w:hAnsi="Arial" w:eastAsia="Arial" w:cs="Arial"/>
-          <w:b/>
-          <w:bCs/>
-          <w:color w:val="333333"/>
-          <w:sz w:val="21"/>
-          <w:szCs w:val="21"/>
-          <w:lang w:val="ru-RU"/>
-        </w:rPr>
-        <w:t xml:space="preserve">Важно: правки через админпанель сохраняются в браузере текущего устройства. Для постоянного обновления для всех пользователей необходимо выполнить шаг 7.</w:t>
-      </w:r>
-      <w:r/>
-    </w:p>
-    <w:p>
-      <w:pPr>
-        <w:pStyle w:val="709"/>
-        <w:spacing w:before="360" w:after="200"/>
-      </w:pPr>
-      <w:r>
-        <w:rPr>
-          <w:rFonts w:ascii="Arial" w:hAnsi="Arial" w:eastAsia="Arial" w:cs="Arial"/>
-          <w:b/>
-          <w:bCs/>
-          <w:color w:val="1b8585"/>
-          <w:sz w:val="28"/>
-          <w:szCs w:val="28"/>
-          <w:lang w:val="ru-RU"/>
-        </w:rPr>
-        <w:t xml:space="preserve">9. Вход через Госуслуги (ЕСИА)</w:t>
-      </w:r>
-      <w:r/>
-    </w:p>
-    <w:p>
-      <w:pPr>
-        <w:jc w:val="left"/>
-        <w:spacing w:after="120" w:line="276" w:lineRule="auto"/>
-      </w:pPr>
-      <w:r>
-        <w:rPr>
-          <w:rFonts w:ascii="Arial" w:hAnsi="Arial" w:eastAsia="Arial" w:cs="Arial"/>
-          <w:color w:val="333333"/>
-          <w:sz w:val="21"/>
-          <w:szCs w:val="21"/>
-          <w:lang w:val="ru-RU"/>
-        </w:rPr>
-        <w:t xml:space="preserve">Кнопка «Войти через Госуслуги» присутствует на экране авторизации с официальным логотипом. Для полноценного подключения требуется:</w:t>
-      </w:r>
-      <w:r/>
-    </w:p>
-    <w:p>
-      <w:pPr>
-        <w:pStyle w:val="701"/>
-        <w:numPr>
-          <w:ilvl w:val="0"/>
-          <w:numId w:val="7"/>
-        </w:numPr>
-        <w:spacing w:after="80" w:line="276" w:lineRule="auto"/>
-      </w:pPr>
-      <w:r>
-        <w:rPr>
-          <w:rFonts w:ascii="Arial" w:hAnsi="Arial" w:eastAsia="Arial" w:cs="Arial"/>
-          <w:color w:val="333333"/>
-          <w:sz w:val="21"/>
-          <w:szCs w:val="21"/>
-          <w:lang w:val="ru-RU"/>
-        </w:rPr>
-        <w:t xml:space="preserve">Регистрация информационной системы в ЕСИА через Минцифры.</w:t>
-      </w:r>
-      <w:r/>
-    </w:p>
-    <w:p>
-      <w:pPr>
-        <w:pStyle w:val="701"/>
-        <w:numPr>
-          <w:ilvl w:val="0"/>
-          <w:numId w:val="7"/>
-        </w:numPr>
-        <w:spacing w:after="80" w:line="276" w:lineRule="auto"/>
-      </w:pPr>
-      <w:r>
-        <w:rPr>
-          <w:rFonts w:ascii="Arial" w:hAnsi="Arial" w:eastAsia="Arial" w:cs="Arial"/>
-          <w:color w:val="333333"/>
-          <w:sz w:val="21"/>
-          <w:szCs w:val="21"/>
-          <w:lang w:val="ru-RU"/>
-        </w:rPr>
-        <w:t xml:space="preserve">Серверная часть для безопасного хранения секрета OAuth.</w:t>
-      </w:r>
-      <w:r/>
-    </w:p>
-    <w:p>
-      <w:pPr>
-        <w:pStyle w:val="701"/>
-        <w:numPr>
-          <w:ilvl w:val="0"/>
-          <w:numId w:val="7"/>
-        </w:numPr>
-        <w:spacing w:after="80" w:line="276" w:lineRule="auto"/>
-      </w:pPr>
-      <w:r>
-        <w:rPr>
-          <w:rFonts w:ascii="Arial" w:hAnsi="Arial" w:eastAsia="Arial" w:cs="Arial"/>
-          <w:color w:val="333333"/>
-          <w:sz w:val="21"/>
-          <w:szCs w:val="21"/>
-          <w:lang w:val="ru-RU"/>
-        </w:rPr>
-        <w:t xml:space="preserve">Настройка потока: кнопка → редирект на ЕСИА → авторизация → возврат подтверждённых данных.</w:t>
-      </w:r>
-      <w:r/>
-    </w:p>
-    <w:p>
-      <w:pPr>
-        <w:pStyle w:val="709"/>
-        <w:spacing w:before="360" w:after="200"/>
-      </w:pPr>
-      <w:r>
-        <w:rPr>
-          <w:rFonts w:ascii="Arial" w:hAnsi="Arial" w:eastAsia="Arial" w:cs="Arial"/>
-          <w:b/>
-          <w:bCs/>
-          <w:color w:val="1b8585"/>
-          <w:sz w:val="28"/>
-          <w:szCs w:val="28"/>
-          <w:lang w:val="ru-RU"/>
-        </w:rPr>
-      </w:r>
-      <w:r>
-        <w:rPr>
-          <w:rFonts w:ascii="Arial" w:hAnsi="Arial" w:eastAsia="Arial" w:cs="Arial"/>
-          <w:b/>
-          <w:bCs/>
-          <w:color w:val="1b8585"/>
-          <w:sz w:val="28"/>
-          <w:szCs w:val="28"/>
-          <w:lang w:val="ru-RU"/>
-        </w:rPr>
-        <w:t xml:space="preserve">10</w:t>
-      </w:r>
-      <w:r>
-        <w:rPr>
-          <w:rFonts w:ascii="Arial" w:hAnsi="Arial" w:eastAsia="Arial" w:cs="Arial"/>
-          <w:b/>
-          <w:bCs/>
-          <w:color w:val="1b8585"/>
-          <w:sz w:val="28"/>
-          <w:szCs w:val="28"/>
-          <w:lang w:val="ru-RU"/>
-        </w:rPr>
-        <w:t xml:space="preserve">. Статистика</w:t>
-      </w:r>
-      <w:r/>
-    </w:p>
-    <w:p>
-      <w:pPr>
-        <w:jc w:val="left"/>
-        <w:spacing w:after="120" w:line="276" w:lineRule="auto"/>
-      </w:pPr>
-      <w:r>
-        <w:rPr>
-          <w:rFonts w:ascii="Arial" w:hAnsi="Arial" w:eastAsia="Arial" w:cs="Arial"/>
-          <w:color w:val="333333"/>
-          <w:sz w:val="21"/>
-          <w:szCs w:val="21"/>
-          <w:lang w:val="ru-RU"/>
-        </w:rPr>
-        <w:t xml:space="preserve">В разделе «Кабинет» доступна карточка «📊 Статистика», отображающая рейтинг популярных услуг (что чаще добавляют в корзину). </w:t>
-      </w:r>
-      <w:r/>
-    </w:p>
-    <w:p>
-      <w:r/>
       <w:r/>
     </w:p>
     <w:sectPr>
@@ -3485,7 +3847,7 @@
         <w:szCs w:val="16"/>
         <w:lang w:val="ru-RU"/>
       </w:rPr>
-      <w:t xml:space="preserve">Документация — «Гармония»   |   </w:t>
+      <w:t xml:space="preserve">  </w:t>
     </w:r>
     <w:r>
       <w:rPr>
@@ -3553,29 +3915,7 @@
         <w:szCs w:val="16"/>
         <w:lang w:val="ru-RU"/>
       </w:rPr>
-    </w:r>
-    <w:r>
-      <w:rPr>
-        <w:rFonts w:ascii="Arial" w:hAnsi="Arial" w:eastAsia="Arial" w:cs="Arial"/>
-        <w:i/>
-        <w:iCs/>
-        <w:color w:val="666666"/>
-        <w:sz w:val="16"/>
-        <w:szCs w:val="16"/>
-        <w:lang w:val="ru-RU"/>
-      </w:rPr>
-      <w:t xml:space="preserve">Веб-приложение «Гармония — помощник»</w:t>
-    </w:r>
-    <w:r>
-      <w:rPr>
-        <w:rFonts w:ascii="Arial" w:hAnsi="Arial" w:eastAsia="Arial" w:cs="Arial"/>
-        <w:i/>
-        <w:iCs/>
-        <w:color w:val="666666"/>
-        <w:sz w:val="16"/>
-        <w:szCs w:val="16"/>
-        <w:lang w:val="ru-RU"/>
-      </w:rPr>
+      <w:t xml:space="preserve">Документация</w:t>
     </w:r>
     <w:r/>
   </w:p>
@@ -3939,384 +4279,6 @@
     </w:lvl>
   </w:abstractNum>
   <w:abstractNum w:abstractNumId="3">
-    <w:multiLevelType w:val="hybridMultilevel"/>
-    <w:lvl w:ilvl="0">
-      <w:start w:val="1"/>
-      <w:numFmt w:val="decimal"/>
-      <w:isLgl w:val="false"/>
-      <w:suff w:val="tab"/>
-      <w:lvlText w:val="%1."/>
-      <w:lvlJc w:val="left"/>
-      <w:pPr>
-        <w:ind w:left="720" w:hanging="360"/>
-      </w:pPr>
-    </w:lvl>
-    <w:lvl w:ilvl="1">
-      <w:start w:val="1"/>
-      <w:numFmt w:val="bullet"/>
-      <w:isLgl w:val="false"/>
-      <w:suff w:val="tab"/>
-      <w:lvlText w:val="o"/>
-      <w:lvlJc w:val="left"/>
-      <w:pPr>
-        <w:ind w:left="1440" w:hanging="360"/>
-      </w:pPr>
-      <w:rPr>
-        <w:rFonts w:hint="default" w:ascii="Courier New" w:hAnsi="Courier New" w:eastAsia="Courier New" w:cs="Courier New"/>
-      </w:rPr>
-    </w:lvl>
-    <w:lvl w:ilvl="2">
-      <w:start w:val="1"/>
-      <w:numFmt w:val="bullet"/>
-      <w:isLgl w:val="false"/>
-      <w:suff w:val="tab"/>
-      <w:lvlText w:val="§"/>
-      <w:lvlJc w:val="left"/>
-      <w:pPr>
-        <w:ind w:left="2160" w:hanging="360"/>
-      </w:pPr>
-      <w:rPr>
-        <w:rFonts w:hint="default" w:ascii="Wingdings" w:hAnsi="Wingdings" w:eastAsia="Wingdings" w:cs="Wingdings"/>
-      </w:rPr>
-    </w:lvl>
-    <w:lvl w:ilvl="3">
-      <w:start w:val="1"/>
-      <w:numFmt w:val="bullet"/>
-      <w:isLgl w:val="false"/>
-      <w:suff w:val="tab"/>
-      <w:lvlText w:val="·"/>
-      <w:lvlJc w:val="left"/>
-      <w:pPr>
-        <w:ind w:left="2880" w:hanging="360"/>
-      </w:pPr>
-      <w:rPr>
-        <w:rFonts w:hint="default" w:ascii="Symbol" w:hAnsi="Symbol" w:eastAsia="Symbol" w:cs="Symbol"/>
-      </w:rPr>
-    </w:lvl>
-    <w:lvl w:ilvl="4">
-      <w:start w:val="1"/>
-      <w:numFmt w:val="bullet"/>
-      <w:isLgl w:val="false"/>
-      <w:suff w:val="tab"/>
-      <w:lvlText w:val="o"/>
-      <w:lvlJc w:val="left"/>
-      <w:pPr>
-        <w:ind w:left="3600" w:hanging="360"/>
-      </w:pPr>
-      <w:rPr>
-        <w:rFonts w:hint="default" w:ascii="Courier New" w:hAnsi="Courier New" w:eastAsia="Courier New" w:cs="Courier New"/>
-      </w:rPr>
-    </w:lvl>
-    <w:lvl w:ilvl="5">
-      <w:start w:val="1"/>
-      <w:numFmt w:val="bullet"/>
-      <w:isLgl w:val="false"/>
-      <w:suff w:val="tab"/>
-      <w:lvlText w:val="§"/>
-      <w:lvlJc w:val="left"/>
-      <w:pPr>
-        <w:ind w:left="4320" w:hanging="360"/>
-      </w:pPr>
-      <w:rPr>
-        <w:rFonts w:hint="default" w:ascii="Wingdings" w:hAnsi="Wingdings" w:eastAsia="Wingdings" w:cs="Wingdings"/>
-      </w:rPr>
-    </w:lvl>
-    <w:lvl w:ilvl="6">
-      <w:start w:val="1"/>
-      <w:numFmt w:val="bullet"/>
-      <w:isLgl w:val="false"/>
-      <w:suff w:val="tab"/>
-      <w:lvlText w:val="·"/>
-      <w:lvlJc w:val="left"/>
-      <w:pPr>
-        <w:ind w:left="5040" w:hanging="360"/>
-      </w:pPr>
-      <w:rPr>
-        <w:rFonts w:hint="default" w:ascii="Symbol" w:hAnsi="Symbol" w:eastAsia="Symbol" w:cs="Symbol"/>
-      </w:rPr>
-    </w:lvl>
-    <w:lvl w:ilvl="7">
-      <w:start w:val="1"/>
-      <w:numFmt w:val="bullet"/>
-      <w:isLgl w:val="false"/>
-      <w:suff w:val="tab"/>
-      <w:lvlText w:val="o"/>
-      <w:lvlJc w:val="left"/>
-      <w:pPr>
-        <w:ind w:left="5760" w:hanging="360"/>
-      </w:pPr>
-      <w:rPr>
-        <w:rFonts w:hint="default" w:ascii="Courier New" w:hAnsi="Courier New" w:eastAsia="Courier New" w:cs="Courier New"/>
-      </w:rPr>
-    </w:lvl>
-    <w:lvl w:ilvl="8">
-      <w:start w:val="1"/>
-      <w:numFmt w:val="bullet"/>
-      <w:isLgl w:val="false"/>
-      <w:suff w:val="tab"/>
-      <w:lvlText w:val="§"/>
-      <w:lvlJc w:val="left"/>
-      <w:pPr>
-        <w:ind w:left="6480" w:hanging="360"/>
-      </w:pPr>
-      <w:rPr>
-        <w:rFonts w:hint="default" w:ascii="Wingdings" w:hAnsi="Wingdings" w:eastAsia="Wingdings" w:cs="Wingdings"/>
-      </w:rPr>
-    </w:lvl>
-  </w:abstractNum>
-  <w:abstractNum w:abstractNumId="4">
-    <w:multiLevelType w:val="hybridMultilevel"/>
-    <w:lvl w:ilvl="0">
-      <w:start w:val="1"/>
-      <w:numFmt w:val="decimal"/>
-      <w:isLgl w:val="false"/>
-      <w:suff w:val="tab"/>
-      <w:lvlText w:val="%1."/>
-      <w:lvlJc w:val="left"/>
-      <w:pPr>
-        <w:ind w:left="720" w:hanging="360"/>
-      </w:pPr>
-    </w:lvl>
-    <w:lvl w:ilvl="1">
-      <w:start w:val="1"/>
-      <w:numFmt w:val="bullet"/>
-      <w:isLgl w:val="false"/>
-      <w:suff w:val="tab"/>
-      <w:lvlText w:val="o"/>
-      <w:lvlJc w:val="left"/>
-      <w:pPr>
-        <w:ind w:left="1440" w:hanging="360"/>
-      </w:pPr>
-      <w:rPr>
-        <w:rFonts w:hint="default" w:ascii="Courier New" w:hAnsi="Courier New" w:eastAsia="Courier New" w:cs="Courier New"/>
-      </w:rPr>
-    </w:lvl>
-    <w:lvl w:ilvl="2">
-      <w:start w:val="1"/>
-      <w:numFmt w:val="bullet"/>
-      <w:isLgl w:val="false"/>
-      <w:suff w:val="tab"/>
-      <w:lvlText w:val="§"/>
-      <w:lvlJc w:val="left"/>
-      <w:pPr>
-        <w:ind w:left="2160" w:hanging="360"/>
-      </w:pPr>
-      <w:rPr>
-        <w:rFonts w:hint="default" w:ascii="Wingdings" w:hAnsi="Wingdings" w:eastAsia="Wingdings" w:cs="Wingdings"/>
-      </w:rPr>
-    </w:lvl>
-    <w:lvl w:ilvl="3">
-      <w:start w:val="1"/>
-      <w:numFmt w:val="bullet"/>
-      <w:isLgl w:val="false"/>
-      <w:suff w:val="tab"/>
-      <w:lvlText w:val="·"/>
-      <w:lvlJc w:val="left"/>
-      <w:pPr>
-        <w:ind w:left="2880" w:hanging="360"/>
-      </w:pPr>
-      <w:rPr>
-        <w:rFonts w:hint="default" w:ascii="Symbol" w:hAnsi="Symbol" w:eastAsia="Symbol" w:cs="Symbol"/>
-      </w:rPr>
-    </w:lvl>
-    <w:lvl w:ilvl="4">
-      <w:start w:val="1"/>
-      <w:numFmt w:val="bullet"/>
-      <w:isLgl w:val="false"/>
-      <w:suff w:val="tab"/>
-      <w:lvlText w:val="o"/>
-      <w:lvlJc w:val="left"/>
-      <w:pPr>
-        <w:ind w:left="3600" w:hanging="360"/>
-      </w:pPr>
-      <w:rPr>
-        <w:rFonts w:hint="default" w:ascii="Courier New" w:hAnsi="Courier New" w:eastAsia="Courier New" w:cs="Courier New"/>
-      </w:rPr>
-    </w:lvl>
-    <w:lvl w:ilvl="5">
-      <w:start w:val="1"/>
-      <w:numFmt w:val="bullet"/>
-      <w:isLgl w:val="false"/>
-      <w:suff w:val="tab"/>
-      <w:lvlText w:val="§"/>
-      <w:lvlJc w:val="left"/>
-      <w:pPr>
-        <w:ind w:left="4320" w:hanging="360"/>
-      </w:pPr>
-      <w:rPr>
-        <w:rFonts w:hint="default" w:ascii="Wingdings" w:hAnsi="Wingdings" w:eastAsia="Wingdings" w:cs="Wingdings"/>
-      </w:rPr>
-    </w:lvl>
-    <w:lvl w:ilvl="6">
-      <w:start w:val="1"/>
-      <w:numFmt w:val="bullet"/>
-      <w:isLgl w:val="false"/>
-      <w:suff w:val="tab"/>
-      <w:lvlText w:val="·"/>
-      <w:lvlJc w:val="left"/>
-      <w:pPr>
-        <w:ind w:left="5040" w:hanging="360"/>
-      </w:pPr>
-      <w:rPr>
-        <w:rFonts w:hint="default" w:ascii="Symbol" w:hAnsi="Symbol" w:eastAsia="Symbol" w:cs="Symbol"/>
-      </w:rPr>
-    </w:lvl>
-    <w:lvl w:ilvl="7">
-      <w:start w:val="1"/>
-      <w:numFmt w:val="bullet"/>
-      <w:isLgl w:val="false"/>
-      <w:suff w:val="tab"/>
-      <w:lvlText w:val="o"/>
-      <w:lvlJc w:val="left"/>
-      <w:pPr>
-        <w:ind w:left="5760" w:hanging="360"/>
-      </w:pPr>
-      <w:rPr>
-        <w:rFonts w:hint="default" w:ascii="Courier New" w:hAnsi="Courier New" w:eastAsia="Courier New" w:cs="Courier New"/>
-      </w:rPr>
-    </w:lvl>
-    <w:lvl w:ilvl="8">
-      <w:start w:val="1"/>
-      <w:numFmt w:val="bullet"/>
-      <w:isLgl w:val="false"/>
-      <w:suff w:val="tab"/>
-      <w:lvlText w:val="§"/>
-      <w:lvlJc w:val="left"/>
-      <w:pPr>
-        <w:ind w:left="6480" w:hanging="360"/>
-      </w:pPr>
-      <w:rPr>
-        <w:rFonts w:hint="default" w:ascii="Wingdings" w:hAnsi="Wingdings" w:eastAsia="Wingdings" w:cs="Wingdings"/>
-      </w:rPr>
-    </w:lvl>
-  </w:abstractNum>
-  <w:abstractNum w:abstractNumId="5">
-    <w:multiLevelType w:val="hybridMultilevel"/>
-    <w:lvl w:ilvl="0">
-      <w:start w:val="1"/>
-      <w:numFmt w:val="decimal"/>
-      <w:isLgl w:val="false"/>
-      <w:suff w:val="tab"/>
-      <w:lvlText w:val="%1."/>
-      <w:lvlJc w:val="left"/>
-      <w:pPr>
-        <w:ind w:left="720" w:hanging="360"/>
-      </w:pPr>
-    </w:lvl>
-    <w:lvl w:ilvl="1">
-      <w:start w:val="1"/>
-      <w:numFmt w:val="bullet"/>
-      <w:isLgl w:val="false"/>
-      <w:suff w:val="tab"/>
-      <w:lvlText w:val="o"/>
-      <w:lvlJc w:val="left"/>
-      <w:pPr>
-        <w:ind w:left="1440" w:hanging="360"/>
-      </w:pPr>
-      <w:rPr>
-        <w:rFonts w:hint="default" w:ascii="Courier New" w:hAnsi="Courier New" w:eastAsia="Courier New" w:cs="Courier New"/>
-      </w:rPr>
-    </w:lvl>
-    <w:lvl w:ilvl="2">
-      <w:start w:val="1"/>
-      <w:numFmt w:val="bullet"/>
-      <w:isLgl w:val="false"/>
-      <w:suff w:val="tab"/>
-      <w:lvlText w:val="§"/>
-      <w:lvlJc w:val="left"/>
-      <w:pPr>
-        <w:ind w:left="2160" w:hanging="360"/>
-      </w:pPr>
-      <w:rPr>
-        <w:rFonts w:hint="default" w:ascii="Wingdings" w:hAnsi="Wingdings" w:eastAsia="Wingdings" w:cs="Wingdings"/>
-      </w:rPr>
-    </w:lvl>
-    <w:lvl w:ilvl="3">
-      <w:start w:val="1"/>
-      <w:numFmt w:val="bullet"/>
-      <w:isLgl w:val="false"/>
-      <w:suff w:val="tab"/>
-      <w:lvlText w:val="·"/>
-      <w:lvlJc w:val="left"/>
-      <w:pPr>
-        <w:ind w:left="2880" w:hanging="360"/>
-      </w:pPr>
-      <w:rPr>
-        <w:rFonts w:hint="default" w:ascii="Symbol" w:hAnsi="Symbol" w:eastAsia="Symbol" w:cs="Symbol"/>
-      </w:rPr>
-    </w:lvl>
-    <w:lvl w:ilvl="4">
-      <w:start w:val="1"/>
-      <w:numFmt w:val="bullet"/>
-      <w:isLgl w:val="false"/>
-      <w:suff w:val="tab"/>
-      <w:lvlText w:val="o"/>
-      <w:lvlJc w:val="left"/>
-      <w:pPr>
-        <w:ind w:left="3600" w:hanging="360"/>
-      </w:pPr>
-      <w:rPr>
-        <w:rFonts w:hint="default" w:ascii="Courier New" w:hAnsi="Courier New" w:eastAsia="Courier New" w:cs="Courier New"/>
-      </w:rPr>
-    </w:lvl>
-    <w:lvl w:ilvl="5">
-      <w:start w:val="1"/>
-      <w:numFmt w:val="bullet"/>
-      <w:isLgl w:val="false"/>
-      <w:suff w:val="tab"/>
-      <w:lvlText w:val="§"/>
-      <w:lvlJc w:val="left"/>
-      <w:pPr>
-        <w:ind w:left="4320" w:hanging="360"/>
-      </w:pPr>
-      <w:rPr>
-        <w:rFonts w:hint="default" w:ascii="Wingdings" w:hAnsi="Wingdings" w:eastAsia="Wingdings" w:cs="Wingdings"/>
-      </w:rPr>
-    </w:lvl>
-    <w:lvl w:ilvl="6">
-      <w:start w:val="1"/>
-      <w:numFmt w:val="bullet"/>
-      <w:isLgl w:val="false"/>
-      <w:suff w:val="tab"/>
-      <w:lvlText w:val="·"/>
-      <w:lvlJc w:val="left"/>
-      <w:pPr>
-        <w:ind w:left="5040" w:hanging="360"/>
-      </w:pPr>
-      <w:rPr>
-        <w:rFonts w:hint="default" w:ascii="Symbol" w:hAnsi="Symbol" w:eastAsia="Symbol" w:cs="Symbol"/>
-      </w:rPr>
-    </w:lvl>
-    <w:lvl w:ilvl="7">
-      <w:start w:val="1"/>
-      <w:numFmt w:val="bullet"/>
-      <w:isLgl w:val="false"/>
-      <w:suff w:val="tab"/>
-      <w:lvlText w:val="o"/>
-      <w:lvlJc w:val="left"/>
-      <w:pPr>
-        <w:ind w:left="5760" w:hanging="360"/>
-      </w:pPr>
-      <w:rPr>
-        <w:rFonts w:hint="default" w:ascii="Courier New" w:hAnsi="Courier New" w:eastAsia="Courier New" w:cs="Courier New"/>
-      </w:rPr>
-    </w:lvl>
-    <w:lvl w:ilvl="8">
-      <w:start w:val="1"/>
-      <w:numFmt w:val="bullet"/>
-      <w:isLgl w:val="false"/>
-      <w:suff w:val="tab"/>
-      <w:lvlText w:val="§"/>
-      <w:lvlJc w:val="left"/>
-      <w:pPr>
-        <w:ind w:left="6480" w:hanging="360"/>
-      </w:pPr>
-      <w:rPr>
-        <w:rFonts w:hint="default" w:ascii="Wingdings" w:hAnsi="Wingdings" w:eastAsia="Wingdings" w:cs="Wingdings"/>
-      </w:rPr>
-    </w:lvl>
-  </w:abstractNum>
-  <w:abstractNum w:abstractNumId="6">
     <w:multiLevelType w:val="hybridMultilevel"/>
     <w:lvl w:ilvl="0">
       <w:start w:val="1"/>
@@ -4462,24 +4424,6 @@
   </w:num>
   <w:num w:numId="4">
     <w:abstractNumId w:val="3"/>
-    <w:lvlOverride w:ilvl="0">
-      <w:startOverride w:val="1"/>
-    </w:lvlOverride>
-  </w:num>
-  <w:num w:numId="5">
-    <w:abstractNumId w:val="4"/>
-    <w:lvlOverride w:ilvl="0">
-      <w:startOverride w:val="1"/>
-    </w:lvlOverride>
-  </w:num>
-  <w:num w:numId="6">
-    <w:abstractNumId w:val="5"/>
-    <w:lvlOverride w:ilvl="0">
-      <w:startOverride w:val="1"/>
-    </w:lvlOverride>
-  </w:num>
-  <w:num w:numId="7">
-    <w:abstractNumId w:val="6"/>
     <w:lvlOverride w:ilvl="0">
       <w:startOverride w:val="1"/>
     </w:lvlOverride>
@@ -4644,7 +4588,7 @@
   <w:style w:type="character" w:styleId="15">
     <w:name w:val="Heading 1 Char"/>
     <w:basedOn w:val="12"/>
-    <w:link w:val="709"/>
+    <w:link w:val="712"/>
     <w:uiPriority w:val="9"/>
     <w:rPr>
       <w:rFonts w:ascii="Liberation Sans" w:hAnsi="Liberation Sans" w:eastAsia="Liberation Sans" w:cs="Liberation Sans"/>
@@ -4655,7 +4599,7 @@
   <w:style w:type="character" w:styleId="17">
     <w:name w:val="Heading 2 Char"/>
     <w:basedOn w:val="12"/>
-    <w:link w:val="710"/>
+    <w:link w:val="713"/>
     <w:uiPriority w:val="9"/>
     <w:rPr>
       <w:rFonts w:ascii="Liberation Sans" w:hAnsi="Liberation Sans" w:eastAsia="Liberation Sans" w:cs="Liberation Sans"/>
@@ -4665,7 +4609,7 @@
   <w:style w:type="character" w:styleId="19">
     <w:name w:val="Heading 3 Char"/>
     <w:basedOn w:val="12"/>
-    <w:link w:val="696"/>
+    <w:link w:val="699"/>
     <w:uiPriority w:val="9"/>
     <w:rPr>
       <w:rFonts w:ascii="Liberation Sans" w:hAnsi="Liberation Sans" w:eastAsia="Liberation Sans" w:cs="Liberation Sans"/>
@@ -4676,7 +4620,7 @@
   <w:style w:type="character" w:styleId="21">
     <w:name w:val="Heading 4 Char"/>
     <w:basedOn w:val="12"/>
-    <w:link w:val="697"/>
+    <w:link w:val="700"/>
     <w:uiPriority w:val="9"/>
     <w:rPr>
       <w:rFonts w:ascii="Liberation Sans" w:hAnsi="Liberation Sans" w:eastAsia="Liberation Sans" w:cs="Liberation Sans"/>
@@ -4689,7 +4633,7 @@
   <w:style w:type="character" w:styleId="23">
     <w:name w:val="Heading 5 Char"/>
     <w:basedOn w:val="12"/>
-    <w:link w:val="698"/>
+    <w:link w:val="701"/>
     <w:uiPriority w:val="9"/>
     <w:rPr>
       <w:rFonts w:ascii="Liberation Sans" w:hAnsi="Liberation Sans" w:eastAsia="Liberation Sans" w:cs="Liberation Sans"/>
@@ -4702,7 +4646,7 @@
   <w:style w:type="character" w:styleId="25">
     <w:name w:val="Heading 6 Char"/>
     <w:basedOn w:val="12"/>
-    <w:link w:val="699"/>
+    <w:link w:val="702"/>
     <w:uiPriority w:val="9"/>
     <w:rPr>
       <w:rFonts w:ascii="Liberation Sans" w:hAnsi="Liberation Sans" w:eastAsia="Liberation Sans" w:cs="Liberation Sans"/>
@@ -4832,7 +4776,7 @@
   <w:style w:type="character" w:styleId="36">
     <w:name w:val="Title Char"/>
     <w:basedOn w:val="12"/>
-    <w:link w:val="693"/>
+    <w:link w:val="696"/>
     <w:uiPriority w:val="10"/>
     <w:rPr>
       <w:sz w:val="48"/>
@@ -15691,7 +15635,7 @@
       <w:spacing w:after="0" w:afterAutospacing="0"/>
     </w:pPr>
   </w:style>
-  <w:style w:type="paragraph" w:styleId="693">
+  <w:style w:type="paragraph" w:styleId="696">
     <w:name w:val="Title"/>
     <w:qFormat/>
     <w:rPr>
@@ -15699,7 +15643,7 @@
       <w:szCs w:val="56"/>
     </w:rPr>
   </w:style>
-  <w:style w:type="paragraph" w:styleId="696">
+  <w:style w:type="paragraph" w:styleId="699">
     <w:name w:val="Heading 3"/>
     <w:qFormat/>
     <w:rPr>
@@ -15708,7 +15652,7 @@
       <w:szCs w:val="24"/>
     </w:rPr>
   </w:style>
-  <w:style w:type="paragraph" w:styleId="697">
+  <w:style w:type="paragraph" w:styleId="700">
     <w:name w:val="Heading 4"/>
     <w:qFormat/>
     <w:rPr>
@@ -15717,21 +15661,21 @@
       <w:color w:val="2e74b5"/>
     </w:rPr>
   </w:style>
-  <w:style w:type="paragraph" w:styleId="698">
+  <w:style w:type="paragraph" w:styleId="701">
     <w:name w:val="Heading 5"/>
     <w:qFormat/>
     <w:rPr>
       <w:color w:val="2e74b5"/>
     </w:rPr>
   </w:style>
-  <w:style w:type="paragraph" w:styleId="699">
+  <w:style w:type="paragraph" w:styleId="702">
     <w:name w:val="Heading 6"/>
     <w:qFormat/>
     <w:rPr>
       <w:color w:val="1f4d78"/>
     </w:rPr>
   </w:style>
-  <w:style w:type="paragraph" w:styleId="700">
+  <w:style w:type="paragraph" w:styleId="703">
     <w:name w:val="Strong"/>
     <w:qFormat/>
     <w:rPr>
@@ -15739,11 +15683,11 @@
       <w:bCs/>
     </w:rPr>
   </w:style>
-  <w:style w:type="paragraph" w:styleId="701">
+  <w:style w:type="paragraph" w:styleId="704">
     <w:name w:val="List Paragraph"/>
     <w:qFormat/>
   </w:style>
-  <w:style w:type="character" w:styleId="702">
+  <w:style w:type="character" w:styleId="705">
     <w:name w:val="Hyperlink"/>
     <w:uiPriority w:val="99"/>
     <w:unhideWhenUsed/>
@@ -15752,7 +15696,7 @@
       <w:u w:val="single"/>
     </w:rPr>
   </w:style>
-  <w:style w:type="character" w:styleId="703">
+  <w:style w:type="character" w:styleId="706">
     <w:name w:val="footnote reference"/>
     <w:uiPriority w:val="99"/>
     <w:semiHidden/>
@@ -15761,42 +15705,8 @@
       <w:vertAlign w:val="superscript"/>
     </w:rPr>
   </w:style>
-  <w:style w:type="paragraph" w:styleId="704">
+  <w:style w:type="paragraph" w:styleId="707">
     <w:name w:val="footnote text"/>
-    <w:link w:val="705"/>
-    <w:uiPriority w:val="99"/>
-    <w:semiHidden/>
-    <w:unhideWhenUsed/>
-    <w:pPr>
-      <w:spacing w:after="0" w:line="240" w:lineRule="auto"/>
-    </w:pPr>
-    <w:rPr>
-      <w:sz w:val="20"/>
-      <w:szCs w:val="20"/>
-    </w:rPr>
-  </w:style>
-  <w:style w:type="character" w:styleId="705">
-    <w:name w:val="Footnote Text Char"/>
-    <w:link w:val="704"/>
-    <w:uiPriority w:val="99"/>
-    <w:semiHidden/>
-    <w:unhideWhenUsed/>
-    <w:rPr>
-      <w:sz w:val="20"/>
-      <w:szCs w:val="20"/>
-    </w:rPr>
-  </w:style>
-  <w:style w:type="character" w:styleId="706">
-    <w:name w:val="endnote reference"/>
-    <w:uiPriority w:val="99"/>
-    <w:semiHidden/>
-    <w:unhideWhenUsed/>
-    <w:rPr>
-      <w:vertAlign w:val="superscript"/>
-    </w:rPr>
-  </w:style>
-  <w:style w:type="paragraph" w:styleId="707">
-    <w:name w:val="endnote text"/>
     <w:link w:val="708"/>
     <w:uiPriority w:val="99"/>
     <w:semiHidden/>
@@ -15810,7 +15720,7 @@
     </w:rPr>
   </w:style>
   <w:style w:type="character" w:styleId="708">
-    <w:name w:val="Endnote Text Char"/>
+    <w:name w:val="Footnote Text Char"/>
     <w:link w:val="707"/>
     <w:uiPriority w:val="99"/>
     <w:semiHidden/>
@@ -15820,7 +15730,41 @@
       <w:szCs w:val="20"/>
     </w:rPr>
   </w:style>
-  <w:style w:type="paragraph" w:styleId="709">
+  <w:style w:type="character" w:styleId="709">
+    <w:name w:val="endnote reference"/>
+    <w:uiPriority w:val="99"/>
+    <w:semiHidden/>
+    <w:unhideWhenUsed/>
+    <w:rPr>
+      <w:vertAlign w:val="superscript"/>
+    </w:rPr>
+  </w:style>
+  <w:style w:type="paragraph" w:styleId="710">
+    <w:name w:val="endnote text"/>
+    <w:link w:val="711"/>
+    <w:uiPriority w:val="99"/>
+    <w:semiHidden/>
+    <w:unhideWhenUsed/>
+    <w:pPr>
+      <w:spacing w:after="0" w:line="240" w:lineRule="auto"/>
+    </w:pPr>
+    <w:rPr>
+      <w:sz w:val="20"/>
+      <w:szCs w:val="20"/>
+    </w:rPr>
+  </w:style>
+  <w:style w:type="character" w:styleId="711">
+    <w:name w:val="Endnote Text Char"/>
+    <w:link w:val="710"/>
+    <w:uiPriority w:val="99"/>
+    <w:semiHidden/>
+    <w:unhideWhenUsed/>
+    <w:rPr>
+      <w:sz w:val="20"/>
+      <w:szCs w:val="20"/>
+    </w:rPr>
+  </w:style>
+  <w:style w:type="paragraph" w:styleId="712">
     <w:name w:val="Heading 1"/>
     <w:qFormat/>
     <w:pPr>
@@ -15836,7 +15780,7 @@
       <w:szCs w:val="28"/>
     </w:rPr>
   </w:style>
-  <w:style w:type="paragraph" w:styleId="710">
+  <w:style w:type="paragraph" w:styleId="713">
     <w:name w:val="Heading 2"/>
     <w:qFormat/>
     <w:pPr>
@@ -15852,23 +15796,23 @@
       <w:szCs w:val="24"/>
     </w:rPr>
   </w:style>
-  <w:style w:type="character" w:styleId="1781" w:default="1">
+  <w:style w:type="character" w:styleId="1840" w:default="1">
     <w:name w:val="Default Paragraph Font"/>
     <w:uiPriority w:val="1"/>
     <w:semiHidden/>
     <w:unhideWhenUsed/>
   </w:style>
-  <w:style w:type="numbering" w:styleId="1782" w:default="1">
+  <w:style w:type="numbering" w:styleId="1841" w:default="1">
     <w:name w:val="No List"/>
     <w:uiPriority w:val="99"/>
     <w:semiHidden/>
     <w:unhideWhenUsed/>
   </w:style>
-  <w:style w:type="paragraph" w:styleId="1783" w:default="1">
+  <w:style w:type="paragraph" w:styleId="1842" w:default="1">
     <w:name w:val="Normal"/>
     <w:qFormat/>
   </w:style>
-  <w:style w:type="table" w:styleId="1784" w:default="1">
+  <w:style w:type="table" w:styleId="1843" w:default="1">
     <w:name w:val="Normal Table"/>
     <w:uiPriority w:val="99"/>
     <w:semiHidden/>
